--- a/05-数字电路/02-时序逻辑电路/移位寄存器电路/移位寄存器电路.docx
+++ b/05-数字电路/02-时序逻辑电路/移位寄存器电路/移位寄存器电路.docx
@@ -2300,6 +2300,20 @@
     </w:p>
     <w:bookmarkEnd w:id="26"/>
     <w:bookmarkEnd w:id="27"/>
+    <w:p>
+      <w:pPr>
+        <w:spacing w:before="360"/>
+        <w:jc w:val="center"/>
+      </w:pPr>
+      <w:r>
+        <w:rPr>
+          <w:rFonts w:ascii="Times New Roman" w:hAnsi="Times New Roman"/>
+          <w:color w:val="555555"/>
+          <w:sz w:val="21"/>
+        </w:rPr>
+        <w:t>材料收集者：杜文杰</w:t>
+      </w:r>
+    </w:p>
     <w:sectPr>
       <w:headerReference r:id="rId9" w:type="default"/>
       <w:footerReference r:id="rId10" w:type="default"/>

--- a/05-数字电路/02-时序逻辑电路/移位寄存器电路/移位寄存器电路.docx
+++ b/05-数字电路/02-时序逻辑电路/移位寄存器电路/移位寄存器电路.docx
@@ -1,6 +1,6 @@
 
 <file path=word/document.xml><?xml version="1.0" encoding="utf-8"?>
-<w:document xmlns:w="http://schemas.openxmlformats.org/wordprocessingml/2006/main" xmlns:m="http://schemas.openxmlformats.org/officeDocument/2006/math" xmlns:r="http://schemas.openxmlformats.org/officeDocument/2006/relationships" xmlns:o="urn:schemas-microsoft-com:office:office" xmlns:v="urn:schemas-microsoft-com:vml" xmlns:w10="urn:schemas-microsoft-com:office:word" xmlns:a="http://schemas.openxmlformats.org/drawingml/2006/main" xmlns:pic="http://schemas.openxmlformats.org/drawingml/2006/picture" xmlns:wp="http://schemas.openxmlformats.org/drawingml/2006/wordprocessingDrawing">
+<w:document xmlns:m="http://schemas.openxmlformats.org/officeDocument/2006/math" xmlns:r="http://schemas.openxmlformats.org/officeDocument/2006/relationships" xmlns:w="http://schemas.openxmlformats.org/wordprocessingml/2006/main" xmlns:o="urn:schemas-microsoft-com:office:office" xmlns:v="urn:schemas-microsoft-com:vml" xmlns:w10="urn:schemas-microsoft-com:office:word" xmlns:a="http://schemas.openxmlformats.org/drawingml/2006/main" xmlns:pic="http://schemas.openxmlformats.org/drawingml/2006/picture" xmlns:wp="http://schemas.openxmlformats.org/drawingml/2006/wordprocessingDrawing">
   <w:body>
     <w:bookmarkStart w:id="27" w:name="移位寄存器电路"/>
     <w:p>
@@ -9,7 +9,7 @@
       </w:pPr>
       <w:r>
         <w:rPr>
-          <w:rFonts w:hint="eastAsia"/>
+          <w:rFonts w:hint="eastAsia" w:eastAsia="黑体"/>
         </w:rPr>
         <w:t xml:space="preserve">移位寄存器电路</w:t>
       </w:r>
@@ -21,7 +21,7 @@
       </w:pPr>
       <w:r>
         <w:rPr>
-          <w:rFonts w:hint="eastAsia"/>
+          <w:rFonts w:hint="eastAsia" w:eastAsia="黑体"/>
         </w:rPr>
         <w:t xml:space="preserve">拓扑描述</w:t>
       </w:r>
@@ -32,11 +32,14 @@
       </w:pPr>
       <w:r>
         <w:rPr>
-          <w:rFonts w:hint="eastAsia"/>
+          <w:rFonts w:hint="eastAsia" w:eastAsia="黑体"/>
         </w:rPr>
         <w:t xml:space="preserve">由</w:t>
       </w:r>
       <w:r>
+        <w:rPr>
+          <w:rFonts w:eastAsia="黑体"/>
+        </w:rPr>
         <w:t xml:space="preserve"> </w:t>
       </w:r>
       <m:oMath>
@@ -46,6 +49,7 @@
       </m:oMath>
       <w:r>
         <w:rPr>
+          <w:rFonts w:eastAsia="黑体"/>
           <w:b/>
           <w:bCs/>
         </w:rPr>
@@ -53,7 +57,7 @@
       </w:r>
       <w:r>
         <w:rPr>
-          <w:rFonts w:hint="eastAsia"/>
+          <w:rFonts w:hint="eastAsia" w:eastAsia="黑体"/>
           <w:b/>
           <w:bCs/>
         </w:rPr>
@@ -61,6 +65,7 @@
       </w:r>
       <w:r>
         <w:rPr>
+          <w:rFonts w:eastAsia="黑体"/>
           <w:b/>
           <w:bCs/>
         </w:rPr>
@@ -68,7 +73,7 @@
       </w:r>
       <w:r>
         <w:rPr>
-          <w:rFonts w:hint="eastAsia"/>
+          <w:rFonts w:hint="eastAsia" w:eastAsia="黑体"/>
           <w:b/>
           <w:bCs/>
         </w:rPr>
@@ -76,6 +81,7 @@
       </w:r>
       <w:r>
         <w:rPr>
+          <w:rFonts w:eastAsia="黑体"/>
           <w:b/>
           <w:bCs/>
         </w:rPr>
@@ -162,26 +168,32 @@
         </m:sSub>
       </m:oMath>
       <w:r>
+        <w:rPr>
+          <w:rFonts w:eastAsia="黑体"/>
+        </w:rPr>
         <w:t xml:space="preserve"> </w:t>
       </w:r>
       <w:r>
         <w:rPr>
-          <w:rFonts w:hint="eastAsia"/>
+          <w:rFonts w:hint="eastAsia" w:eastAsia="黑体"/>
         </w:rPr>
         <w:t xml:space="preserve">串联构成，前一级输出接下一级输入，所有触发器共用同一时钟。电路共</w:t>
       </w:r>
       <w:r>
+        <w:rPr>
+          <w:rFonts w:eastAsia="黑体"/>
+        </w:rPr>
         <w:t xml:space="preserve"> 5 </w:t>
       </w:r>
       <w:r>
         <w:rPr>
-          <w:rFonts w:hint="eastAsia"/>
+          <w:rFonts w:hint="eastAsia" w:eastAsia="黑体"/>
         </w:rPr>
         <w:t xml:space="preserve">类关键节点：</w:t>
       </w:r>
       <w:r>
         <w:rPr>
-          <w:rFonts w:hint="eastAsia"/>
+          <w:rFonts w:hint="eastAsia" w:eastAsia="黑体"/>
           <w:b/>
           <w:bCs/>
         </w:rPr>
@@ -189,6 +201,7 @@
       </w:r>
       <w:r>
         <w:rPr>
+          <w:rFonts w:eastAsia="黑体"/>
           <w:b/>
           <w:bCs/>
         </w:rPr>
@@ -196,7 +209,7 @@
       </w:r>
       <w:r>
         <w:rPr>
-          <w:rFonts w:hint="eastAsia"/>
+          <w:rFonts w:hint="eastAsia" w:eastAsia="黑体"/>
           <w:b/>
           <w:bCs/>
         </w:rPr>
@@ -204,6 +217,7 @@
       </w:r>
       <w:r>
         <w:rPr>
+          <w:rFonts w:eastAsia="黑体"/>
           <w:b/>
           <w:bCs/>
         </w:rPr>
@@ -228,11 +242,14 @@
       </m:oMath>
       <w:r>
         <w:rPr>
-          <w:rFonts w:hint="eastAsia"/>
+          <w:rFonts w:hint="eastAsia" w:eastAsia="黑体"/>
         </w:rPr>
         <w:t xml:space="preserve">（接</w:t>
       </w:r>
       <w:r>
+        <w:rPr>
+          <w:rFonts w:eastAsia="黑体"/>
+        </w:rPr>
         <w:t xml:space="preserve"> </w:t>
       </w:r>
       <m:oMath>
@@ -253,17 +270,20 @@
         </m:sSub>
       </m:oMath>
       <w:r>
+        <w:rPr>
+          <w:rFonts w:eastAsia="黑体"/>
+        </w:rPr>
         <w:t xml:space="preserve"> </w:t>
       </w:r>
       <w:r>
         <w:rPr>
-          <w:rFonts w:hint="eastAsia"/>
+          <w:rFonts w:hint="eastAsia" w:eastAsia="黑体"/>
         </w:rPr>
         <w:t xml:space="preserve">数据脚）；</w:t>
       </w:r>
       <w:r>
         <w:rPr>
-          <w:rFonts w:hint="eastAsia"/>
+          <w:rFonts w:hint="eastAsia" w:eastAsia="黑体"/>
           <w:b/>
           <w:bCs/>
         </w:rPr>
@@ -271,6 +291,7 @@
       </w:r>
       <w:r>
         <w:rPr>
+          <w:rFonts w:eastAsia="黑体"/>
           <w:b/>
           <w:bCs/>
         </w:rPr>
@@ -278,7 +299,7 @@
       </w:r>
       <w:r>
         <w:rPr>
-          <w:rFonts w:hint="eastAsia"/>
+          <w:rFonts w:hint="eastAsia" w:eastAsia="黑体"/>
           <w:b/>
           <w:bCs/>
         </w:rPr>
@@ -286,6 +307,7 @@
       </w:r>
       <w:r>
         <w:rPr>
+          <w:rFonts w:eastAsia="黑体"/>
           <w:b/>
           <w:bCs/>
         </w:rPr>
@@ -304,13 +326,13 @@
       </m:oMath>
       <w:r>
         <w:rPr>
-          <w:rFonts w:hint="eastAsia"/>
+          <w:rFonts w:hint="eastAsia" w:eastAsia="黑体"/>
         </w:rPr>
         <w:t xml:space="preserve">（接全部触发器时钟）；</w:t>
       </w:r>
       <w:r>
         <w:rPr>
-          <w:rFonts w:hint="eastAsia"/>
+          <w:rFonts w:hint="eastAsia" w:eastAsia="黑体"/>
           <w:b/>
           <w:bCs/>
         </w:rPr>
@@ -318,6 +340,7 @@
       </w:r>
       <w:r>
         <w:rPr>
+          <w:rFonts w:eastAsia="黑体"/>
           <w:b/>
           <w:bCs/>
         </w:rPr>
@@ -325,7 +348,7 @@
       </w:r>
       <w:r>
         <w:rPr>
-          <w:rFonts w:hint="eastAsia"/>
+          <w:rFonts w:hint="eastAsia" w:eastAsia="黑体"/>
           <w:b/>
           <w:bCs/>
         </w:rPr>
@@ -333,6 +356,7 @@
       </w:r>
       <w:r>
         <w:rPr>
+          <w:rFonts w:eastAsia="黑体"/>
           <w:b/>
           <w:bCs/>
         </w:rPr>
@@ -393,7 +417,7 @@
       </m:oMath>
       <w:r>
         <w:rPr>
-          <w:rFonts w:hint="eastAsia"/>
+          <w:rFonts w:hint="eastAsia" w:eastAsia="黑体"/>
         </w:rPr>
         <w:t xml:space="preserve">（</w:t>
       </w:r>
@@ -424,15 +448,21 @@
         </m:sSub>
       </m:oMath>
       <w:r>
+        <w:rPr>
+          <w:rFonts w:eastAsia="黑体"/>
+        </w:rPr>
         <w:t xml:space="preserve"> </w:t>
       </w:r>
       <w:r>
         <w:rPr>
-          <w:rFonts w:hint="eastAsia"/>
+          <w:rFonts w:hint="eastAsia" w:eastAsia="黑体"/>
         </w:rPr>
         <w:t xml:space="preserve">的输出送</w:t>
       </w:r>
       <w:r>
+        <w:rPr>
+          <w:rFonts w:eastAsia="黑体"/>
+        </w:rPr>
         <w:t xml:space="preserve"> </w:t>
       </w:r>
       <m:oMath>
@@ -453,17 +483,20 @@
         </m:sSub>
       </m:oMath>
       <w:r>
+        <w:rPr>
+          <w:rFonts w:eastAsia="黑体"/>
+        </w:rPr>
         <w:t xml:space="preserve"> </w:t>
       </w:r>
       <w:r>
         <w:rPr>
-          <w:rFonts w:hint="eastAsia"/>
+          <w:rFonts w:hint="eastAsia" w:eastAsia="黑体"/>
         </w:rPr>
         <w:t xml:space="preserve">数据脚）；</w:t>
       </w:r>
       <w:r>
         <w:rPr>
-          <w:rFonts w:hint="eastAsia"/>
+          <w:rFonts w:hint="eastAsia" w:eastAsia="黑体"/>
           <w:b/>
           <w:bCs/>
         </w:rPr>
@@ -471,6 +504,7 @@
       </w:r>
       <w:r>
         <w:rPr>
+          <w:rFonts w:eastAsia="黑体"/>
           <w:b/>
           <w:bCs/>
         </w:rPr>
@@ -478,7 +512,7 @@
       </w:r>
       <w:r>
         <w:rPr>
-          <w:rFonts w:hint="eastAsia"/>
+          <w:rFonts w:hint="eastAsia" w:eastAsia="黑体"/>
           <w:b/>
           <w:bCs/>
         </w:rPr>
@@ -486,6 +520,7 @@
       </w:r>
       <w:r>
         <w:rPr>
+          <w:rFonts w:eastAsia="黑体"/>
           <w:b/>
           <w:bCs/>
         </w:rPr>
@@ -564,7 +599,7 @@
       </m:oMath>
       <w:r>
         <w:rPr>
-          <w:rFonts w:hint="eastAsia"/>
+          <w:rFonts w:hint="eastAsia" w:eastAsia="黑体"/>
         </w:rPr>
         <w:t xml:space="preserve">（</w:t>
       </w:r>
@@ -586,11 +621,14 @@
         </m:sSub>
       </m:oMath>
       <w:r>
+        <w:rPr>
+          <w:rFonts w:eastAsia="黑体"/>
+        </w:rPr>
         <w:t xml:space="preserve"> </w:t>
       </w:r>
       <w:r>
         <w:rPr>
-          <w:rFonts w:hint="eastAsia"/>
+          <w:rFonts w:hint="eastAsia" w:eastAsia="黑体"/>
         </w:rPr>
         <w:t xml:space="preserve">的输出，即并行输出，</w:t>
       </w:r>
@@ -618,17 +656,20 @@
         </m:sSub>
       </m:oMath>
       <w:r>
+        <w:rPr>
+          <w:rFonts w:eastAsia="黑体"/>
+        </w:rPr>
         <w:t xml:space="preserve"> </w:t>
       </w:r>
       <w:r>
         <w:rPr>
-          <w:rFonts w:hint="eastAsia"/>
+          <w:rFonts w:hint="eastAsia" w:eastAsia="黑体"/>
         </w:rPr>
         <w:t xml:space="preserve">兼作串行输出）；</w:t>
       </w:r>
       <w:r>
         <w:rPr>
-          <w:rFonts w:hint="eastAsia"/>
+          <w:rFonts w:hint="eastAsia" w:eastAsia="黑体"/>
           <w:b/>
           <w:bCs/>
         </w:rPr>
@@ -636,6 +677,7 @@
       </w:r>
       <w:r>
         <w:rPr>
+          <w:rFonts w:eastAsia="黑体"/>
           <w:b/>
           <w:bCs/>
         </w:rPr>
@@ -643,7 +685,7 @@
       </w:r>
       <w:r>
         <w:rPr>
-          <w:rFonts w:hint="eastAsia"/>
+          <w:rFonts w:hint="eastAsia" w:eastAsia="黑体"/>
           <w:b/>
           <w:bCs/>
         </w:rPr>
@@ -651,6 +693,7 @@
       </w:r>
       <w:r>
         <w:rPr>
+          <w:rFonts w:eastAsia="黑体"/>
           <w:b/>
           <w:bCs/>
         </w:rPr>
@@ -669,7 +712,7 @@
       </m:oMath>
       <w:r>
         <w:rPr>
-          <w:rFonts w:hint="eastAsia"/>
+          <w:rFonts w:hint="eastAsia" w:eastAsia="黑体"/>
         </w:rPr>
         <w:t xml:space="preserve">（双向型，控制左移/右移）。</w:t>
       </w:r>
@@ -678,7 +721,7 @@
       <w:pPr/>
       <w:r>
         <w:rPr>
-          <w:rFonts w:hint="eastAsia"/>
+          <w:rFonts w:hint="eastAsia" w:eastAsia="黑体"/>
         </w:rPr>
         <w:t xml:space="preserve">各单元管脚连接：</w:t>
       </w:r>
@@ -700,15 +743,21 @@
         </m:sSub>
       </m:oMath>
       <w:r>
+        <w:rPr>
+          <w:rFonts w:eastAsia="黑体"/>
+        </w:rPr>
         <w:t xml:space="preserve"> </w:t>
       </w:r>
       <w:r>
         <w:rPr>
-          <w:rFonts w:hint="eastAsia"/>
+          <w:rFonts w:hint="eastAsia" w:eastAsia="黑体"/>
         </w:rPr>
         <w:t xml:space="preserve">的数据脚</w:t>
       </w:r>
       <w:r>
+        <w:rPr>
+          <w:rFonts w:eastAsia="黑体"/>
+        </w:rPr>
         <w:t xml:space="preserve"> </w:t>
       </w:r>
       <m:oMath>
@@ -717,15 +766,21 @@
         </m:r>
       </m:oMath>
       <w:r>
+        <w:rPr>
+          <w:rFonts w:eastAsia="黑体"/>
+        </w:rPr>
         <w:t xml:space="preserve"> </w:t>
       </w:r>
       <w:r>
         <w:rPr>
-          <w:rFonts w:hint="eastAsia"/>
+          <w:rFonts w:hint="eastAsia" w:eastAsia="黑体"/>
         </w:rPr>
         <w:t xml:space="preserve">接串行输入节点</w:t>
       </w:r>
       <w:r>
+        <w:rPr>
+          <w:rFonts w:eastAsia="黑体"/>
+        </w:rPr>
         <w:t xml:space="preserve"> </w:t>
       </w:r>
       <m:oMath>
@@ -747,11 +802,14 @@
       </m:oMath>
       <w:r>
         <w:rPr>
-          <w:rFonts w:hint="eastAsia"/>
+          <w:rFonts w:hint="eastAsia" w:eastAsia="黑体"/>
         </w:rPr>
         <w:t xml:space="preserve">，时钟脚</w:t>
       </w:r>
       <w:r>
+        <w:rPr>
+          <w:rFonts w:eastAsia="黑体"/>
+        </w:rPr>
         <w:t xml:space="preserve"> </w:t>
       </w:r>
       <m:oMath>
@@ -766,15 +824,21 @@
         </m:r>
       </m:oMath>
       <w:r>
+        <w:rPr>
+          <w:rFonts w:eastAsia="黑体"/>
+        </w:rPr>
         <w:t xml:space="preserve"> </w:t>
       </w:r>
       <w:r>
         <w:rPr>
-          <w:rFonts w:hint="eastAsia"/>
+          <w:rFonts w:hint="eastAsia" w:eastAsia="黑体"/>
         </w:rPr>
         <w:t xml:space="preserve">接时钟节点，输出脚</w:t>
       </w:r>
       <w:r>
+        <w:rPr>
+          <w:rFonts w:eastAsia="黑体"/>
+        </w:rPr>
         <w:t xml:space="preserve"> </w:t>
       </w:r>
       <m:oMath>
@@ -783,15 +847,21 @@
         </m:r>
       </m:oMath>
       <w:r>
+        <w:rPr>
+          <w:rFonts w:eastAsia="黑体"/>
+        </w:rPr>
         <w:t xml:space="preserve"> </w:t>
       </w:r>
       <w:r>
         <w:rPr>
-          <w:rFonts w:hint="eastAsia"/>
+          <w:rFonts w:hint="eastAsia" w:eastAsia="黑体"/>
         </w:rPr>
         <w:t xml:space="preserve">接</w:t>
       </w:r>
       <w:r>
+        <w:rPr>
+          <w:rFonts w:eastAsia="黑体"/>
+        </w:rPr>
         <w:t xml:space="preserve"> </w:t>
       </w:r>
       <m:oMath>
@@ -810,7 +880,7 @@
       </m:oMath>
       <w:r>
         <w:rPr>
-          <w:rFonts w:hint="eastAsia"/>
+          <w:rFonts w:hint="eastAsia" w:eastAsia="黑体"/>
         </w:rPr>
         <w:t xml:space="preserve">；</w:t>
       </w:r>
@@ -833,7 +903,7 @@
       </m:oMath>
       <w:r>
         <w:rPr>
-          <w:rFonts w:hint="eastAsia"/>
+          <w:rFonts w:hint="eastAsia" w:eastAsia="黑体"/>
           <w:b/>
           <w:bCs/>
         </w:rPr>
@@ -855,22 +925,28 @@
       </m:oMath>
       <w:r>
         <w:rPr>
-          <w:rFonts w:hint="eastAsia"/>
+          <w:rFonts w:hint="eastAsia" w:eastAsia="黑体"/>
           <w:b/>
           <w:bCs/>
         </w:rPr>
         <w:t xml:space="preserve">）</w:t>
       </w:r>
       <w:r>
+        <w:rPr>
+          <w:rFonts w:eastAsia="黑体"/>
+        </w:rPr>
         <w:t xml:space="preserve"> </w:t>
       </w:r>
       <w:r>
         <w:rPr>
-          <w:rFonts w:hint="eastAsia"/>
+          <w:rFonts w:hint="eastAsia" w:eastAsia="黑体"/>
         </w:rPr>
         <w:t xml:space="preserve">的数据脚</w:t>
       </w:r>
       <w:r>
+        <w:rPr>
+          <w:rFonts w:eastAsia="黑体"/>
+        </w:rPr>
         <w:t xml:space="preserve"> </w:t>
       </w:r>
       <m:oMath>
@@ -879,15 +955,21 @@
         </m:r>
       </m:oMath>
       <w:r>
+        <w:rPr>
+          <w:rFonts w:eastAsia="黑体"/>
+        </w:rPr>
         <w:t xml:space="preserve"> </w:t>
       </w:r>
       <w:r>
         <w:rPr>
-          <w:rFonts w:hint="eastAsia"/>
+          <w:rFonts w:hint="eastAsia" w:eastAsia="黑体"/>
         </w:rPr>
         <w:t xml:space="preserve">接前一级输出节点</w:t>
       </w:r>
       <w:r>
+        <w:rPr>
+          <w:rFonts w:eastAsia="黑体"/>
+        </w:rPr>
         <w:t xml:space="preserve"> </w:t>
       </w:r>
       <m:oMath>
@@ -915,11 +997,14 @@
       </m:oMath>
       <w:r>
         <w:rPr>
-          <w:rFonts w:hint="eastAsia"/>
+          <w:rFonts w:hint="eastAsia" w:eastAsia="黑体"/>
         </w:rPr>
         <w:t xml:space="preserve">（右移）或（左移）下一级输出，时钟脚</w:t>
       </w:r>
       <w:r>
+        <w:rPr>
+          <w:rFonts w:eastAsia="黑体"/>
+        </w:rPr>
         <w:t xml:space="preserve"> </w:t>
       </w:r>
       <m:oMath>
@@ -934,15 +1019,21 @@
         </m:r>
       </m:oMath>
       <w:r>
+        <w:rPr>
+          <w:rFonts w:eastAsia="黑体"/>
+        </w:rPr>
         <w:t xml:space="preserve"> </w:t>
       </w:r>
       <w:r>
         <w:rPr>
-          <w:rFonts w:hint="eastAsia"/>
+          <w:rFonts w:hint="eastAsia" w:eastAsia="黑体"/>
         </w:rPr>
         <w:t xml:space="preserve">接时钟节点，输出脚</w:t>
       </w:r>
       <w:r>
+        <w:rPr>
+          <w:rFonts w:eastAsia="黑体"/>
+        </w:rPr>
         <w:t xml:space="preserve"> </w:t>
       </w:r>
       <m:oMath>
@@ -951,15 +1042,21 @@
         </m:r>
       </m:oMath>
       <w:r>
+        <w:rPr>
+          <w:rFonts w:eastAsia="黑体"/>
+        </w:rPr>
         <w:t xml:space="preserve"> </w:t>
       </w:r>
       <w:r>
         <w:rPr>
-          <w:rFonts w:hint="eastAsia"/>
+          <w:rFonts w:hint="eastAsia" w:eastAsia="黑体"/>
         </w:rPr>
         <w:t xml:space="preserve">接</w:t>
       </w:r>
       <w:r>
+        <w:rPr>
+          <w:rFonts w:eastAsia="黑体"/>
+        </w:rPr>
         <w:t xml:space="preserve"> </w:t>
       </w:r>
       <m:oMath>
@@ -978,11 +1075,14 @@
       </m:oMath>
       <w:r>
         <w:rPr>
-          <w:rFonts w:hint="eastAsia"/>
+          <w:rFonts w:hint="eastAsia" w:eastAsia="黑体"/>
         </w:rPr>
         <w:t xml:space="preserve">；双向型由</w:t>
       </w:r>
       <w:r>
+        <w:rPr>
+          <w:rFonts w:eastAsia="黑体"/>
+        </w:rPr>
         <w:t xml:space="preserve"> </w:t>
       </w:r>
       <m:oMath>
@@ -997,15 +1097,21 @@
         </m:r>
       </m:oMath>
       <w:r>
+        <w:rPr>
+          <w:rFonts w:eastAsia="黑体"/>
+        </w:rPr>
         <w:t xml:space="preserve"> </w:t>
       </w:r>
       <w:r>
         <w:rPr>
-          <w:rFonts w:hint="eastAsia"/>
+          <w:rFonts w:hint="eastAsia" w:eastAsia="黑体"/>
         </w:rPr>
         <w:t xml:space="preserve">控制方向，左移时数据反向流动；各触发器正电源脚</w:t>
       </w:r>
       <w:r>
+        <w:rPr>
+          <w:rFonts w:eastAsia="黑体"/>
+        </w:rPr>
         <w:t xml:space="preserve"> </w:t>
       </w:r>
       <m:oMath>
@@ -1026,15 +1132,21 @@
         </m:sSub>
       </m:oMath>
       <w:r>
+        <w:rPr>
+          <w:rFonts w:eastAsia="黑体"/>
+        </w:rPr>
         <w:t xml:space="preserve"> </w:t>
       </w:r>
       <w:r>
         <w:rPr>
-          <w:rFonts w:hint="eastAsia"/>
+          <w:rFonts w:hint="eastAsia" w:eastAsia="黑体"/>
         </w:rPr>
         <w:t xml:space="preserve">接</w:t>
       </w:r>
       <w:r>
+        <w:rPr>
+          <w:rFonts w:eastAsia="黑体"/>
+        </w:rPr>
         <w:t xml:space="preserve"> </w:t>
       </w:r>
       <m:oMath>
@@ -1062,11 +1174,14 @@
       </m:oMath>
       <w:r>
         <w:rPr>
-          <w:rFonts w:hint="eastAsia"/>
+          <w:rFonts w:hint="eastAsia" w:eastAsia="黑体"/>
         </w:rPr>
         <w:t xml:space="preserve">、地脚</w:t>
       </w:r>
       <w:r>
+        <w:rPr>
+          <w:rFonts w:eastAsia="黑体"/>
+        </w:rPr>
         <w:t xml:space="preserve"> </w:t>
       </w:r>
       <m:oMath>
@@ -1081,11 +1196,14 @@
         </m:r>
       </m:oMath>
       <w:r>
+        <w:rPr>
+          <w:rFonts w:eastAsia="黑体"/>
+        </w:rPr>
         <w:t xml:space="preserve"> </w:t>
       </w:r>
       <w:r>
         <w:rPr>
-          <w:rFonts w:hint="eastAsia"/>
+          <w:rFonts w:hint="eastAsia" w:eastAsia="黑体"/>
         </w:rPr>
         <w:t xml:space="preserve">接地。每个时钟沿各级同时把数据传给下一级，使数据沿级联方向逐位移位。</w:t>
       </w:r>
@@ -1094,7 +1212,7 @@
       <w:pPr/>
       <w:r>
         <w:rPr>
-          <w:rFonts w:hint="eastAsia"/>
+          <w:rFonts w:hint="eastAsia" w:eastAsia="黑体"/>
         </w:rPr>
         <w:t xml:space="preserve">由此构成“</w:t>
       </w:r>
@@ -1104,15 +1222,21 @@
         </m:r>
       </m:oMath>
       <w:r>
+        <w:rPr>
+          <w:rFonts w:eastAsia="黑体"/>
+        </w:rPr>
         <w:t xml:space="preserve"> </w:t>
       </w:r>
       <w:r>
         <w:rPr>
-          <w:rFonts w:hint="eastAsia"/>
+          <w:rFonts w:hint="eastAsia" w:eastAsia="黑体"/>
         </w:rPr>
         <w:t xml:space="preserve">位移位寄存器”组态，数据在公共时钟下逐位（右移/左移/双向）推进，可实现串入并出、并入串出与数据延迟</w:t>
       </w:r>
       <w:r>
+        <w:rPr>
+          <w:rFonts w:eastAsia="黑体"/>
+        </w:rPr>
         <w:t xml:space="preserve"> </w:t>
       </w:r>
       <m:oMath>
@@ -1121,11 +1245,14 @@
         </m:r>
       </m:oMath>
       <w:r>
+        <w:rPr>
+          <w:rFonts w:eastAsia="黑体"/>
+        </w:rPr>
         <w:t xml:space="preserve"> </w:t>
       </w:r>
       <w:r>
         <w:rPr>
-          <w:rFonts w:hint="eastAsia"/>
+          <w:rFonts w:hint="eastAsia" w:eastAsia="黑体"/>
         </w:rPr>
         <w:t xml:space="preserve">个周期。</w:t>
       </w:r>
@@ -1138,7 +1265,7 @@
       </w:pPr>
       <w:r>
         <w:rPr>
-          <w:rFonts w:hint="eastAsia"/>
+          <w:rFonts w:hint="eastAsia" w:eastAsia="黑体"/>
         </w:rPr>
         <w:t xml:space="preserve">工作原理</w:t>
       </w:r>
@@ -1149,16 +1276,19 @@
       </w:pPr>
       <w:r>
         <w:rPr>
-          <w:rFonts w:hint="eastAsia"/>
+          <w:rFonts w:hint="eastAsia" w:eastAsia="黑体"/>
         </w:rPr>
         <w:t xml:space="preserve">每个时钟有效边沿，各级触发器同时把自身数据传给下一级（右移）或上一级（左移），形成数据的逐位移位。串行输入的数据经</w:t>
       </w:r>
       <w:r>
+        <w:rPr>
+          <w:rFonts w:eastAsia="黑体"/>
+        </w:rPr>
         <w:t xml:space="preserve"> n </w:t>
       </w:r>
       <w:r>
         <w:rPr>
-          <w:rFonts w:hint="eastAsia"/>
+          <w:rFonts w:hint="eastAsia" w:eastAsia="黑体"/>
         </w:rPr>
         <w:t xml:space="preserve">个时钟后被并行读出（串入并出），反之并行数据可被逐位串行移出（并入串出）。</w:t>
       </w:r>
@@ -1171,7 +1301,7 @@
       </w:pPr>
       <w:r>
         <w:rPr>
-          <w:rFonts w:hint="eastAsia"/>
+          <w:rFonts w:hint="eastAsia" w:eastAsia="黑体"/>
         </w:rPr>
         <w:t xml:space="preserve">关键计算公式</w:t>
       </w:r>
@@ -1184,11 +1314,14 @@
         </w:numPr>
       </w:pPr>
       <w:r>
+        <w:rPr>
+          <w:rFonts w:eastAsia="黑体"/>
+        </w:rPr>
         <w:t xml:space="preserve">n </w:t>
       </w:r>
       <w:r>
         <w:rPr>
-          <w:rFonts w:hint="eastAsia"/>
+          <w:rFonts w:hint="eastAsia" w:eastAsia="黑体"/>
         </w:rPr>
         <w:t xml:space="preserve">位右移的状态方程：</w:t>
       </w:r>
@@ -1387,7 +1520,7 @@
       </w:pPr>
       <w:r>
         <w:rPr>
-          <w:rFonts w:hint="eastAsia"/>
+          <w:rFonts w:hint="eastAsia" w:eastAsia="黑体"/>
         </w:rPr>
         <w:t xml:space="preserve">数据延迟时钟数（串入串出）：</w:t>
       </w:r>
@@ -1439,7 +1572,7 @@
       </w:pPr>
       <w:r>
         <w:rPr>
-          <w:rFonts w:hint="eastAsia"/>
+          <w:rFonts w:hint="eastAsia" w:eastAsia="黑体"/>
         </w:rPr>
         <w:t xml:space="preserve">串入并出转换时间：</w:t>
       </w:r>
@@ -1535,7 +1668,7 @@
             </w:pPr>
             <w:r>
               <w:rPr>
-                <w:rFonts w:hint="eastAsia"/>
+                <w:rFonts w:hint="eastAsia" w:eastAsia="黑体"/>
               </w:rPr>
               <w:t xml:space="preserve">符号</w:t>
             </w:r>
@@ -1549,7 +1682,7 @@
             </w:pPr>
             <w:r>
               <w:rPr>
-                <w:rFonts w:hint="eastAsia"/>
+                <w:rFonts w:hint="eastAsia" w:eastAsia="黑体"/>
               </w:rPr>
               <w:t xml:space="preserve">含义</w:t>
             </w:r>
@@ -1563,7 +1696,7 @@
             </w:pPr>
             <w:r>
               <w:rPr>
-                <w:rFonts w:hint="eastAsia"/>
+                <w:rFonts w:hint="eastAsia" w:eastAsia="黑体"/>
               </w:rPr>
               <w:t xml:space="preserve">单位</w:t>
             </w:r>
@@ -1583,6 +1716,9 @@
               </m:r>
             </m:oMath>
             <w:r>
+              <w:rPr>
+                <w:rFonts w:eastAsia="黑体"/>
+              </w:rPr>
               <w:t xml:space="preserve">​</w:t>
             </w:r>
           </w:p>
@@ -1595,7 +1731,7 @@
             </w:pPr>
             <w:r>
               <w:rPr>
-                <w:rFonts w:hint="eastAsia"/>
+                <w:rFonts w:hint="eastAsia" w:eastAsia="黑体"/>
               </w:rPr>
               <w:t xml:space="preserve">寄存器级数</w:t>
             </w:r>
@@ -1608,6 +1744,9 @@
               <w:pStyle w:val="Compact"/>
             </w:pPr>
             <w:r>
+              <w:rPr>
+                <w:rFonts w:eastAsia="黑体"/>
+              </w:rPr>
               <w:t xml:space="preserve">—</w:t>
             </w:r>
           </w:p>
@@ -1639,6 +1778,9 @@
               </m:sSub>
             </m:oMath>
             <w:r>
+              <w:rPr>
+                <w:rFonts w:eastAsia="黑体"/>
+              </w:rPr>
               <w:t xml:space="preserve">​</w:t>
             </w:r>
           </w:p>
@@ -1651,7 +1793,7 @@
             </w:pPr>
             <w:r>
               <w:rPr>
-                <w:rFonts w:hint="eastAsia"/>
+                <w:rFonts w:hint="eastAsia" w:eastAsia="黑体"/>
               </w:rPr>
               <w:t xml:space="preserve">串行输入</w:t>
             </w:r>
@@ -1664,6 +1806,9 @@
               <w:pStyle w:val="Compact"/>
             </w:pPr>
             <w:r>
+              <w:rPr>
+                <w:rFonts w:eastAsia="黑体"/>
+              </w:rPr>
               <w:t xml:space="preserve">—</w:t>
             </w:r>
           </w:p>
@@ -1691,6 +1836,9 @@
               </m:sSub>
             </m:oMath>
             <w:r>
+              <w:rPr>
+                <w:rFonts w:eastAsia="黑体"/>
+              </w:rPr>
               <w:t xml:space="preserve">​</w:t>
             </w:r>
           </w:p>
@@ -1703,16 +1851,19 @@
             </w:pPr>
             <w:r>
               <w:rPr>
-                <w:rFonts w:hint="eastAsia"/>
+                <w:rFonts w:hint="eastAsia" w:eastAsia="黑体"/>
               </w:rPr>
               <w:t xml:space="preserve">第</w:t>
             </w:r>
             <w:r>
+              <w:rPr>
+                <w:rFonts w:eastAsia="黑体"/>
+              </w:rPr>
               <w:t xml:space="preserve"> i </w:t>
             </w:r>
             <w:r>
               <w:rPr>
-                <w:rFonts w:hint="eastAsia"/>
+                <w:rFonts w:hint="eastAsia" w:eastAsia="黑体"/>
               </w:rPr>
               <w:t xml:space="preserve">级输出</w:t>
             </w:r>
@@ -1725,6 +1876,9 @@
               <w:pStyle w:val="Compact"/>
             </w:pPr>
             <w:r>
+              <w:rPr>
+                <w:rFonts w:eastAsia="黑体"/>
+              </w:rPr>
               <w:t xml:space="preserve">—</w:t>
             </w:r>
           </w:p>
@@ -1756,6 +1910,9 @@
               </m:sSub>
             </m:oMath>
             <w:r>
+              <w:rPr>
+                <w:rFonts w:eastAsia="黑体"/>
+              </w:rPr>
               <w:t xml:space="preserve">​</w:t>
             </w:r>
           </w:p>
@@ -1768,7 +1925,7 @@
             </w:pPr>
             <w:r>
               <w:rPr>
-                <w:rFonts w:hint="eastAsia"/>
+                <w:rFonts w:hint="eastAsia" w:eastAsia="黑体"/>
               </w:rPr>
               <w:t xml:space="preserve">时钟周期</w:t>
             </w:r>
@@ -1781,6 +1938,9 @@
               <w:pStyle w:val="Compact"/>
             </w:pPr>
             <w:r>
+              <w:rPr>
+                <w:rFonts w:eastAsia="黑体"/>
+              </w:rPr>
               <w:t xml:space="preserve">s</w:t>
             </w:r>
           </w:p>
@@ -1795,7 +1955,7 @@
       </w:pPr>
       <w:r>
         <w:rPr>
-          <w:rFonts w:hint="eastAsia"/>
+          <w:rFonts w:hint="eastAsia" w:eastAsia="黑体"/>
         </w:rPr>
         <w:t xml:space="preserve">元件调整影响</w:t>
       </w:r>
@@ -1810,7 +1970,7 @@
       </w:pPr>
       <w:r>
         <w:rPr>
-          <w:rFonts w:hint="eastAsia"/>
+          <w:rFonts w:hint="eastAsia" w:eastAsia="黑体"/>
           <w:b/>
           <w:bCs/>
         </w:rPr>
@@ -1818,6 +1978,7 @@
       </w:r>
       <w:r>
         <w:rPr>
+          <w:rFonts w:eastAsia="黑体"/>
           <w:b/>
           <w:bCs/>
         </w:rPr>
@@ -1825,21 +1986,27 @@
       </w:r>
       <w:r>
         <w:rPr>
-          <w:rFonts w:hint="eastAsia"/>
+          <w:rFonts w:hint="eastAsia" w:eastAsia="黑体"/>
           <w:b/>
           <w:bCs/>
         </w:rPr>
         <w:t xml:space="preserve">增大</w:t>
       </w:r>
       <w:r>
+        <w:rPr>
+          <w:rFonts w:eastAsia="黑体"/>
+        </w:rPr>
         <w:t xml:space="preserve"> </w:t>
       </w:r>
       <w:r>
+        <w:rPr>
+          <w:rFonts w:eastAsia="黑体"/>
+        </w:rPr>
         <w:t xml:space="preserve">→ </w:t>
       </w:r>
       <w:r>
         <w:rPr>
-          <w:rFonts w:hint="eastAsia"/>
+          <w:rFonts w:hint="eastAsia" w:eastAsia="黑体"/>
         </w:rPr>
         <w:t xml:space="preserve">可容纳更长数据，但移位延迟与面积增大。</w:t>
       </w:r>
@@ -1854,21 +2021,27 @@
       </w:pPr>
       <w:r>
         <w:rPr>
-          <w:rFonts w:hint="eastAsia"/>
+          <w:rFonts w:hint="eastAsia" w:eastAsia="黑体"/>
           <w:b/>
           <w:bCs/>
         </w:rPr>
         <w:t xml:space="preserve">加入并行置数</w:t>
       </w:r>
       <w:r>
+        <w:rPr>
+          <w:rFonts w:eastAsia="黑体"/>
+        </w:rPr>
         <w:t xml:space="preserve"> </w:t>
       </w:r>
       <w:r>
+        <w:rPr>
+          <w:rFonts w:eastAsia="黑体"/>
+        </w:rPr>
         <w:t xml:space="preserve">→ </w:t>
       </w:r>
       <w:r>
         <w:rPr>
-          <w:rFonts w:hint="eastAsia"/>
+          <w:rFonts w:hint="eastAsia" w:eastAsia="黑体"/>
         </w:rPr>
         <w:t xml:space="preserve">可随时装入并行数据，实现并入串出。</w:t>
       </w:r>
@@ -1883,21 +2056,27 @@
       </w:pPr>
       <w:r>
         <w:rPr>
-          <w:rFonts w:hint="eastAsia"/>
+          <w:rFonts w:hint="eastAsia" w:eastAsia="黑体"/>
           <w:b/>
           <w:bCs/>
         </w:rPr>
         <w:t xml:space="preserve">加入双向控制</w:t>
       </w:r>
       <w:r>
+        <w:rPr>
+          <w:rFonts w:eastAsia="黑体"/>
+        </w:rPr>
         <w:t xml:space="preserve"> </w:t>
       </w:r>
       <w:r>
+        <w:rPr>
+          <w:rFonts w:eastAsia="黑体"/>
+        </w:rPr>
         <w:t xml:space="preserve">→ </w:t>
       </w:r>
       <w:r>
         <w:rPr>
-          <w:rFonts w:hint="eastAsia"/>
+          <w:rFonts w:hint="eastAsia" w:eastAsia="黑体"/>
         </w:rPr>
         <w:t xml:space="preserve">支持左右两个方向移位，功能更灵活。</w:t>
       </w:r>
@@ -1912,21 +2091,27 @@
       </w:pPr>
       <w:r>
         <w:rPr>
-          <w:rFonts w:hint="eastAsia"/>
+          <w:rFonts w:hint="eastAsia" w:eastAsia="黑体"/>
           <w:b/>
           <w:bCs/>
         </w:rPr>
         <w:t xml:space="preserve">时钟频率升高</w:t>
       </w:r>
       <w:r>
+        <w:rPr>
+          <w:rFonts w:eastAsia="黑体"/>
+        </w:rPr>
         <w:t xml:space="preserve"> </w:t>
       </w:r>
       <w:r>
+        <w:rPr>
+          <w:rFonts w:eastAsia="黑体"/>
+        </w:rPr>
         <w:t xml:space="preserve">→ </w:t>
       </w:r>
       <w:r>
         <w:rPr>
-          <w:rFonts w:hint="eastAsia"/>
+          <w:rFonts w:hint="eastAsia" w:eastAsia="黑体"/>
         </w:rPr>
         <w:t xml:space="preserve">受触发器传播延迟与级联时序限制。</w:t>
       </w:r>
@@ -1939,7 +2124,7 @@
       </w:pPr>
       <w:r>
         <w:rPr>
-          <w:rFonts w:hint="eastAsia"/>
+          <w:rFonts w:hint="eastAsia" w:eastAsia="黑体"/>
         </w:rPr>
         <w:t xml:space="preserve">典型参数示例</w:t>
       </w:r>
@@ -1953,20 +2138,26 @@
         </w:numPr>
       </w:pPr>
       <w:r>
+        <w:rPr>
+          <w:rFonts w:eastAsia="黑体"/>
+        </w:rPr>
         <w:t xml:space="preserve">8 </w:t>
       </w:r>
       <w:r>
         <w:rPr>
-          <w:rFonts w:hint="eastAsia"/>
+          <w:rFonts w:hint="eastAsia" w:eastAsia="黑体"/>
         </w:rPr>
         <w:t xml:space="preserve">位移位寄存器（74HC595）：8</w:t>
       </w:r>
       <w:r>
+        <w:rPr>
+          <w:rFonts w:eastAsia="黑体"/>
+        </w:rPr>
         <w:t xml:space="preserve"> </w:t>
       </w:r>
       <w:r>
         <w:rPr>
-          <w:rFonts w:hint="eastAsia"/>
+          <w:rFonts w:hint="eastAsia" w:eastAsia="黑体"/>
         </w:rPr>
         <w:t xml:space="preserve">个时钟把串行数据移入，再并行输出，</w:t>
       </w:r>
@@ -2017,6 +2208,9 @@
         </m:sSub>
       </m:oMath>
       <w:r>
+        <w:rPr>
+          <w:rFonts w:eastAsia="黑体"/>
+        </w:rPr>
         <w:t xml:space="preserve">。</w:t>
       </w:r>
     </w:p>
@@ -2030,11 +2224,14 @@
       </w:pPr>
       <w:r>
         <w:rPr>
-          <w:rFonts w:hint="eastAsia"/>
+          <w:rFonts w:hint="eastAsia" w:eastAsia="黑体"/>
         </w:rPr>
         <w:t xml:space="preserve">数据延迟：串入串出时数据经</w:t>
       </w:r>
       <w:r>
+        <w:rPr>
+          <w:rFonts w:eastAsia="黑体"/>
+        </w:rPr>
         <w:t xml:space="preserve"> </w:t>
       </w:r>
       <m:oMath>
@@ -2052,20 +2249,26 @@
         </m:r>
       </m:oMath>
       <w:r>
+        <w:rPr>
+          <w:rFonts w:eastAsia="黑体"/>
+        </w:rPr>
         <w:t xml:space="preserve"> </w:t>
       </w:r>
       <w:r>
         <w:rPr>
-          <w:rFonts w:hint="eastAsia"/>
+          <w:rFonts w:hint="eastAsia" w:eastAsia="黑体"/>
         </w:rPr>
         <w:t xml:space="preserve">个时钟后才在末级出现，延迟</w:t>
       </w:r>
       <w:r>
+        <w:rPr>
+          <w:rFonts w:eastAsia="黑体"/>
+        </w:rPr>
         <w:t xml:space="preserve"> 8 </w:t>
       </w:r>
       <w:r>
         <w:rPr>
-          <w:rFonts w:hint="eastAsia"/>
+          <w:rFonts w:hint="eastAsia" w:eastAsia="黑体"/>
         </w:rPr>
         <w:t xml:space="preserve">个周期。</w:t>
       </w:r>
@@ -2078,7 +2281,7 @@
       </w:pPr>
       <w:r>
         <w:rPr>
-          <w:rFonts w:hint="eastAsia"/>
+          <w:rFonts w:hint="eastAsia" w:eastAsia="黑体"/>
         </w:rPr>
         <w:t xml:space="preserve">常见器件型号</w:t>
       </w:r>
@@ -2093,16 +2296,19 @@
       </w:pPr>
       <w:r>
         <w:rPr>
-          <w:rFonts w:hint="eastAsia"/>
+          <w:rFonts w:hint="eastAsia" w:eastAsia="黑体"/>
         </w:rPr>
         <w:t xml:space="preserve">74HC595：8</w:t>
       </w:r>
       <w:r>
+        <w:rPr>
+          <w:rFonts w:eastAsia="黑体"/>
+        </w:rPr>
         <w:t xml:space="preserve"> </w:t>
       </w:r>
       <w:r>
         <w:rPr>
-          <w:rFonts w:hint="eastAsia"/>
+          <w:rFonts w:hint="eastAsia" w:eastAsia="黑体"/>
         </w:rPr>
         <w:t xml:space="preserve">位移位寄存器（串入并出，带锁存）。</w:t>
       </w:r>
@@ -2117,16 +2323,19 @@
       </w:pPr>
       <w:r>
         <w:rPr>
-          <w:rFonts w:hint="eastAsia"/>
+          <w:rFonts w:hint="eastAsia" w:eastAsia="黑体"/>
         </w:rPr>
         <w:t xml:space="preserve">74HC164：8</w:t>
       </w:r>
       <w:r>
+        <w:rPr>
+          <w:rFonts w:eastAsia="黑体"/>
+        </w:rPr>
         <w:t xml:space="preserve"> </w:t>
       </w:r>
       <w:r>
         <w:rPr>
-          <w:rFonts w:hint="eastAsia"/>
+          <w:rFonts w:hint="eastAsia" w:eastAsia="黑体"/>
         </w:rPr>
         <w:t xml:space="preserve">位移位寄存器（串入并出）。</w:t>
       </w:r>
@@ -2141,16 +2350,19 @@
       </w:pPr>
       <w:r>
         <w:rPr>
-          <w:rFonts w:hint="eastAsia"/>
+          <w:rFonts w:hint="eastAsia" w:eastAsia="黑体"/>
         </w:rPr>
         <w:t xml:space="preserve">74HC165：8</w:t>
       </w:r>
       <w:r>
+        <w:rPr>
+          <w:rFonts w:eastAsia="黑体"/>
+        </w:rPr>
         <w:t xml:space="preserve"> </w:t>
       </w:r>
       <w:r>
         <w:rPr>
-          <w:rFonts w:hint="eastAsia"/>
+          <w:rFonts w:hint="eastAsia" w:eastAsia="黑体"/>
         </w:rPr>
         <w:t xml:space="preserve">位移位寄存器（并入串出）。</w:t>
       </w:r>
@@ -2165,16 +2377,19 @@
       </w:pPr>
       <w:r>
         <w:rPr>
-          <w:rFonts w:hint="eastAsia"/>
+          <w:rFonts w:hint="eastAsia" w:eastAsia="黑体"/>
         </w:rPr>
         <w:t xml:space="preserve">74HC194：4</w:t>
       </w:r>
       <w:r>
+        <w:rPr>
+          <w:rFonts w:eastAsia="黑体"/>
+        </w:rPr>
         <w:t xml:space="preserve"> </w:t>
       </w:r>
       <w:r>
         <w:rPr>
-          <w:rFonts w:hint="eastAsia"/>
+          <w:rFonts w:hint="eastAsia" w:eastAsia="黑体"/>
         </w:rPr>
         <w:t xml:space="preserve">位双向移位寄存器（串/并均可）。</w:t>
       </w:r>
@@ -2187,7 +2402,7 @@
       </w:pPr>
       <w:r>
         <w:rPr>
-          <w:rFonts w:hint="eastAsia"/>
+          <w:rFonts w:hint="eastAsia" w:eastAsia="黑体"/>
         </w:rPr>
         <w:t xml:space="preserve">注意事项</w:t>
       </w:r>
@@ -2202,7 +2417,7 @@
       </w:pPr>
       <w:r>
         <w:rPr>
-          <w:rFonts w:hint="eastAsia"/>
+          <w:rFonts w:hint="eastAsia" w:eastAsia="黑体"/>
         </w:rPr>
         <w:t xml:space="preserve">串行数据位序（先高后低/先低后高）必须与协议一致。</w:t>
       </w:r>
@@ -2216,11 +2431,14 @@
         </w:numPr>
       </w:pPr>
       <w:r>
+        <w:rPr>
+          <w:rFonts w:eastAsia="黑体"/>
+        </w:rPr>
         <w:t xml:space="preserve">74HC595 </w:t>
       </w:r>
       <w:r>
         <w:rPr>
-          <w:rFonts w:hint="eastAsia"/>
+          <w:rFonts w:hint="eastAsia" w:eastAsia="黑体"/>
         </w:rPr>
         <w:t xml:space="preserve">的移位时钟与锁存时钟分开，注意二者时序配合。</w:t>
       </w:r>
@@ -2235,7 +2453,7 @@
       </w:pPr>
       <w:r>
         <w:rPr>
-          <w:rFonts w:hint="eastAsia"/>
+          <w:rFonts w:hint="eastAsia" w:eastAsia="黑体"/>
         </w:rPr>
         <w:t xml:space="preserve">长链级联时注意时钟扇出与时序余量。</w:t>
       </w:r>
@@ -2248,7 +2466,7 @@
       </w:pPr>
       <w:r>
         <w:rPr>
-          <w:rFonts w:hint="eastAsia"/>
+          <w:rFonts w:hint="eastAsia" w:eastAsia="黑体"/>
         </w:rPr>
         <w:t xml:space="preserve">参考资料</w:t>
       </w:r>
@@ -2263,7 +2481,7 @@
       </w:pPr>
       <w:r>
         <w:rPr>
-          <w:rFonts w:hint="eastAsia"/>
+          <w:rFonts w:hint="eastAsia" w:eastAsia="黑体"/>
         </w:rPr>
         <w:t xml:space="preserve">《数字电子技术基础》（阎石）。</w:t>
       </w:r>
@@ -2277,6 +2495,9 @@
         </w:numPr>
       </w:pPr>
       <w:r>
+        <w:rPr>
+          <w:rFonts w:eastAsia="黑体"/>
+        </w:rPr>
         <w:t xml:space="preserve">Wikipedia: Shift register。</w:t>
       </w:r>
     </w:p>
@@ -2289,11 +2510,14 @@
         </w:numPr>
       </w:pPr>
       <w:r>
+        <w:rPr>
+          <w:rFonts w:eastAsia="黑体"/>
+        </w:rPr>
         <w:t xml:space="preserve">TI 74HC595 </w:t>
       </w:r>
       <w:r>
         <w:rPr>
-          <w:rFonts w:hint="eastAsia"/>
+          <w:rFonts w:hint="eastAsia" w:eastAsia="黑体"/>
         </w:rPr>
         <w:t xml:space="preserve">数据手册。</w:t>
       </w:r>
@@ -2307,11 +2531,11 @@
       </w:pPr>
       <w:r>
         <w:rPr>
-          <w:rFonts w:ascii="Times New Roman" w:hAnsi="Times New Roman"/>
+          <w:rFonts w:ascii="Times New Roman" w:hAnsi="Times New Roman" w:eastAsia="黑体"/>
           <w:color w:val="555555"/>
           <w:sz w:val="21"/>
         </w:rPr>
-        <w:t>材料收集者：杜文杰</w:t>
+        <w:t>材料收集者：杜文杰，WX手机：19519196569，QQ:3478827729</w:t>
       </w:r>
     </w:p>
     <w:sectPr>
@@ -2331,7 +2555,7 @@
 </file>
 
 <file path=word/footer1.xml><?xml version="1.0" encoding="utf-8"?>
-<w:ftr xmlns:m="http://schemas.openxmlformats.org/officeDocument/2006/math" xmlns:mc="http://schemas.openxmlformats.org/markup-compatibility/2006" xmlns:mo="http://schemas.microsoft.com/office/mac/office/2008/main" xmlns:mv="urn:schemas-microsoft-com:mac:vml" xmlns:o="urn:schemas-microsoft-com:office:office" xmlns:r="http://schemas.openxmlformats.org/officeDocument/2006/relationships" xmlns:v="urn:schemas-microsoft-com:vml" xmlns:w10="urn:schemas-microsoft-com:office:word" xmlns:w14="http://schemas.microsoft.com/office/word/2010/wordml" xmlns:w="http://schemas.openxmlformats.org/wordprocessingml/2006/main" xmlns:wne="http://schemas.microsoft.com/office/word/2006/wordml" xmlns:wp14="http://schemas.microsoft.com/office/word/2010/wordprocessingDrawing" xmlns:wp="http://schemas.openxmlformats.org/drawingml/2006/wordprocessingDrawing" xmlns:wpc="http://schemas.microsoft.com/office/word/2010/wordprocessingCanvas" xmlns:wpg="http://schemas.microsoft.com/office/word/2010/wordprocessingGroup" xmlns:wpi="http://schemas.microsoft.com/office/word/2010/wordprocessingInk" xmlns:wps="http://schemas.microsoft.com/office/word/2010/wordprocessingShape" mc:Ignorable="w14 wp14">
+<w:ftr xmlns:mc="http://schemas.openxmlformats.org/markup-compatibility/2006" xmlns:w="http://schemas.openxmlformats.org/wordprocessingml/2006/main" xmlns:m="http://schemas.openxmlformats.org/officeDocument/2006/math" xmlns:mo="http://schemas.microsoft.com/office/mac/office/2008/main" xmlns:mv="urn:schemas-microsoft-com:mac:vml" xmlns:o="urn:schemas-microsoft-com:office:office" xmlns:r="http://schemas.openxmlformats.org/officeDocument/2006/relationships" xmlns:v="urn:schemas-microsoft-com:vml" xmlns:w10="urn:schemas-microsoft-com:office:word" xmlns:w14="http://schemas.microsoft.com/office/word/2010/wordml" xmlns:wne="http://schemas.microsoft.com/office/word/2006/wordml" xmlns:wp14="http://schemas.microsoft.com/office/word/2010/wordprocessingDrawing" xmlns:wp="http://schemas.openxmlformats.org/drawingml/2006/wordprocessingDrawing" xmlns:wpc="http://schemas.microsoft.com/office/word/2010/wordprocessingCanvas" xmlns:wpg="http://schemas.microsoft.com/office/word/2010/wordprocessingGroup" xmlns:wpi="http://schemas.microsoft.com/office/word/2010/wordprocessingInk" xmlns:wps="http://schemas.microsoft.com/office/word/2010/wordprocessingShape" mc:Ignorable="w14 wp14">
   <w:p>
     <w:pPr>
       <w:pStyle w:val="Footer"/>
@@ -2339,12 +2563,14 @@
     </w:pPr>
     <w:r>
       <w:rPr>
+        <w:rFonts w:eastAsia="黑体"/>
         <w:sz w:val="18"/>
       </w:rPr>
       <w:t xml:space="preserve">第 </w:t>
     </w:r>
     <w:r>
       <w:rPr>
+        <w:rFonts w:eastAsia="黑体"/>
         <w:sz w:val="18"/>
       </w:rPr>
       <w:fldChar w:fldCharType="begin"/>
@@ -2353,6 +2579,7 @@
     </w:r>
     <w:r>
       <w:rPr>
+        <w:rFonts w:eastAsia="黑体"/>
         <w:sz w:val="18"/>
       </w:rPr>
       <w:t xml:space="preserve"> 页</w:t>
@@ -2366,6 +2593,9 @@
   <w:footnote w:type="continuationSeparator" w:id="0">
     <w:p>
       <w:r>
+        <w:rPr>
+          <w:rFonts w:eastAsia="黑体"/>
+        </w:rPr>
         <w:continuationSeparator/>
       </w:r>
     </w:p>
@@ -2373,6 +2603,9 @@
   <w:footnote w:type="separator" w:id="-1">
     <w:p>
       <w:r>
+        <w:rPr>
+          <w:rFonts w:eastAsia="黑体"/>
+        </w:rPr>
         <w:separator/>
       </w:r>
     </w:p>
@@ -2381,7 +2614,7 @@
 </file>
 
 <file path=word/header1.xml><?xml version="1.0" encoding="utf-8"?>
-<w:hdr xmlns:m="http://schemas.openxmlformats.org/officeDocument/2006/math" xmlns:mc="http://schemas.openxmlformats.org/markup-compatibility/2006" xmlns:mo="http://schemas.microsoft.com/office/mac/office/2008/main" xmlns:mv="urn:schemas-microsoft-com:mac:vml" xmlns:o="urn:schemas-microsoft-com:office:office" xmlns:r="http://schemas.openxmlformats.org/officeDocument/2006/relationships" xmlns:v="urn:schemas-microsoft-com:vml" xmlns:w10="urn:schemas-microsoft-com:office:word" xmlns:w14="http://schemas.microsoft.com/office/word/2010/wordml" xmlns:w="http://schemas.openxmlformats.org/wordprocessingml/2006/main" xmlns:wne="http://schemas.microsoft.com/office/word/2006/wordml" xmlns:wp14="http://schemas.microsoft.com/office/word/2010/wordprocessingDrawing" xmlns:wp="http://schemas.openxmlformats.org/drawingml/2006/wordprocessingDrawing" xmlns:wpc="http://schemas.microsoft.com/office/word/2010/wordprocessingCanvas" xmlns:wpg="http://schemas.microsoft.com/office/word/2010/wordprocessingGroup" xmlns:wpi="http://schemas.microsoft.com/office/word/2010/wordprocessingInk" xmlns:wps="http://schemas.microsoft.com/office/word/2010/wordprocessingShape" mc:Ignorable="w14 wp14">
+<w:hdr xmlns:mc="http://schemas.openxmlformats.org/markup-compatibility/2006" xmlns:w="http://schemas.openxmlformats.org/wordprocessingml/2006/main" xmlns:m="http://schemas.openxmlformats.org/officeDocument/2006/math" xmlns:mo="http://schemas.microsoft.com/office/mac/office/2008/main" xmlns:mv="urn:schemas-microsoft-com:mac:vml" xmlns:o="urn:schemas-microsoft-com:office:office" xmlns:r="http://schemas.openxmlformats.org/officeDocument/2006/relationships" xmlns:v="urn:schemas-microsoft-com:vml" xmlns:w10="urn:schemas-microsoft-com:office:word" xmlns:w14="http://schemas.microsoft.com/office/word/2010/wordml" xmlns:wne="http://schemas.microsoft.com/office/word/2006/wordml" xmlns:wp14="http://schemas.microsoft.com/office/word/2010/wordprocessingDrawing" xmlns:wp="http://schemas.openxmlformats.org/drawingml/2006/wordprocessingDrawing" xmlns:wpc="http://schemas.microsoft.com/office/word/2010/wordprocessingCanvas" xmlns:wpg="http://schemas.microsoft.com/office/word/2010/wordprocessingGroup" xmlns:wpi="http://schemas.microsoft.com/office/word/2010/wordprocessingInk" xmlns:wps="http://schemas.microsoft.com/office/word/2010/wordprocessingShape" mc:Ignorable="w14 wp14">
   <w:p>
     <w:pPr>
       <w:pStyle w:val="Header"/>
@@ -2389,7 +2622,7 @@
     </w:pPr>
     <w:r>
       <w:rPr>
-        <w:rFonts w:ascii="Times New Roman" w:hAnsi="Times New Roman"/>
+        <w:rFonts w:ascii="Times New Roman" w:hAnsi="Times New Roman" w:eastAsia="黑体"/>
         <w:sz w:val="18"/>
         <w:rFonts w:eastAsia="黑体"/>
         <w:rFonts w:eastAsia="黑体"/>
@@ -2401,7 +2634,7 @@
 </file>
 
 <file path=word/numbering.xml><?xml version="1.0" encoding="utf-8"?>
-<w:numbering xmlns:m="http://schemas.openxmlformats.org/officeDocument/2006/math" xmlns:mc="http://schemas.openxmlformats.org/markup-compatibility/2006" xmlns:mo="http://schemas.microsoft.com/office/mac/office/2008/main" xmlns:mv="urn:schemas-microsoft-com:mac:vml" xmlns:o="urn:schemas-microsoft-com:office:office" xmlns:r="http://schemas.openxmlformats.org/officeDocument/2006/relationships" xmlns:v="urn:schemas-microsoft-com:vml" xmlns:w="http://schemas.openxmlformats.org/wordprocessingml/2006/main" xmlns:w10="urn:schemas-microsoft-com:office:word" xmlns:w14="http://schemas.microsoft.com/office/word/2010/wordml" xmlns:wne="http://schemas.microsoft.com/office/word/2006/wordml" xmlns:wp="http://schemas.openxmlformats.org/drawingml/2006/wordprocessingDrawing" xmlns:wp14="http://schemas.microsoft.com/office/word/2010/wordprocessingDrawing" xmlns:wpc="http://schemas.microsoft.com/office/word/2010/wordprocessingCanvas" xmlns:wpg="http://schemas.microsoft.com/office/word/2010/wordprocessingGroup" xmlns:wpi="http://schemas.microsoft.com/office/word/2010/wordprocessingInk" xmlns:wps="http://schemas.microsoft.com/office/word/2010/wordprocessingShape" mc:Ignorable="w14 wp14">
+<w:numbering xmlns:mc="http://schemas.openxmlformats.org/markup-compatibility/2006" xmlns:w="http://schemas.openxmlformats.org/wordprocessingml/2006/main" xmlns:m="http://schemas.openxmlformats.org/officeDocument/2006/math" xmlns:mo="http://schemas.microsoft.com/office/mac/office/2008/main" xmlns:mv="urn:schemas-microsoft-com:mac:vml" xmlns:o="urn:schemas-microsoft-com:office:office" xmlns:r="http://schemas.openxmlformats.org/officeDocument/2006/relationships" xmlns:v="urn:schemas-microsoft-com:vml" xmlns:w10="urn:schemas-microsoft-com:office:word" xmlns:w14="http://schemas.microsoft.com/office/word/2010/wordml" xmlns:wne="http://schemas.microsoft.com/office/word/2006/wordml" xmlns:wp="http://schemas.openxmlformats.org/drawingml/2006/wordprocessingDrawing" xmlns:wp14="http://schemas.microsoft.com/office/word/2010/wordprocessingDrawing" xmlns:wpc="http://schemas.microsoft.com/office/word/2010/wordprocessingCanvas" xmlns:wpg="http://schemas.microsoft.com/office/word/2010/wordprocessingGroup" xmlns:wpi="http://schemas.microsoft.com/office/word/2010/wordprocessingInk" xmlns:wps="http://schemas.microsoft.com/office/word/2010/wordprocessingShape" mc:Ignorable="w14 wp14">
   <w:abstractNum w:abstractNumId="0">
     <w:nsid w:val="FFFFFF7C"/>
     <w:multiLevelType w:val="singleLevel"/>
@@ -2488,7 +2721,7 @@
         <w:ind w:hanging="360" w:left="1440"/>
       </w:pPr>
       <w:rPr>
-        <w:rFonts w:ascii="Symbol" w:hAnsi="Symbol" w:hint="default"/>
+        <w:rFonts w:ascii="Symbol" w:hAnsi="Symbol" w:hint="default" w:eastAsia="黑体"/>
       </w:rPr>
     </w:lvl>
   </w:abstractNum>
@@ -2509,7 +2742,7 @@
         <w:ind w:hanging="360" w:left="1080"/>
       </w:pPr>
       <w:rPr>
-        <w:rFonts w:ascii="Symbol" w:hAnsi="Symbol" w:hint="default"/>
+        <w:rFonts w:ascii="Symbol" w:hAnsi="Symbol" w:hint="default" w:eastAsia="黑体"/>
       </w:rPr>
     </w:lvl>
   </w:abstractNum>
@@ -2530,7 +2763,7 @@
         <w:ind w:hanging="360" w:left="720"/>
       </w:pPr>
       <w:rPr>
-        <w:rFonts w:ascii="Symbol" w:hAnsi="Symbol" w:hint="default"/>
+        <w:rFonts w:ascii="Symbol" w:hAnsi="Symbol" w:hint="default" w:eastAsia="黑体"/>
       </w:rPr>
     </w:lvl>
   </w:abstractNum>
@@ -2569,7 +2802,7 @@
         <w:ind w:hanging="360" w:left="360"/>
       </w:pPr>
       <w:rPr>
-        <w:rFonts w:ascii="Symbol" w:hAnsi="Symbol" w:hint="default"/>
+        <w:rFonts w:ascii="Symbol" w:hAnsi="Symbol" w:hint="default" w:eastAsia="黑体"/>
       </w:rPr>
     </w:lvl>
   </w:abstractNum>
@@ -2660,7 +2893,7 @@
         <w:ind w:left="720" w:hanging="360"/>
       </w:pPr>
       <w:rPr>
-        <w:rFonts w:ascii="Symbol" w:hAnsi="Symbol" w:cs="Symbol" w:hint="default"/>
+        <w:rFonts w:ascii="Symbol" w:hAnsi="Symbol" w:cs="Symbol" w:hint="default" w:eastAsia="黑体"/>
       </w:rPr>
     </w:lvl>
     <w:lvl w:ilvl="1">
@@ -2671,7 +2904,7 @@
         <w:ind w:left="1440" w:hanging="360"/>
       </w:pPr>
       <w:rPr>
-        <w:rFonts w:ascii="Courier New" w:hAnsi="Courier New" w:cs="Courier New" w:hint="default"/>
+        <w:rFonts w:ascii="Courier New" w:hAnsi="Courier New" w:cs="Courier New" w:hint="default" w:eastAsia="黑体"/>
       </w:rPr>
     </w:lvl>
     <w:lvl w:ilvl="2">
@@ -2682,7 +2915,7 @@
         <w:ind w:left="2160" w:hanging="360"/>
       </w:pPr>
       <w:rPr>
-        <w:rFonts w:ascii="Wingdings" w:hAnsi="Wingdings" w:cs="Wingdings" w:hint="default"/>
+        <w:rFonts w:ascii="Wingdings" w:hAnsi="Wingdings" w:cs="Wingdings" w:hint="default" w:eastAsia="黑体"/>
       </w:rPr>
     </w:lvl>
     <w:lvl w:ilvl="3">
@@ -2693,7 +2926,7 @@
         <w:ind w:left="2880" w:hanging="360"/>
       </w:pPr>
       <w:rPr>
-        <w:rFonts w:ascii="Symbol" w:hAnsi="Symbol" w:cs="Symbol" w:hint="default"/>
+        <w:rFonts w:ascii="Symbol" w:hAnsi="Symbol" w:cs="Symbol" w:hint="default" w:eastAsia="黑体"/>
       </w:rPr>
     </w:lvl>
     <w:lvl w:ilvl="4">
@@ -2704,7 +2937,7 @@
         <w:ind w:left="3600" w:hanging="360"/>
       </w:pPr>
       <w:rPr>
-        <w:rFonts w:ascii="Courier New" w:hAnsi="Courier New" w:cs="Courier New" w:hint="default"/>
+        <w:rFonts w:ascii="Courier New" w:hAnsi="Courier New" w:cs="Courier New" w:hint="default" w:eastAsia="黑体"/>
       </w:rPr>
     </w:lvl>
     <w:lvl w:ilvl="5">
@@ -2715,7 +2948,7 @@
         <w:ind w:left="4320" w:hanging="360"/>
       </w:pPr>
       <w:rPr>
-        <w:rFonts w:ascii="Wingdings" w:hAnsi="Wingdings" w:cs="Wingdings" w:hint="default"/>
+        <w:rFonts w:ascii="Wingdings" w:hAnsi="Wingdings" w:cs="Wingdings" w:hint="default" w:eastAsia="黑体"/>
       </w:rPr>
     </w:lvl>
     <w:lvl w:ilvl="6">
@@ -2726,7 +2959,7 @@
         <w:ind w:left="5040" w:hanging="360"/>
       </w:pPr>
       <w:rPr>
-        <w:rFonts w:ascii="Symbol" w:hAnsi="Symbol" w:cs="Symbol" w:hint="default"/>
+        <w:rFonts w:ascii="Symbol" w:hAnsi="Symbol" w:cs="Symbol" w:hint="default" w:eastAsia="黑体"/>
       </w:rPr>
     </w:lvl>
     <w:lvl w:ilvl="7">
@@ -2737,7 +2970,7 @@
         <w:ind w:left="5760" w:hanging="360"/>
       </w:pPr>
       <w:rPr>
-        <w:rFonts w:ascii="Courier New" w:hAnsi="Courier New" w:cs="Courier New" w:hint="default"/>
+        <w:rFonts w:ascii="Courier New" w:hAnsi="Courier New" w:cs="Courier New" w:hint="default" w:eastAsia="黑体"/>
       </w:rPr>
     </w:lvl>
     <w:lvl w:ilvl="8">
@@ -2748,7 +2981,7 @@
         <w:ind w:left="6480" w:hanging="360"/>
       </w:pPr>
       <w:rPr>
-        <w:rFonts w:ascii="Wingdings" w:hAnsi="Wingdings" w:cs="Wingdings" w:hint="default"/>
+        <w:rFonts w:ascii="Wingdings" w:hAnsi="Wingdings" w:cs="Wingdings" w:hint="default" w:eastAsia="黑体"/>
       </w:rPr>
     </w:lvl>
   </w:abstractNum>
@@ -2804,11 +3037,11 @@
 </file>
 
 <file path=word/styles.xml><?xml version="1.0" encoding="utf-8"?>
-<w:styles xmlns:mc="http://schemas.openxmlformats.org/markup-compatibility/2006" xmlns:r="http://schemas.openxmlformats.org/officeDocument/2006/relationships" xmlns:w="http://schemas.openxmlformats.org/wordprocessingml/2006/main" xmlns:w14="http://schemas.microsoft.com/office/word/2010/wordml" mc:Ignorable="w14">
+<w:styles xmlns:mc="http://schemas.openxmlformats.org/markup-compatibility/2006" xmlns:w="http://schemas.openxmlformats.org/wordprocessingml/2006/main" xmlns:r="http://schemas.openxmlformats.org/officeDocument/2006/relationships" xmlns:w14="http://schemas.microsoft.com/office/word/2010/wordml" mc:Ignorable="w14">
   <w:docDefaults>
     <w:rPrDefault>
       <w:rPr>
-        <w:rFonts w:asciiTheme="minorHAnsi" w:cstheme="minorBidi" w:eastAsiaTheme="minorEastAsia" w:hAnsiTheme="minorHAnsi"/>
+        <w:rFonts w:asciiTheme="minorHAnsi" w:cstheme="minorBidi" w:hAnsiTheme="minorHAnsi" w:eastAsia="黑体"/>
         <w:sz w:val="22"/>
         <w:szCs w:val="22"/>
         <w:lang w:bidi="ar-SA" w:eastAsia="en-US" w:val="en-US"/>
@@ -3030,7 +3263,7 @@
       <w:outlineLvl w:val="0"/>
     </w:pPr>
     <w:rPr>
-      <w:rFonts w:ascii="Times New Roman" w:asciiTheme="majorHAnsi" w:cstheme="majorBidi" w:eastAsia="黑体" w:eastAsiaTheme="majorEastAsia" w:hAnsi="Times New Roman" w:hAnsiTheme="majorHAnsi"/>
+      <w:rFonts w:ascii="Times New Roman" w:asciiTheme="majorHAnsi" w:cstheme="majorBidi" w:eastAsia="黑体" w:hAnsi="Times New Roman" w:hAnsiTheme="majorHAnsi"/>
       <w:b/>
       <w:bCs/>
       <w:color w:val="1F3864"/>
@@ -3054,7 +3287,7 @@
       <w:outlineLvl w:val="1"/>
     </w:pPr>
     <w:rPr>
-      <w:rFonts w:ascii="Times New Roman" w:asciiTheme="majorHAnsi" w:cstheme="majorBidi" w:eastAsia="黑体" w:eastAsiaTheme="majorEastAsia" w:hAnsi="Times New Roman" w:hAnsiTheme="majorHAnsi"/>
+      <w:rFonts w:ascii="Times New Roman" w:asciiTheme="majorHAnsi" w:cstheme="majorBidi" w:eastAsia="黑体" w:hAnsi="Times New Roman" w:hAnsiTheme="majorHAnsi"/>
       <w:b/>
       <w:bCs/>
       <w:color w:val="2E4E7E"/>
@@ -3078,7 +3311,7 @@
       <w:outlineLvl w:val="2"/>
     </w:pPr>
     <w:rPr>
-      <w:rFonts w:ascii="Times New Roman" w:asciiTheme="majorHAnsi" w:cstheme="majorBidi" w:eastAsia="黑体" w:eastAsiaTheme="majorEastAsia" w:hAnsi="Times New Roman" w:hAnsiTheme="majorHAnsi"/>
+      <w:rFonts w:ascii="Times New Roman" w:asciiTheme="majorHAnsi" w:cstheme="majorBidi" w:eastAsia="黑体" w:hAnsi="Times New Roman" w:hAnsiTheme="majorHAnsi"/>
       <w:b/>
       <w:bCs/>
       <w:color w:val="2E4E7E"/>
@@ -3102,7 +3335,7 @@
       <w:outlineLvl w:val="3"/>
     </w:pPr>
     <w:rPr>
-      <w:rFonts w:ascii="Times New Roman" w:asciiTheme="majorHAnsi" w:cstheme="majorBidi" w:eastAsia="黑体" w:eastAsiaTheme="majorEastAsia" w:hAnsi="Times New Roman" w:hAnsiTheme="majorHAnsi"/>
+      <w:rFonts w:ascii="Times New Roman" w:asciiTheme="majorHAnsi" w:cstheme="majorBidi" w:eastAsia="黑体" w:hAnsi="Times New Roman" w:hAnsiTheme="majorHAnsi"/>
       <w:b/>
       <w:bCs/>
       <w:i/>
@@ -3128,7 +3361,7 @@
       <w:outlineLvl w:val="4"/>
     </w:pPr>
     <w:rPr>
-      <w:rFonts w:ascii="Times New Roman" w:asciiTheme="majorHAnsi" w:cstheme="majorBidi" w:eastAsia="黑体" w:eastAsiaTheme="majorEastAsia" w:hAnsi="Times New Roman" w:hAnsiTheme="majorHAnsi"/>
+      <w:rFonts w:ascii="Times New Roman" w:asciiTheme="majorHAnsi" w:cstheme="majorBidi" w:eastAsia="黑体" w:hAnsi="Times New Roman" w:hAnsiTheme="majorHAnsi"/>
       <w:b/>
       <w:color w:val="333333"/>
       <w:sz w:val="22"/>
@@ -3151,7 +3384,7 @@
       <w:outlineLvl w:val="5"/>
     </w:pPr>
     <w:rPr>
-      <w:rFonts w:asciiTheme="majorHAnsi" w:cstheme="majorBidi" w:eastAsiaTheme="majorEastAsia" w:hAnsiTheme="majorHAnsi"/>
+      <w:rFonts w:asciiTheme="majorHAnsi" w:cstheme="majorBidi" w:hAnsiTheme="majorHAnsi" w:eastAsia="黑体"/>
       <w:i/>
       <w:iCs/>
       <w:color w:themeColor="accent1" w:themeShade="7F" w:val="243F60"/>
@@ -3174,7 +3407,7 @@
       <w:outlineLvl w:val="6"/>
     </w:pPr>
     <w:rPr>
-      <w:rFonts w:asciiTheme="majorHAnsi" w:cstheme="majorBidi" w:eastAsiaTheme="majorEastAsia" w:hAnsiTheme="majorHAnsi"/>
+      <w:rFonts w:asciiTheme="majorHAnsi" w:cstheme="majorBidi" w:hAnsiTheme="majorHAnsi" w:eastAsia="黑体"/>
       <w:i/>
       <w:iCs/>
       <w:color w:themeColor="text1" w:themeTint="BF" w:val="404040"/>
@@ -3197,7 +3430,7 @@
       <w:outlineLvl w:val="7"/>
     </w:pPr>
     <w:rPr>
-      <w:rFonts w:asciiTheme="majorHAnsi" w:cstheme="majorBidi" w:eastAsiaTheme="majorEastAsia" w:hAnsiTheme="majorHAnsi"/>
+      <w:rFonts w:asciiTheme="majorHAnsi" w:cstheme="majorBidi" w:hAnsiTheme="majorHAnsi" w:eastAsia="黑体"/>
       <w:color w:themeColor="accent1" w:val="4F81BD"/>
       <w:sz w:val="20"/>
       <w:szCs w:val="20"/>
@@ -3220,7 +3453,7 @@
       <w:outlineLvl w:val="8"/>
     </w:pPr>
     <w:rPr>
-      <w:rFonts w:asciiTheme="majorHAnsi" w:cstheme="majorBidi" w:eastAsiaTheme="majorEastAsia" w:hAnsiTheme="majorHAnsi"/>
+      <w:rFonts w:asciiTheme="majorHAnsi" w:cstheme="majorBidi" w:hAnsiTheme="majorHAnsi" w:eastAsia="黑体"/>
       <w:i/>
       <w:iCs/>
       <w:color w:themeColor="text1" w:themeTint="BF" w:val="404040"/>
@@ -3271,7 +3504,7 @@
     <w:uiPriority w:val="9"/>
     <w:rsid w:val="00FC693F"/>
     <w:rPr>
-      <w:rFonts w:asciiTheme="majorHAnsi" w:cstheme="majorBidi" w:eastAsiaTheme="majorEastAsia" w:hAnsiTheme="majorHAnsi"/>
+      <w:rFonts w:asciiTheme="majorHAnsi" w:cstheme="majorBidi" w:hAnsiTheme="majorHAnsi" w:eastAsia="黑体"/>
       <w:b/>
       <w:bCs/>
       <w:color w:themeColor="accent1" w:themeShade="BF" w:val="365F91"/>
@@ -3286,7 +3519,7 @@
     <w:uiPriority w:val="9"/>
     <w:rsid w:val="00FC693F"/>
     <w:rPr>
-      <w:rFonts w:asciiTheme="majorHAnsi" w:cstheme="majorBidi" w:eastAsiaTheme="majorEastAsia" w:hAnsiTheme="majorHAnsi"/>
+      <w:rFonts w:asciiTheme="majorHAnsi" w:cstheme="majorBidi" w:hAnsiTheme="majorHAnsi" w:eastAsia="黑体"/>
       <w:b/>
       <w:bCs/>
       <w:color w:themeColor="accent1" w:val="4F81BD"/>
@@ -3301,7 +3534,7 @@
     <w:uiPriority w:val="9"/>
     <w:rsid w:val="00FC693F"/>
     <w:rPr>
-      <w:rFonts w:asciiTheme="majorHAnsi" w:cstheme="majorBidi" w:eastAsiaTheme="majorEastAsia" w:hAnsiTheme="majorHAnsi"/>
+      <w:rFonts w:asciiTheme="majorHAnsi" w:cstheme="majorBidi" w:hAnsiTheme="majorHAnsi" w:eastAsia="黑体"/>
       <w:b/>
       <w:bCs/>
       <w:color w:themeColor="accent1" w:val="4F81BD"/>
@@ -3324,7 +3557,7 @@
       <w:contextualSpacing/>
     </w:pPr>
     <w:rPr>
-      <w:rFonts w:ascii="Times New Roman" w:asciiTheme="majorHAnsi" w:cstheme="majorBidi" w:eastAsia="黑体" w:eastAsiaTheme="majorEastAsia" w:hAnsi="Times New Roman" w:hAnsiTheme="majorHAnsi"/>
+      <w:rFonts w:ascii="Times New Roman" w:asciiTheme="majorHAnsi" w:cstheme="majorBidi" w:eastAsia="黑体" w:hAnsi="Times New Roman" w:hAnsiTheme="majorHAnsi"/>
       <w:b/>
       <w:color w:val="1F3864"/>
       <w:spacing w:val="5"/>
@@ -3340,7 +3573,7 @@
     <w:uiPriority w:val="10"/>
     <w:rsid w:val="00FC693F"/>
     <w:rPr>
-      <w:rFonts w:asciiTheme="majorHAnsi" w:cstheme="majorBidi" w:eastAsiaTheme="majorEastAsia" w:hAnsiTheme="majorHAnsi"/>
+      <w:rFonts w:asciiTheme="majorHAnsi" w:cstheme="majorBidi" w:hAnsiTheme="majorHAnsi" w:eastAsia="黑体"/>
       <w:color w:themeColor="text2" w:themeShade="BF" w:val="17365D"/>
       <w:spacing w:val="5"/>
       <w:kern w:val="28"/>
@@ -3362,7 +3595,7 @@
       </w:numPr>
     </w:pPr>
     <w:rPr>
-      <w:rFonts w:asciiTheme="majorHAnsi" w:cstheme="majorBidi" w:eastAsiaTheme="majorEastAsia" w:hAnsiTheme="majorHAnsi"/>
+      <w:rFonts w:asciiTheme="majorHAnsi" w:cstheme="majorBidi" w:hAnsiTheme="majorHAnsi" w:eastAsia="黑体"/>
       <w:i/>
       <w:iCs/>
       <w:color w:themeColor="accent1" w:val="4F81BD"/>
@@ -3378,7 +3611,7 @@
     <w:uiPriority w:val="11"/>
     <w:rsid w:val="00FC693F"/>
     <w:rPr>
-      <w:rFonts w:asciiTheme="majorHAnsi" w:cstheme="majorBidi" w:eastAsiaTheme="majorEastAsia" w:hAnsiTheme="majorHAnsi"/>
+      <w:rFonts w:asciiTheme="majorHAnsi" w:cstheme="majorBidi" w:hAnsiTheme="majorHAnsi" w:eastAsia="黑体"/>
       <w:i/>
       <w:iCs/>
       <w:color w:themeColor="accent1" w:val="4F81BD"/>
@@ -3445,6 +3678,7 @@
       <w:spacing w:after="120"/>
     </w:pPr>
     <w:rPr>
+      <w:rFonts w:eastAsia="黑体"/>
       <w:sz w:val="16"/>
       <w:szCs w:val="16"/>
     </w:rPr>
@@ -3456,6 +3690,7 @@
     <w:uiPriority w:val="99"/>
     <w:rsid w:val="00AA1D8D"/>
     <w:rPr>
+      <w:rFonts w:eastAsia="黑体"/>
       <w:sz w:val="16"/>
       <w:szCs w:val="16"/>
     </w:rPr>
@@ -3625,7 +3860,7 @@
       </w:tabs>
     </w:pPr>
     <w:rPr>
-      <w:rFonts w:ascii="Courier" w:hAnsi="Courier"/>
+      <w:rFonts w:ascii="Courier" w:hAnsi="Courier" w:eastAsia="黑体"/>
       <w:sz w:val="20"/>
       <w:szCs w:val="20"/>
     </w:rPr>
@@ -3637,7 +3872,7 @@
     <w:uiPriority w:val="99"/>
     <w:rsid w:val="0029639D"/>
     <w:rPr>
-      <w:rFonts w:ascii="Courier" w:hAnsi="Courier"/>
+      <w:rFonts w:ascii="Courier" w:hAnsi="Courier" w:eastAsia="黑体"/>
       <w:sz w:val="20"/>
       <w:szCs w:val="20"/>
     </w:rPr>
@@ -3673,6 +3908,7 @@
     <w:uiPriority w:val="29"/>
     <w:rsid w:val="00FC693F"/>
     <w:rPr>
+      <w:rFonts w:eastAsia="黑体"/>
       <w:i/>
       <w:iCs/>
       <w:color w:themeColor="text1" w:val="000000"/>
@@ -3686,7 +3922,7 @@
     <w:semiHidden/>
     <w:rsid w:val="00FC693F"/>
     <w:rPr>
-      <w:rFonts w:asciiTheme="majorHAnsi" w:cstheme="majorBidi" w:eastAsiaTheme="majorEastAsia" w:hAnsiTheme="majorHAnsi"/>
+      <w:rFonts w:asciiTheme="majorHAnsi" w:cstheme="majorBidi" w:hAnsiTheme="majorHAnsi" w:eastAsia="黑体"/>
       <w:b/>
       <w:bCs/>
       <w:i/>
@@ -3702,7 +3938,7 @@
     <w:semiHidden/>
     <w:rsid w:val="00FC693F"/>
     <w:rPr>
-      <w:rFonts w:asciiTheme="majorHAnsi" w:cstheme="majorBidi" w:eastAsiaTheme="majorEastAsia" w:hAnsiTheme="majorHAnsi"/>
+      <w:rFonts w:asciiTheme="majorHAnsi" w:cstheme="majorBidi" w:hAnsiTheme="majorHAnsi" w:eastAsia="黑体"/>
       <w:color w:themeColor="accent1" w:themeShade="7F" w:val="243F60"/>
     </w:rPr>
   </w:style>
@@ -3714,7 +3950,7 @@
     <w:semiHidden/>
     <w:rsid w:val="00FC693F"/>
     <w:rPr>
-      <w:rFonts w:asciiTheme="majorHAnsi" w:cstheme="majorBidi" w:eastAsiaTheme="majorEastAsia" w:hAnsiTheme="majorHAnsi"/>
+      <w:rFonts w:asciiTheme="majorHAnsi" w:cstheme="majorBidi" w:hAnsiTheme="majorHAnsi" w:eastAsia="黑体"/>
       <w:i/>
       <w:iCs/>
       <w:color w:themeColor="accent1" w:themeShade="7F" w:val="243F60"/>
@@ -3728,7 +3964,7 @@
     <w:semiHidden/>
     <w:rsid w:val="00FC693F"/>
     <w:rPr>
-      <w:rFonts w:asciiTheme="majorHAnsi" w:cstheme="majorBidi" w:eastAsiaTheme="majorEastAsia" w:hAnsiTheme="majorHAnsi"/>
+      <w:rFonts w:asciiTheme="majorHAnsi" w:cstheme="majorBidi" w:hAnsiTheme="majorHAnsi" w:eastAsia="黑体"/>
       <w:i/>
       <w:iCs/>
       <w:color w:themeColor="text1" w:themeTint="BF" w:val="404040"/>
@@ -3742,7 +3978,7 @@
     <w:semiHidden/>
     <w:rsid w:val="00FC693F"/>
     <w:rPr>
-      <w:rFonts w:asciiTheme="majorHAnsi" w:cstheme="majorBidi" w:eastAsiaTheme="majorEastAsia" w:hAnsiTheme="majorHAnsi"/>
+      <w:rFonts w:asciiTheme="majorHAnsi" w:cstheme="majorBidi" w:hAnsiTheme="majorHAnsi" w:eastAsia="黑体"/>
       <w:color w:themeColor="accent1" w:val="4F81BD"/>
       <w:sz w:val="20"/>
       <w:szCs w:val="20"/>
@@ -3756,7 +3992,7 @@
     <w:semiHidden/>
     <w:rsid w:val="00FC693F"/>
     <w:rPr>
-      <w:rFonts w:asciiTheme="majorHAnsi" w:cstheme="majorBidi" w:eastAsiaTheme="majorEastAsia" w:hAnsiTheme="majorHAnsi"/>
+      <w:rFonts w:asciiTheme="majorHAnsi" w:cstheme="majorBidi" w:hAnsiTheme="majorHAnsi" w:eastAsia="黑体"/>
       <w:i/>
       <w:iCs/>
       <w:color w:themeColor="text1" w:themeTint="BF" w:val="404040"/>
@@ -3777,6 +4013,7 @@
       <w:spacing w:line="240" w:lineRule="auto"/>
     </w:pPr>
     <w:rPr>
+      <w:rFonts w:eastAsia="黑体"/>
       <w:b/>
       <w:bCs/>
       <w:color w:themeColor="accent1" w:val="4F81BD"/>
@@ -3791,6 +4028,7 @@
     <w:qFormat/>
     <w:rsid w:val="00FC693F"/>
     <w:rPr>
+      <w:rFonts w:eastAsia="黑体"/>
       <w:b/>
       <w:bCs/>
     </w:rPr>
@@ -3802,6 +4040,7 @@
     <w:qFormat/>
     <w:rsid w:val="00FC693F"/>
     <w:rPr>
+      <w:rFonts w:eastAsia="黑体"/>
       <w:i/>
       <w:iCs/>
     </w:rPr>
@@ -3822,6 +4061,7 @@
       <w:ind w:left="936" w:right="936"/>
     </w:pPr>
     <w:rPr>
+      <w:rFonts w:eastAsia="黑体"/>
       <w:b/>
       <w:bCs/>
       <w:i/>
@@ -3836,6 +4076,7 @@
     <w:uiPriority w:val="30"/>
     <w:rsid w:val="00FC693F"/>
     <w:rPr>
+      <w:rFonts w:eastAsia="黑体"/>
       <w:b/>
       <w:bCs/>
       <w:i/>
@@ -3850,6 +4091,7 @@
     <w:qFormat/>
     <w:rsid w:val="00FC693F"/>
     <w:rPr>
+      <w:rFonts w:eastAsia="黑体"/>
       <w:i/>
       <w:iCs/>
       <w:color w:themeColor="text1" w:themeTint="7F" w:val="808080"/>
@@ -3862,6 +4104,7 @@
     <w:qFormat/>
     <w:rsid w:val="00FC693F"/>
     <w:rPr>
+      <w:rFonts w:eastAsia="黑体"/>
       <w:b/>
       <w:bCs/>
       <w:i/>
@@ -3876,6 +4119,7 @@
     <w:qFormat/>
     <w:rsid w:val="00FC693F"/>
     <w:rPr>
+      <w:rFonts w:eastAsia="黑体"/>
       <w:smallCaps/>
       <w:color w:themeColor="accent2" w:val="C0504D"/>
       <w:u w:val="single"/>
@@ -3888,6 +4132,7 @@
     <w:qFormat/>
     <w:rsid w:val="00FC693F"/>
     <w:rPr>
+      <w:rFonts w:eastAsia="黑体"/>
       <w:b/>
       <w:bCs/>
       <w:smallCaps/>
@@ -3903,6 +4148,7 @@
     <w:qFormat/>
     <w:rsid w:val="00FC693F"/>
     <w:rPr>
+      <w:rFonts w:eastAsia="黑体"/>
       <w:b/>
       <w:bCs/>
       <w:smallCaps/>
@@ -3957,6 +4203,7 @@
       <w:spacing w:after="0" w:line="240" w:lineRule="auto"/>
     </w:pPr>
     <w:rPr>
+      <w:rFonts w:eastAsia="黑体"/>
       <w:color w:themeColor="text1" w:themeShade="BF" w:val="000000"/>
     </w:rPr>
     <w:tblPr>
@@ -3979,6 +4226,7 @@
         <w:spacing w:after="0" w:before="0" w:line="240" w:lineRule="auto"/>
       </w:pPr>
       <w:rPr>
+        <w:rFonts w:eastAsia="黑体"/>
         <w:b/>
         <w:bCs/>
       </w:rPr>
@@ -3999,6 +4247,7 @@
         <w:spacing w:after="0" w:before="0" w:line="240" w:lineRule="auto"/>
       </w:pPr>
       <w:rPr>
+        <w:rFonts w:eastAsia="黑体"/>
         <w:b/>
         <w:bCs/>
       </w:rPr>
@@ -4016,12 +4265,14 @@
     </w:tblStylePr>
     <w:tblStylePr w:type="firstCol">
       <w:rPr>
+        <w:rFonts w:eastAsia="黑体"/>
         <w:b/>
         <w:bCs/>
       </w:rPr>
     </w:tblStylePr>
     <w:tblStylePr w:type="lastCol">
       <w:rPr>
+        <w:rFonts w:eastAsia="黑体"/>
         <w:b/>
         <w:bCs/>
       </w:rPr>
@@ -4060,6 +4311,7 @@
       <w:spacing w:after="0" w:line="240" w:lineRule="auto"/>
     </w:pPr>
     <w:rPr>
+      <w:rFonts w:eastAsia="黑体"/>
       <w:color w:themeColor="accent1" w:themeShade="BF" w:val="365F91"/>
     </w:rPr>
     <w:tblPr>
@@ -4082,6 +4334,7 @@
         <w:spacing w:after="0" w:before="0" w:line="240" w:lineRule="auto"/>
       </w:pPr>
       <w:rPr>
+        <w:rFonts w:eastAsia="黑体"/>
         <w:b/>
         <w:bCs/>
       </w:rPr>
@@ -4102,6 +4355,7 @@
         <w:spacing w:after="0" w:before="0" w:line="240" w:lineRule="auto"/>
       </w:pPr>
       <w:rPr>
+        <w:rFonts w:eastAsia="黑体"/>
         <w:b/>
         <w:bCs/>
       </w:rPr>
@@ -4119,12 +4373,14 @@
     </w:tblStylePr>
     <w:tblStylePr w:type="firstCol">
       <w:rPr>
+        <w:rFonts w:eastAsia="黑体"/>
         <w:b/>
         <w:bCs/>
       </w:rPr>
     </w:tblStylePr>
     <w:tblStylePr w:type="lastCol">
       <w:rPr>
+        <w:rFonts w:eastAsia="黑体"/>
         <w:b/>
         <w:bCs/>
       </w:rPr>
@@ -4163,6 +4419,7 @@
       <w:spacing w:after="0" w:line="240" w:lineRule="auto"/>
     </w:pPr>
     <w:rPr>
+      <w:rFonts w:eastAsia="黑体"/>
       <w:color w:themeColor="accent2" w:themeShade="BF" w:val="943634"/>
     </w:rPr>
     <w:tblPr>
@@ -4185,6 +4442,7 @@
         <w:spacing w:after="0" w:before="0" w:line="240" w:lineRule="auto"/>
       </w:pPr>
       <w:rPr>
+        <w:rFonts w:eastAsia="黑体"/>
         <w:b/>
         <w:bCs/>
       </w:rPr>
@@ -4205,6 +4463,7 @@
         <w:spacing w:after="0" w:before="0" w:line="240" w:lineRule="auto"/>
       </w:pPr>
       <w:rPr>
+        <w:rFonts w:eastAsia="黑体"/>
         <w:b/>
         <w:bCs/>
       </w:rPr>
@@ -4222,12 +4481,14 @@
     </w:tblStylePr>
     <w:tblStylePr w:type="firstCol">
       <w:rPr>
+        <w:rFonts w:eastAsia="黑体"/>
         <w:b/>
         <w:bCs/>
       </w:rPr>
     </w:tblStylePr>
     <w:tblStylePr w:type="lastCol">
       <w:rPr>
+        <w:rFonts w:eastAsia="黑体"/>
         <w:b/>
         <w:bCs/>
       </w:rPr>
@@ -4266,6 +4527,7 @@
       <w:spacing w:after="0" w:line="240" w:lineRule="auto"/>
     </w:pPr>
     <w:rPr>
+      <w:rFonts w:eastAsia="黑体"/>
       <w:color w:themeColor="accent3" w:themeShade="BF" w:val="76923C"/>
     </w:rPr>
     <w:tblPr>
@@ -4288,6 +4550,7 @@
         <w:spacing w:after="0" w:before="0" w:line="240" w:lineRule="auto"/>
       </w:pPr>
       <w:rPr>
+        <w:rFonts w:eastAsia="黑体"/>
         <w:b/>
         <w:bCs/>
       </w:rPr>
@@ -4308,6 +4571,7 @@
         <w:spacing w:after="0" w:before="0" w:line="240" w:lineRule="auto"/>
       </w:pPr>
       <w:rPr>
+        <w:rFonts w:eastAsia="黑体"/>
         <w:b/>
         <w:bCs/>
       </w:rPr>
@@ -4325,12 +4589,14 @@
     </w:tblStylePr>
     <w:tblStylePr w:type="firstCol">
       <w:rPr>
+        <w:rFonts w:eastAsia="黑体"/>
         <w:b/>
         <w:bCs/>
       </w:rPr>
     </w:tblStylePr>
     <w:tblStylePr w:type="lastCol">
       <w:rPr>
+        <w:rFonts w:eastAsia="黑体"/>
         <w:b/>
         <w:bCs/>
       </w:rPr>
@@ -4369,6 +4635,7 @@
       <w:spacing w:after="0" w:line="240" w:lineRule="auto"/>
     </w:pPr>
     <w:rPr>
+      <w:rFonts w:eastAsia="黑体"/>
       <w:color w:themeColor="accent4" w:themeShade="BF" w:val="5F497A"/>
     </w:rPr>
     <w:tblPr>
@@ -4391,6 +4658,7 @@
         <w:spacing w:after="0" w:before="0" w:line="240" w:lineRule="auto"/>
       </w:pPr>
       <w:rPr>
+        <w:rFonts w:eastAsia="黑体"/>
         <w:b/>
         <w:bCs/>
       </w:rPr>
@@ -4411,6 +4679,7 @@
         <w:spacing w:after="0" w:before="0" w:line="240" w:lineRule="auto"/>
       </w:pPr>
       <w:rPr>
+        <w:rFonts w:eastAsia="黑体"/>
         <w:b/>
         <w:bCs/>
       </w:rPr>
@@ -4428,12 +4697,14 @@
     </w:tblStylePr>
     <w:tblStylePr w:type="firstCol">
       <w:rPr>
+        <w:rFonts w:eastAsia="黑体"/>
         <w:b/>
         <w:bCs/>
       </w:rPr>
     </w:tblStylePr>
     <w:tblStylePr w:type="lastCol">
       <w:rPr>
+        <w:rFonts w:eastAsia="黑体"/>
         <w:b/>
         <w:bCs/>
       </w:rPr>
@@ -4472,6 +4743,7 @@
       <w:spacing w:after="0" w:line="240" w:lineRule="auto"/>
     </w:pPr>
     <w:rPr>
+      <w:rFonts w:eastAsia="黑体"/>
       <w:color w:themeColor="accent5" w:themeShade="BF" w:val="31849B"/>
     </w:rPr>
     <w:tblPr>
@@ -4494,6 +4766,7 @@
         <w:spacing w:after="0" w:before="0" w:line="240" w:lineRule="auto"/>
       </w:pPr>
       <w:rPr>
+        <w:rFonts w:eastAsia="黑体"/>
         <w:b/>
         <w:bCs/>
       </w:rPr>
@@ -4514,6 +4787,7 @@
         <w:spacing w:after="0" w:before="0" w:line="240" w:lineRule="auto"/>
       </w:pPr>
       <w:rPr>
+        <w:rFonts w:eastAsia="黑体"/>
         <w:b/>
         <w:bCs/>
       </w:rPr>
@@ -4531,12 +4805,14 @@
     </w:tblStylePr>
     <w:tblStylePr w:type="firstCol">
       <w:rPr>
+        <w:rFonts w:eastAsia="黑体"/>
         <w:b/>
         <w:bCs/>
       </w:rPr>
     </w:tblStylePr>
     <w:tblStylePr w:type="lastCol">
       <w:rPr>
+        <w:rFonts w:eastAsia="黑体"/>
         <w:b/>
         <w:bCs/>
       </w:rPr>
@@ -4575,6 +4851,7 @@
       <w:spacing w:after="0" w:line="240" w:lineRule="auto"/>
     </w:pPr>
     <w:rPr>
+      <w:rFonts w:eastAsia="黑体"/>
       <w:color w:themeColor="accent6" w:themeShade="BF" w:val="E36C0A"/>
     </w:rPr>
     <w:tblPr>
@@ -4597,6 +4874,7 @@
         <w:spacing w:after="0" w:before="0" w:line="240" w:lineRule="auto"/>
       </w:pPr>
       <w:rPr>
+        <w:rFonts w:eastAsia="黑体"/>
         <w:b/>
         <w:bCs/>
       </w:rPr>
@@ -4617,6 +4895,7 @@
         <w:spacing w:after="0" w:before="0" w:line="240" w:lineRule="auto"/>
       </w:pPr>
       <w:rPr>
+        <w:rFonts w:eastAsia="黑体"/>
         <w:b/>
         <w:bCs/>
       </w:rPr>
@@ -4634,12 +4913,14 @@
     </w:tblStylePr>
     <w:tblStylePr w:type="firstCol">
       <w:rPr>
+        <w:rFonts w:eastAsia="黑体"/>
         <w:b/>
         <w:bCs/>
       </w:rPr>
     </w:tblStylePr>
     <w:tblStylePr w:type="lastCol">
       <w:rPr>
+        <w:rFonts w:eastAsia="黑体"/>
         <w:b/>
         <w:bCs/>
       </w:rPr>
@@ -4699,6 +4980,7 @@
         <w:spacing w:after="0" w:before="0" w:line="240" w:lineRule="auto"/>
       </w:pPr>
       <w:rPr>
+        <w:rFonts w:eastAsia="黑体"/>
         <w:b/>
         <w:bCs/>
         <w:color w:themeColor="background1" w:val="FFFFFF"/>
@@ -4713,6 +4995,7 @@
         <w:spacing w:after="0" w:before="0" w:line="240" w:lineRule="auto"/>
       </w:pPr>
       <w:rPr>
+        <w:rFonts w:eastAsia="黑体"/>
         <w:b/>
         <w:bCs/>
       </w:rPr>
@@ -4728,12 +5011,14 @@
     </w:tblStylePr>
     <w:tblStylePr w:type="firstCol">
       <w:rPr>
+        <w:rFonts w:eastAsia="黑体"/>
         <w:b/>
         <w:bCs/>
       </w:rPr>
     </w:tblStylePr>
     <w:tblStylePr w:type="lastCol">
       <w:rPr>
+        <w:rFonts w:eastAsia="黑体"/>
         <w:b/>
         <w:bCs/>
       </w:rPr>
@@ -4791,6 +5076,7 @@
         <w:spacing w:after="0" w:before="0" w:line="240" w:lineRule="auto"/>
       </w:pPr>
       <w:rPr>
+        <w:rFonts w:eastAsia="黑体"/>
         <w:b/>
         <w:bCs/>
         <w:color w:themeColor="background1" w:val="FFFFFF"/>
@@ -4805,6 +5091,7 @@
         <w:spacing w:after="0" w:before="0" w:line="240" w:lineRule="auto"/>
       </w:pPr>
       <w:rPr>
+        <w:rFonts w:eastAsia="黑体"/>
         <w:b/>
         <w:bCs/>
       </w:rPr>
@@ -4820,12 +5107,14 @@
     </w:tblStylePr>
     <w:tblStylePr w:type="firstCol">
       <w:rPr>
+        <w:rFonts w:eastAsia="黑体"/>
         <w:b/>
         <w:bCs/>
       </w:rPr>
     </w:tblStylePr>
     <w:tblStylePr w:type="lastCol">
       <w:rPr>
+        <w:rFonts w:eastAsia="黑体"/>
         <w:b/>
         <w:bCs/>
       </w:rPr>
@@ -4883,6 +5172,7 @@
         <w:spacing w:after="0" w:before="0" w:line="240" w:lineRule="auto"/>
       </w:pPr>
       <w:rPr>
+        <w:rFonts w:eastAsia="黑体"/>
         <w:b/>
         <w:bCs/>
         <w:color w:themeColor="background1" w:val="FFFFFF"/>
@@ -4897,6 +5187,7 @@
         <w:spacing w:after="0" w:before="0" w:line="240" w:lineRule="auto"/>
       </w:pPr>
       <w:rPr>
+        <w:rFonts w:eastAsia="黑体"/>
         <w:b/>
         <w:bCs/>
       </w:rPr>
@@ -4912,12 +5203,14 @@
     </w:tblStylePr>
     <w:tblStylePr w:type="firstCol">
       <w:rPr>
+        <w:rFonts w:eastAsia="黑体"/>
         <w:b/>
         <w:bCs/>
       </w:rPr>
     </w:tblStylePr>
     <w:tblStylePr w:type="lastCol">
       <w:rPr>
+        <w:rFonts w:eastAsia="黑体"/>
         <w:b/>
         <w:bCs/>
       </w:rPr>
@@ -4975,6 +5268,7 @@
         <w:spacing w:after="0" w:before="0" w:line="240" w:lineRule="auto"/>
       </w:pPr>
       <w:rPr>
+        <w:rFonts w:eastAsia="黑体"/>
         <w:b/>
         <w:bCs/>
         <w:color w:themeColor="background1" w:val="FFFFFF"/>
@@ -4989,6 +5283,7 @@
         <w:spacing w:after="0" w:before="0" w:line="240" w:lineRule="auto"/>
       </w:pPr>
       <w:rPr>
+        <w:rFonts w:eastAsia="黑体"/>
         <w:b/>
         <w:bCs/>
       </w:rPr>
@@ -5004,12 +5299,14 @@
     </w:tblStylePr>
     <w:tblStylePr w:type="firstCol">
       <w:rPr>
+        <w:rFonts w:eastAsia="黑体"/>
         <w:b/>
         <w:bCs/>
       </w:rPr>
     </w:tblStylePr>
     <w:tblStylePr w:type="lastCol">
       <w:rPr>
+        <w:rFonts w:eastAsia="黑体"/>
         <w:b/>
         <w:bCs/>
       </w:rPr>
@@ -5067,6 +5364,7 @@
         <w:spacing w:after="0" w:before="0" w:line="240" w:lineRule="auto"/>
       </w:pPr>
       <w:rPr>
+        <w:rFonts w:eastAsia="黑体"/>
         <w:b/>
         <w:bCs/>
         <w:color w:themeColor="background1" w:val="FFFFFF"/>
@@ -5081,6 +5379,7 @@
         <w:spacing w:after="0" w:before="0" w:line="240" w:lineRule="auto"/>
       </w:pPr>
       <w:rPr>
+        <w:rFonts w:eastAsia="黑体"/>
         <w:b/>
         <w:bCs/>
       </w:rPr>
@@ -5096,12 +5395,14 @@
     </w:tblStylePr>
     <w:tblStylePr w:type="firstCol">
       <w:rPr>
+        <w:rFonts w:eastAsia="黑体"/>
         <w:b/>
         <w:bCs/>
       </w:rPr>
     </w:tblStylePr>
     <w:tblStylePr w:type="lastCol">
       <w:rPr>
+        <w:rFonts w:eastAsia="黑体"/>
         <w:b/>
         <w:bCs/>
       </w:rPr>
@@ -5159,6 +5460,7 @@
         <w:spacing w:after="0" w:before="0" w:line="240" w:lineRule="auto"/>
       </w:pPr>
       <w:rPr>
+        <w:rFonts w:eastAsia="黑体"/>
         <w:b/>
         <w:bCs/>
         <w:color w:themeColor="background1" w:val="FFFFFF"/>
@@ -5173,6 +5475,7 @@
         <w:spacing w:after="0" w:before="0" w:line="240" w:lineRule="auto"/>
       </w:pPr>
       <w:rPr>
+        <w:rFonts w:eastAsia="黑体"/>
         <w:b/>
         <w:bCs/>
       </w:rPr>
@@ -5188,12 +5491,14 @@
     </w:tblStylePr>
     <w:tblStylePr w:type="firstCol">
       <w:rPr>
+        <w:rFonts w:eastAsia="黑体"/>
         <w:b/>
         <w:bCs/>
       </w:rPr>
     </w:tblStylePr>
     <w:tblStylePr w:type="lastCol">
       <w:rPr>
+        <w:rFonts w:eastAsia="黑体"/>
         <w:b/>
         <w:bCs/>
       </w:rPr>
@@ -5251,6 +5556,7 @@
         <w:spacing w:after="0" w:before="0" w:line="240" w:lineRule="auto"/>
       </w:pPr>
       <w:rPr>
+        <w:rFonts w:eastAsia="黑体"/>
         <w:b/>
         <w:bCs/>
         <w:color w:themeColor="background1" w:val="FFFFFF"/>
@@ -5265,6 +5571,7 @@
         <w:spacing w:after="0" w:before="0" w:line="240" w:lineRule="auto"/>
       </w:pPr>
       <w:rPr>
+        <w:rFonts w:eastAsia="黑体"/>
         <w:b/>
         <w:bCs/>
       </w:rPr>
@@ -5280,12 +5587,14 @@
     </w:tblStylePr>
     <w:tblStylePr w:type="firstCol">
       <w:rPr>
+        <w:rFonts w:eastAsia="黑体"/>
         <w:b/>
         <w:bCs/>
       </w:rPr>
     </w:tblStylePr>
     <w:tblStylePr w:type="lastCol">
       <w:rPr>
+        <w:rFonts w:eastAsia="黑体"/>
         <w:b/>
         <w:bCs/>
       </w:rPr>
@@ -5345,7 +5654,7 @@
         <w:spacing w:after="0" w:before="0" w:line="240" w:lineRule="auto"/>
       </w:pPr>
       <w:rPr>
-        <w:rFonts w:asciiTheme="majorHAnsi" w:cstheme="majorBidi" w:eastAsiaTheme="majorEastAsia" w:hAnsiTheme="majorHAnsi"/>
+        <w:rFonts w:asciiTheme="majorHAnsi" w:cstheme="majorBidi" w:hAnsiTheme="majorHAnsi" w:eastAsia="黑体"/>
         <w:b/>
         <w:bCs/>
       </w:rPr>
@@ -5366,7 +5675,7 @@
         <w:spacing w:after="0" w:before="0" w:line="240" w:lineRule="auto"/>
       </w:pPr>
       <w:rPr>
-        <w:rFonts w:asciiTheme="majorHAnsi" w:cstheme="majorBidi" w:eastAsiaTheme="majorEastAsia" w:hAnsiTheme="majorHAnsi"/>
+        <w:rFonts w:asciiTheme="majorHAnsi" w:cstheme="majorBidi" w:hAnsiTheme="majorHAnsi" w:eastAsia="黑体"/>
         <w:b/>
         <w:bCs/>
       </w:rPr>
@@ -5384,14 +5693,14 @@
     </w:tblStylePr>
     <w:tblStylePr w:type="firstCol">
       <w:rPr>
-        <w:rFonts w:asciiTheme="majorHAnsi" w:cstheme="majorBidi" w:eastAsiaTheme="majorEastAsia" w:hAnsiTheme="majorHAnsi"/>
+        <w:rFonts w:asciiTheme="majorHAnsi" w:cstheme="majorBidi" w:hAnsiTheme="majorHAnsi" w:eastAsia="黑体"/>
         <w:b/>
         <w:bCs/>
       </w:rPr>
     </w:tblStylePr>
     <w:tblStylePr w:type="lastCol">
       <w:rPr>
-        <w:rFonts w:asciiTheme="majorHAnsi" w:cstheme="majorBidi" w:eastAsiaTheme="majorEastAsia" w:hAnsiTheme="majorHAnsi"/>
+        <w:rFonts w:asciiTheme="majorHAnsi" w:cstheme="majorBidi" w:hAnsiTheme="majorHAnsi" w:eastAsia="黑体"/>
         <w:b/>
         <w:bCs/>
       </w:rPr>
@@ -5475,7 +5784,7 @@
         <w:spacing w:after="0" w:before="0" w:line="240" w:lineRule="auto"/>
       </w:pPr>
       <w:rPr>
-        <w:rFonts w:asciiTheme="majorHAnsi" w:cstheme="majorBidi" w:eastAsiaTheme="majorEastAsia" w:hAnsiTheme="majorHAnsi"/>
+        <w:rFonts w:asciiTheme="majorHAnsi" w:cstheme="majorBidi" w:hAnsiTheme="majorHAnsi" w:eastAsia="黑体"/>
         <w:b/>
         <w:bCs/>
       </w:rPr>
@@ -5496,7 +5805,7 @@
         <w:spacing w:after="0" w:before="0" w:line="240" w:lineRule="auto"/>
       </w:pPr>
       <w:rPr>
-        <w:rFonts w:asciiTheme="majorHAnsi" w:cstheme="majorBidi" w:eastAsiaTheme="majorEastAsia" w:hAnsiTheme="majorHAnsi"/>
+        <w:rFonts w:asciiTheme="majorHAnsi" w:cstheme="majorBidi" w:hAnsiTheme="majorHAnsi" w:eastAsia="黑体"/>
         <w:b/>
         <w:bCs/>
       </w:rPr>
@@ -5514,14 +5823,14 @@
     </w:tblStylePr>
     <w:tblStylePr w:type="firstCol">
       <w:rPr>
-        <w:rFonts w:asciiTheme="majorHAnsi" w:cstheme="majorBidi" w:eastAsiaTheme="majorEastAsia" w:hAnsiTheme="majorHAnsi"/>
+        <w:rFonts w:asciiTheme="majorHAnsi" w:cstheme="majorBidi" w:hAnsiTheme="majorHAnsi" w:eastAsia="黑体"/>
         <w:b/>
         <w:bCs/>
       </w:rPr>
     </w:tblStylePr>
     <w:tblStylePr w:type="lastCol">
       <w:rPr>
-        <w:rFonts w:asciiTheme="majorHAnsi" w:cstheme="majorBidi" w:eastAsiaTheme="majorEastAsia" w:hAnsiTheme="majorHAnsi"/>
+        <w:rFonts w:asciiTheme="majorHAnsi" w:cstheme="majorBidi" w:hAnsiTheme="majorHAnsi" w:eastAsia="黑体"/>
         <w:b/>
         <w:bCs/>
       </w:rPr>
@@ -5605,7 +5914,7 @@
         <w:spacing w:after="0" w:before="0" w:line="240" w:lineRule="auto"/>
       </w:pPr>
       <w:rPr>
-        <w:rFonts w:asciiTheme="majorHAnsi" w:cstheme="majorBidi" w:eastAsiaTheme="majorEastAsia" w:hAnsiTheme="majorHAnsi"/>
+        <w:rFonts w:asciiTheme="majorHAnsi" w:cstheme="majorBidi" w:hAnsiTheme="majorHAnsi" w:eastAsia="黑体"/>
         <w:b/>
         <w:bCs/>
       </w:rPr>
@@ -5626,7 +5935,7 @@
         <w:spacing w:after="0" w:before="0" w:line="240" w:lineRule="auto"/>
       </w:pPr>
       <w:rPr>
-        <w:rFonts w:asciiTheme="majorHAnsi" w:cstheme="majorBidi" w:eastAsiaTheme="majorEastAsia" w:hAnsiTheme="majorHAnsi"/>
+        <w:rFonts w:asciiTheme="majorHAnsi" w:cstheme="majorBidi" w:hAnsiTheme="majorHAnsi" w:eastAsia="黑体"/>
         <w:b/>
         <w:bCs/>
       </w:rPr>
@@ -5644,14 +5953,14 @@
     </w:tblStylePr>
     <w:tblStylePr w:type="firstCol">
       <w:rPr>
-        <w:rFonts w:asciiTheme="majorHAnsi" w:cstheme="majorBidi" w:eastAsiaTheme="majorEastAsia" w:hAnsiTheme="majorHAnsi"/>
+        <w:rFonts w:asciiTheme="majorHAnsi" w:cstheme="majorBidi" w:hAnsiTheme="majorHAnsi" w:eastAsia="黑体"/>
         <w:b/>
         <w:bCs/>
       </w:rPr>
     </w:tblStylePr>
     <w:tblStylePr w:type="lastCol">
       <w:rPr>
-        <w:rFonts w:asciiTheme="majorHAnsi" w:cstheme="majorBidi" w:eastAsiaTheme="majorEastAsia" w:hAnsiTheme="majorHAnsi"/>
+        <w:rFonts w:asciiTheme="majorHAnsi" w:cstheme="majorBidi" w:hAnsiTheme="majorHAnsi" w:eastAsia="黑体"/>
         <w:b/>
         <w:bCs/>
       </w:rPr>
@@ -5735,7 +6044,7 @@
         <w:spacing w:after="0" w:before="0" w:line="240" w:lineRule="auto"/>
       </w:pPr>
       <w:rPr>
-        <w:rFonts w:asciiTheme="majorHAnsi" w:cstheme="majorBidi" w:eastAsiaTheme="majorEastAsia" w:hAnsiTheme="majorHAnsi"/>
+        <w:rFonts w:asciiTheme="majorHAnsi" w:cstheme="majorBidi" w:hAnsiTheme="majorHAnsi" w:eastAsia="黑体"/>
         <w:b/>
         <w:bCs/>
       </w:rPr>
@@ -5756,7 +6065,7 @@
         <w:spacing w:after="0" w:before="0" w:line="240" w:lineRule="auto"/>
       </w:pPr>
       <w:rPr>
-        <w:rFonts w:asciiTheme="majorHAnsi" w:cstheme="majorBidi" w:eastAsiaTheme="majorEastAsia" w:hAnsiTheme="majorHAnsi"/>
+        <w:rFonts w:asciiTheme="majorHAnsi" w:cstheme="majorBidi" w:hAnsiTheme="majorHAnsi" w:eastAsia="黑体"/>
         <w:b/>
         <w:bCs/>
       </w:rPr>
@@ -5774,14 +6083,14 @@
     </w:tblStylePr>
     <w:tblStylePr w:type="firstCol">
       <w:rPr>
-        <w:rFonts w:asciiTheme="majorHAnsi" w:cstheme="majorBidi" w:eastAsiaTheme="majorEastAsia" w:hAnsiTheme="majorHAnsi"/>
+        <w:rFonts w:asciiTheme="majorHAnsi" w:cstheme="majorBidi" w:hAnsiTheme="majorHAnsi" w:eastAsia="黑体"/>
         <w:b/>
         <w:bCs/>
       </w:rPr>
     </w:tblStylePr>
     <w:tblStylePr w:type="lastCol">
       <w:rPr>
-        <w:rFonts w:asciiTheme="majorHAnsi" w:cstheme="majorBidi" w:eastAsiaTheme="majorEastAsia" w:hAnsiTheme="majorHAnsi"/>
+        <w:rFonts w:asciiTheme="majorHAnsi" w:cstheme="majorBidi" w:hAnsiTheme="majorHAnsi" w:eastAsia="黑体"/>
         <w:b/>
         <w:bCs/>
       </w:rPr>
@@ -5865,7 +6174,7 @@
         <w:spacing w:after="0" w:before="0" w:line="240" w:lineRule="auto"/>
       </w:pPr>
       <w:rPr>
-        <w:rFonts w:asciiTheme="majorHAnsi" w:cstheme="majorBidi" w:eastAsiaTheme="majorEastAsia" w:hAnsiTheme="majorHAnsi"/>
+        <w:rFonts w:asciiTheme="majorHAnsi" w:cstheme="majorBidi" w:hAnsiTheme="majorHAnsi" w:eastAsia="黑体"/>
         <w:b/>
         <w:bCs/>
       </w:rPr>
@@ -5886,7 +6195,7 @@
         <w:spacing w:after="0" w:before="0" w:line="240" w:lineRule="auto"/>
       </w:pPr>
       <w:rPr>
-        <w:rFonts w:asciiTheme="majorHAnsi" w:cstheme="majorBidi" w:eastAsiaTheme="majorEastAsia" w:hAnsiTheme="majorHAnsi"/>
+        <w:rFonts w:asciiTheme="majorHAnsi" w:cstheme="majorBidi" w:hAnsiTheme="majorHAnsi" w:eastAsia="黑体"/>
         <w:b/>
         <w:bCs/>
       </w:rPr>
@@ -5904,14 +6213,14 @@
     </w:tblStylePr>
     <w:tblStylePr w:type="firstCol">
       <w:rPr>
-        <w:rFonts w:asciiTheme="majorHAnsi" w:cstheme="majorBidi" w:eastAsiaTheme="majorEastAsia" w:hAnsiTheme="majorHAnsi"/>
+        <w:rFonts w:asciiTheme="majorHAnsi" w:cstheme="majorBidi" w:hAnsiTheme="majorHAnsi" w:eastAsia="黑体"/>
         <w:b/>
         <w:bCs/>
       </w:rPr>
     </w:tblStylePr>
     <w:tblStylePr w:type="lastCol">
       <w:rPr>
-        <w:rFonts w:asciiTheme="majorHAnsi" w:cstheme="majorBidi" w:eastAsiaTheme="majorEastAsia" w:hAnsiTheme="majorHAnsi"/>
+        <w:rFonts w:asciiTheme="majorHAnsi" w:cstheme="majorBidi" w:hAnsiTheme="majorHAnsi" w:eastAsia="黑体"/>
         <w:b/>
         <w:bCs/>
       </w:rPr>
@@ -5995,7 +6304,7 @@
         <w:spacing w:after="0" w:before="0" w:line="240" w:lineRule="auto"/>
       </w:pPr>
       <w:rPr>
-        <w:rFonts w:asciiTheme="majorHAnsi" w:cstheme="majorBidi" w:eastAsiaTheme="majorEastAsia" w:hAnsiTheme="majorHAnsi"/>
+        <w:rFonts w:asciiTheme="majorHAnsi" w:cstheme="majorBidi" w:hAnsiTheme="majorHAnsi" w:eastAsia="黑体"/>
         <w:b/>
         <w:bCs/>
       </w:rPr>
@@ -6016,7 +6325,7 @@
         <w:spacing w:after="0" w:before="0" w:line="240" w:lineRule="auto"/>
       </w:pPr>
       <w:rPr>
-        <w:rFonts w:asciiTheme="majorHAnsi" w:cstheme="majorBidi" w:eastAsiaTheme="majorEastAsia" w:hAnsiTheme="majorHAnsi"/>
+        <w:rFonts w:asciiTheme="majorHAnsi" w:cstheme="majorBidi" w:hAnsiTheme="majorHAnsi" w:eastAsia="黑体"/>
         <w:b/>
         <w:bCs/>
       </w:rPr>
@@ -6034,14 +6343,14 @@
     </w:tblStylePr>
     <w:tblStylePr w:type="firstCol">
       <w:rPr>
-        <w:rFonts w:asciiTheme="majorHAnsi" w:cstheme="majorBidi" w:eastAsiaTheme="majorEastAsia" w:hAnsiTheme="majorHAnsi"/>
+        <w:rFonts w:asciiTheme="majorHAnsi" w:cstheme="majorBidi" w:hAnsiTheme="majorHAnsi" w:eastAsia="黑体"/>
         <w:b/>
         <w:bCs/>
       </w:rPr>
     </w:tblStylePr>
     <w:tblStylePr w:type="lastCol">
       <w:rPr>
-        <w:rFonts w:asciiTheme="majorHAnsi" w:cstheme="majorBidi" w:eastAsiaTheme="majorEastAsia" w:hAnsiTheme="majorHAnsi"/>
+        <w:rFonts w:asciiTheme="majorHAnsi" w:cstheme="majorBidi" w:hAnsiTheme="majorHAnsi" w:eastAsia="黑体"/>
         <w:b/>
         <w:bCs/>
       </w:rPr>
@@ -6125,7 +6434,7 @@
         <w:spacing w:after="0" w:before="0" w:line="240" w:lineRule="auto"/>
       </w:pPr>
       <w:rPr>
-        <w:rFonts w:asciiTheme="majorHAnsi" w:cstheme="majorBidi" w:eastAsiaTheme="majorEastAsia" w:hAnsiTheme="majorHAnsi"/>
+        <w:rFonts w:asciiTheme="majorHAnsi" w:cstheme="majorBidi" w:hAnsiTheme="majorHAnsi" w:eastAsia="黑体"/>
         <w:b/>
         <w:bCs/>
       </w:rPr>
@@ -6146,7 +6455,7 @@
         <w:spacing w:after="0" w:before="0" w:line="240" w:lineRule="auto"/>
       </w:pPr>
       <w:rPr>
-        <w:rFonts w:asciiTheme="majorHAnsi" w:cstheme="majorBidi" w:eastAsiaTheme="majorEastAsia" w:hAnsiTheme="majorHAnsi"/>
+        <w:rFonts w:asciiTheme="majorHAnsi" w:cstheme="majorBidi" w:hAnsiTheme="majorHAnsi" w:eastAsia="黑体"/>
         <w:b/>
         <w:bCs/>
       </w:rPr>
@@ -6164,14 +6473,14 @@
     </w:tblStylePr>
     <w:tblStylePr w:type="firstCol">
       <w:rPr>
-        <w:rFonts w:asciiTheme="majorHAnsi" w:cstheme="majorBidi" w:eastAsiaTheme="majorEastAsia" w:hAnsiTheme="majorHAnsi"/>
+        <w:rFonts w:asciiTheme="majorHAnsi" w:cstheme="majorBidi" w:hAnsiTheme="majorHAnsi" w:eastAsia="黑体"/>
         <w:b/>
         <w:bCs/>
       </w:rPr>
     </w:tblStylePr>
     <w:tblStylePr w:type="lastCol">
       <w:rPr>
-        <w:rFonts w:asciiTheme="majorHAnsi" w:cstheme="majorBidi" w:eastAsiaTheme="majorEastAsia" w:hAnsiTheme="majorHAnsi"/>
+        <w:rFonts w:asciiTheme="majorHAnsi" w:cstheme="majorBidi" w:hAnsiTheme="majorHAnsi" w:eastAsia="黑体"/>
         <w:b/>
         <w:bCs/>
       </w:rPr>
@@ -6254,6 +6563,7 @@
         <w:spacing w:after="0" w:before="0" w:line="240" w:lineRule="auto"/>
       </w:pPr>
       <w:rPr>
+        <w:rFonts w:eastAsia="黑体"/>
         <w:b/>
         <w:bCs/>
         <w:color w:themeColor="background1" w:val="FFFFFF"/>
@@ -6276,6 +6586,7 @@
         <w:spacing w:after="0" w:before="0" w:line="240" w:lineRule="auto"/>
       </w:pPr>
       <w:rPr>
+        <w:rFonts w:eastAsia="黑体"/>
         <w:b/>
         <w:bCs/>
       </w:rPr>
@@ -6293,12 +6604,14 @@
     </w:tblStylePr>
     <w:tblStylePr w:type="firstCol">
       <w:rPr>
+        <w:rFonts w:eastAsia="黑体"/>
         <w:b/>
         <w:bCs/>
       </w:rPr>
     </w:tblStylePr>
     <w:tblStylePr w:type="lastCol">
       <w:rPr>
+        <w:rFonts w:eastAsia="黑体"/>
         <w:b/>
         <w:bCs/>
       </w:rPr>
@@ -6360,6 +6673,7 @@
         <w:spacing w:after="0" w:before="0" w:line="240" w:lineRule="auto"/>
       </w:pPr>
       <w:rPr>
+        <w:rFonts w:eastAsia="黑体"/>
         <w:b/>
         <w:bCs/>
         <w:color w:themeColor="background1" w:val="FFFFFF"/>
@@ -6382,6 +6696,7 @@
         <w:spacing w:after="0" w:before="0" w:line="240" w:lineRule="auto"/>
       </w:pPr>
       <w:rPr>
+        <w:rFonts w:eastAsia="黑体"/>
         <w:b/>
         <w:bCs/>
       </w:rPr>
@@ -6399,12 +6714,14 @@
     </w:tblStylePr>
     <w:tblStylePr w:type="firstCol">
       <w:rPr>
+        <w:rFonts w:eastAsia="黑体"/>
         <w:b/>
         <w:bCs/>
       </w:rPr>
     </w:tblStylePr>
     <w:tblStylePr w:type="lastCol">
       <w:rPr>
+        <w:rFonts w:eastAsia="黑体"/>
         <w:b/>
         <w:bCs/>
       </w:rPr>
@@ -6466,6 +6783,7 @@
         <w:spacing w:after="0" w:before="0" w:line="240" w:lineRule="auto"/>
       </w:pPr>
       <w:rPr>
+        <w:rFonts w:eastAsia="黑体"/>
         <w:b/>
         <w:bCs/>
         <w:color w:themeColor="background1" w:val="FFFFFF"/>
@@ -6488,6 +6806,7 @@
         <w:spacing w:after="0" w:before="0" w:line="240" w:lineRule="auto"/>
       </w:pPr>
       <w:rPr>
+        <w:rFonts w:eastAsia="黑体"/>
         <w:b/>
         <w:bCs/>
       </w:rPr>
@@ -6505,12 +6824,14 @@
     </w:tblStylePr>
     <w:tblStylePr w:type="firstCol">
       <w:rPr>
+        <w:rFonts w:eastAsia="黑体"/>
         <w:b/>
         <w:bCs/>
       </w:rPr>
     </w:tblStylePr>
     <w:tblStylePr w:type="lastCol">
       <w:rPr>
+        <w:rFonts w:eastAsia="黑体"/>
         <w:b/>
         <w:bCs/>
       </w:rPr>
@@ -6572,6 +6893,7 @@
         <w:spacing w:after="0" w:before="0" w:line="240" w:lineRule="auto"/>
       </w:pPr>
       <w:rPr>
+        <w:rFonts w:eastAsia="黑体"/>
         <w:b/>
         <w:bCs/>
         <w:color w:themeColor="background1" w:val="FFFFFF"/>
@@ -6594,6 +6916,7 @@
         <w:spacing w:after="0" w:before="0" w:line="240" w:lineRule="auto"/>
       </w:pPr>
       <w:rPr>
+        <w:rFonts w:eastAsia="黑体"/>
         <w:b/>
         <w:bCs/>
       </w:rPr>
@@ -6611,12 +6934,14 @@
     </w:tblStylePr>
     <w:tblStylePr w:type="firstCol">
       <w:rPr>
+        <w:rFonts w:eastAsia="黑体"/>
         <w:b/>
         <w:bCs/>
       </w:rPr>
     </w:tblStylePr>
     <w:tblStylePr w:type="lastCol">
       <w:rPr>
+        <w:rFonts w:eastAsia="黑体"/>
         <w:b/>
         <w:bCs/>
       </w:rPr>
@@ -6678,6 +7003,7 @@
         <w:spacing w:after="0" w:before="0" w:line="240" w:lineRule="auto"/>
       </w:pPr>
       <w:rPr>
+        <w:rFonts w:eastAsia="黑体"/>
         <w:b/>
         <w:bCs/>
         <w:color w:themeColor="background1" w:val="FFFFFF"/>
@@ -6700,6 +7026,7 @@
         <w:spacing w:after="0" w:before="0" w:line="240" w:lineRule="auto"/>
       </w:pPr>
       <w:rPr>
+        <w:rFonts w:eastAsia="黑体"/>
         <w:b/>
         <w:bCs/>
       </w:rPr>
@@ -6717,12 +7044,14 @@
     </w:tblStylePr>
     <w:tblStylePr w:type="firstCol">
       <w:rPr>
+        <w:rFonts w:eastAsia="黑体"/>
         <w:b/>
         <w:bCs/>
       </w:rPr>
     </w:tblStylePr>
     <w:tblStylePr w:type="lastCol">
       <w:rPr>
+        <w:rFonts w:eastAsia="黑体"/>
         <w:b/>
         <w:bCs/>
       </w:rPr>
@@ -6784,6 +7113,7 @@
         <w:spacing w:after="0" w:before="0" w:line="240" w:lineRule="auto"/>
       </w:pPr>
       <w:rPr>
+        <w:rFonts w:eastAsia="黑体"/>
         <w:b/>
         <w:bCs/>
         <w:color w:themeColor="background1" w:val="FFFFFF"/>
@@ -6806,6 +7136,7 @@
         <w:spacing w:after="0" w:before="0" w:line="240" w:lineRule="auto"/>
       </w:pPr>
       <w:rPr>
+        <w:rFonts w:eastAsia="黑体"/>
         <w:b/>
         <w:bCs/>
       </w:rPr>
@@ -6823,12 +7154,14 @@
     </w:tblStylePr>
     <w:tblStylePr w:type="firstCol">
       <w:rPr>
+        <w:rFonts w:eastAsia="黑体"/>
         <w:b/>
         <w:bCs/>
       </w:rPr>
     </w:tblStylePr>
     <w:tblStylePr w:type="lastCol">
       <w:rPr>
+        <w:rFonts w:eastAsia="黑体"/>
         <w:b/>
         <w:bCs/>
       </w:rPr>
@@ -6890,6 +7223,7 @@
         <w:spacing w:after="0" w:before="0" w:line="240" w:lineRule="auto"/>
       </w:pPr>
       <w:rPr>
+        <w:rFonts w:eastAsia="黑体"/>
         <w:b/>
         <w:bCs/>
         <w:color w:themeColor="background1" w:val="FFFFFF"/>
@@ -6912,6 +7246,7 @@
         <w:spacing w:after="0" w:before="0" w:line="240" w:lineRule="auto"/>
       </w:pPr>
       <w:rPr>
+        <w:rFonts w:eastAsia="黑体"/>
         <w:b/>
         <w:bCs/>
       </w:rPr>
@@ -6929,12 +7264,14 @@
     </w:tblStylePr>
     <w:tblStylePr w:type="firstCol">
       <w:rPr>
+        <w:rFonts w:eastAsia="黑体"/>
         <w:b/>
         <w:bCs/>
       </w:rPr>
     </w:tblStylePr>
     <w:tblStylePr w:type="lastCol">
       <w:rPr>
+        <w:rFonts w:eastAsia="黑体"/>
         <w:b/>
         <w:bCs/>
       </w:rPr>
@@ -6993,6 +7330,7 @@
         <w:spacing w:after="0" w:before="0" w:line="240" w:lineRule="auto"/>
       </w:pPr>
       <w:rPr>
+        <w:rFonts w:eastAsia="黑体"/>
         <w:b/>
         <w:bCs/>
         <w:color w:themeColor="background1" w:val="FFFFFF"/>
@@ -7015,6 +7353,7 @@
         <w:spacing w:after="0" w:before="0" w:line="240" w:lineRule="auto"/>
       </w:pPr>
       <w:rPr>
+        <w:rFonts w:eastAsia="黑体"/>
         <w:color w:val="auto"/>
       </w:rPr>
       <w:tblPr/>
@@ -7032,6 +7371,7 @@
     </w:tblStylePr>
     <w:tblStylePr w:type="firstCol">
       <w:rPr>
+        <w:rFonts w:eastAsia="黑体"/>
         <w:b/>
         <w:bCs/>
         <w:color w:themeColor="background1" w:val="FFFFFF"/>
@@ -7051,6 +7391,7 @@
     </w:tblStylePr>
     <w:tblStylePr w:type="lastCol">
       <w:rPr>
+        <w:rFonts w:eastAsia="黑体"/>
         <w:b/>
         <w:bCs/>
         <w:color w:themeColor="background1" w:val="FFFFFF"/>
@@ -7099,6 +7440,7 @@
     </w:tblStylePr>
     <w:tblStylePr w:type="nwCell">
       <w:rPr>
+        <w:rFonts w:eastAsia="黑体"/>
         <w:color w:themeColor="background1" w:val="FFFFFF"/>
       </w:rPr>
       <w:tblPr/>
@@ -7142,6 +7484,7 @@
         <w:spacing w:after="0" w:before="0" w:line="240" w:lineRule="auto"/>
       </w:pPr>
       <w:rPr>
+        <w:rFonts w:eastAsia="黑体"/>
         <w:b/>
         <w:bCs/>
         <w:color w:themeColor="background1" w:val="FFFFFF"/>
@@ -7164,6 +7507,7 @@
         <w:spacing w:after="0" w:before="0" w:line="240" w:lineRule="auto"/>
       </w:pPr>
       <w:rPr>
+        <w:rFonts w:eastAsia="黑体"/>
         <w:color w:val="auto"/>
       </w:rPr>
       <w:tblPr/>
@@ -7181,6 +7525,7 @@
     </w:tblStylePr>
     <w:tblStylePr w:type="firstCol">
       <w:rPr>
+        <w:rFonts w:eastAsia="黑体"/>
         <w:b/>
         <w:bCs/>
         <w:color w:themeColor="background1" w:val="FFFFFF"/>
@@ -7200,6 +7545,7 @@
     </w:tblStylePr>
     <w:tblStylePr w:type="lastCol">
       <w:rPr>
+        <w:rFonts w:eastAsia="黑体"/>
         <w:b/>
         <w:bCs/>
         <w:color w:themeColor="background1" w:val="FFFFFF"/>
@@ -7248,6 +7594,7 @@
     </w:tblStylePr>
     <w:tblStylePr w:type="nwCell">
       <w:rPr>
+        <w:rFonts w:eastAsia="黑体"/>
         <w:color w:themeColor="background1" w:val="FFFFFF"/>
       </w:rPr>
       <w:tblPr/>
@@ -7291,6 +7638,7 @@
         <w:spacing w:after="0" w:before="0" w:line="240" w:lineRule="auto"/>
       </w:pPr>
       <w:rPr>
+        <w:rFonts w:eastAsia="黑体"/>
         <w:b/>
         <w:bCs/>
         <w:color w:themeColor="background1" w:val="FFFFFF"/>
@@ -7313,6 +7661,7 @@
         <w:spacing w:after="0" w:before="0" w:line="240" w:lineRule="auto"/>
       </w:pPr>
       <w:rPr>
+        <w:rFonts w:eastAsia="黑体"/>
         <w:color w:val="auto"/>
       </w:rPr>
       <w:tblPr/>
@@ -7330,6 +7679,7 @@
     </w:tblStylePr>
     <w:tblStylePr w:type="firstCol">
       <w:rPr>
+        <w:rFonts w:eastAsia="黑体"/>
         <w:b/>
         <w:bCs/>
         <w:color w:themeColor="background1" w:val="FFFFFF"/>
@@ -7349,6 +7699,7 @@
     </w:tblStylePr>
     <w:tblStylePr w:type="lastCol">
       <w:rPr>
+        <w:rFonts w:eastAsia="黑体"/>
         <w:b/>
         <w:bCs/>
         <w:color w:themeColor="background1" w:val="FFFFFF"/>
@@ -7397,6 +7748,7 @@
     </w:tblStylePr>
     <w:tblStylePr w:type="nwCell">
       <w:rPr>
+        <w:rFonts w:eastAsia="黑体"/>
         <w:color w:themeColor="background1" w:val="FFFFFF"/>
       </w:rPr>
       <w:tblPr/>
@@ -7440,6 +7792,7 @@
         <w:spacing w:after="0" w:before="0" w:line="240" w:lineRule="auto"/>
       </w:pPr>
       <w:rPr>
+        <w:rFonts w:eastAsia="黑体"/>
         <w:b/>
         <w:bCs/>
         <w:color w:themeColor="background1" w:val="FFFFFF"/>
@@ -7462,6 +7815,7 @@
         <w:spacing w:after="0" w:before="0" w:line="240" w:lineRule="auto"/>
       </w:pPr>
       <w:rPr>
+        <w:rFonts w:eastAsia="黑体"/>
         <w:color w:val="auto"/>
       </w:rPr>
       <w:tblPr/>
@@ -7479,6 +7833,7 @@
     </w:tblStylePr>
     <w:tblStylePr w:type="firstCol">
       <w:rPr>
+        <w:rFonts w:eastAsia="黑体"/>
         <w:b/>
         <w:bCs/>
         <w:color w:themeColor="background1" w:val="FFFFFF"/>
@@ -7498,6 +7853,7 @@
     </w:tblStylePr>
     <w:tblStylePr w:type="lastCol">
       <w:rPr>
+        <w:rFonts w:eastAsia="黑体"/>
         <w:b/>
         <w:bCs/>
         <w:color w:themeColor="background1" w:val="FFFFFF"/>
@@ -7546,6 +7902,7 @@
     </w:tblStylePr>
     <w:tblStylePr w:type="nwCell">
       <w:rPr>
+        <w:rFonts w:eastAsia="黑体"/>
         <w:color w:themeColor="background1" w:val="FFFFFF"/>
       </w:rPr>
       <w:tblPr/>
@@ -7589,6 +7946,7 @@
         <w:spacing w:after="0" w:before="0" w:line="240" w:lineRule="auto"/>
       </w:pPr>
       <w:rPr>
+        <w:rFonts w:eastAsia="黑体"/>
         <w:b/>
         <w:bCs/>
         <w:color w:themeColor="background1" w:val="FFFFFF"/>
@@ -7611,6 +7969,7 @@
         <w:spacing w:after="0" w:before="0" w:line="240" w:lineRule="auto"/>
       </w:pPr>
       <w:rPr>
+        <w:rFonts w:eastAsia="黑体"/>
         <w:color w:val="auto"/>
       </w:rPr>
       <w:tblPr/>
@@ -7628,6 +7987,7 @@
     </w:tblStylePr>
     <w:tblStylePr w:type="firstCol">
       <w:rPr>
+        <w:rFonts w:eastAsia="黑体"/>
         <w:b/>
         <w:bCs/>
         <w:color w:themeColor="background1" w:val="FFFFFF"/>
@@ -7647,6 +8007,7 @@
     </w:tblStylePr>
     <w:tblStylePr w:type="lastCol">
       <w:rPr>
+        <w:rFonts w:eastAsia="黑体"/>
         <w:b/>
         <w:bCs/>
         <w:color w:themeColor="background1" w:val="FFFFFF"/>
@@ -7695,6 +8056,7 @@
     </w:tblStylePr>
     <w:tblStylePr w:type="nwCell">
       <w:rPr>
+        <w:rFonts w:eastAsia="黑体"/>
         <w:color w:themeColor="background1" w:val="FFFFFF"/>
       </w:rPr>
       <w:tblPr/>
@@ -7738,6 +8100,7 @@
         <w:spacing w:after="0" w:before="0" w:line="240" w:lineRule="auto"/>
       </w:pPr>
       <w:rPr>
+        <w:rFonts w:eastAsia="黑体"/>
         <w:b/>
         <w:bCs/>
         <w:color w:themeColor="background1" w:val="FFFFFF"/>
@@ -7760,6 +8123,7 @@
         <w:spacing w:after="0" w:before="0" w:line="240" w:lineRule="auto"/>
       </w:pPr>
       <w:rPr>
+        <w:rFonts w:eastAsia="黑体"/>
         <w:color w:val="auto"/>
       </w:rPr>
       <w:tblPr/>
@@ -7777,6 +8141,7 @@
     </w:tblStylePr>
     <w:tblStylePr w:type="firstCol">
       <w:rPr>
+        <w:rFonts w:eastAsia="黑体"/>
         <w:b/>
         <w:bCs/>
         <w:color w:themeColor="background1" w:val="FFFFFF"/>
@@ -7796,6 +8161,7 @@
     </w:tblStylePr>
     <w:tblStylePr w:type="lastCol">
       <w:rPr>
+        <w:rFonts w:eastAsia="黑体"/>
         <w:b/>
         <w:bCs/>
         <w:color w:themeColor="background1" w:val="FFFFFF"/>
@@ -7844,6 +8210,7 @@
     </w:tblStylePr>
     <w:tblStylePr w:type="nwCell">
       <w:rPr>
+        <w:rFonts w:eastAsia="黑体"/>
         <w:color w:themeColor="background1" w:val="FFFFFF"/>
       </w:rPr>
       <w:tblPr/>
@@ -7887,6 +8254,7 @@
         <w:spacing w:after="0" w:before="0" w:line="240" w:lineRule="auto"/>
       </w:pPr>
       <w:rPr>
+        <w:rFonts w:eastAsia="黑体"/>
         <w:b/>
         <w:bCs/>
         <w:color w:themeColor="background1" w:val="FFFFFF"/>
@@ -7909,6 +8277,7 @@
         <w:spacing w:after="0" w:before="0" w:line="240" w:lineRule="auto"/>
       </w:pPr>
       <w:rPr>
+        <w:rFonts w:eastAsia="黑体"/>
         <w:color w:val="auto"/>
       </w:rPr>
       <w:tblPr/>
@@ -7926,6 +8295,7 @@
     </w:tblStylePr>
     <w:tblStylePr w:type="firstCol">
       <w:rPr>
+        <w:rFonts w:eastAsia="黑体"/>
         <w:b/>
         <w:bCs/>
         <w:color w:themeColor="background1" w:val="FFFFFF"/>
@@ -7945,6 +8315,7 @@
     </w:tblStylePr>
     <w:tblStylePr w:type="lastCol">
       <w:rPr>
+        <w:rFonts w:eastAsia="黑体"/>
         <w:b/>
         <w:bCs/>
         <w:color w:themeColor="background1" w:val="FFFFFF"/>
@@ -7993,6 +8364,7 @@
     </w:tblStylePr>
     <w:tblStylePr w:type="nwCell">
       <w:rPr>
+        <w:rFonts w:eastAsia="黑体"/>
         <w:color w:themeColor="background1" w:val="FFFFFF"/>
       </w:rPr>
       <w:tblPr/>
@@ -8017,6 +8389,7 @@
       <w:spacing w:after="0" w:line="240" w:lineRule="auto"/>
     </w:pPr>
     <w:rPr>
+      <w:rFonts w:eastAsia="黑体"/>
       <w:color w:themeColor="text1" w:val="000000"/>
     </w:rPr>
     <w:tblPr>
@@ -8036,7 +8409,7 @@
     </w:tblPr>
     <w:tblStylePr w:type="firstRow">
       <w:rPr>
-        <w:rFonts w:asciiTheme="majorHAnsi" w:cstheme="majorBidi" w:eastAsiaTheme="majorEastAsia" w:hAnsiTheme="majorHAnsi"/>
+        <w:rFonts w:asciiTheme="majorHAnsi" w:cstheme="majorBidi" w:hAnsiTheme="majorHAnsi" w:eastAsia="黑体"/>
       </w:rPr>
       <w:tblPr/>
       <w:tcPr>
@@ -8048,6 +8421,7 @@
     </w:tblStylePr>
     <w:tblStylePr w:type="lastRow">
       <w:rPr>
+        <w:rFonts w:eastAsia="黑体"/>
         <w:b/>
         <w:bCs/>
         <w:color w:themeColor="text2" w:val="1F497D"/>
@@ -8062,12 +8436,14 @@
     </w:tblStylePr>
     <w:tblStylePr w:type="firstCol">
       <w:rPr>
+        <w:rFonts w:eastAsia="黑体"/>
         <w:b/>
         <w:bCs/>
       </w:rPr>
     </w:tblStylePr>
     <w:tblStylePr w:type="lastCol">
       <w:rPr>
+        <w:rFonts w:eastAsia="黑体"/>
         <w:b/>
         <w:bCs/>
       </w:rPr>
@@ -8101,6 +8477,7 @@
       <w:spacing w:after="0" w:line="240" w:lineRule="auto"/>
     </w:pPr>
     <w:rPr>
+      <w:rFonts w:eastAsia="黑体"/>
       <w:color w:themeColor="text1" w:val="000000"/>
     </w:rPr>
     <w:tblPr>
@@ -8120,7 +8497,7 @@
     </w:tblPr>
     <w:tblStylePr w:type="firstRow">
       <w:rPr>
-        <w:rFonts w:asciiTheme="majorHAnsi" w:cstheme="majorBidi" w:eastAsiaTheme="majorEastAsia" w:hAnsiTheme="majorHAnsi"/>
+        <w:rFonts w:asciiTheme="majorHAnsi" w:cstheme="majorBidi" w:hAnsiTheme="majorHAnsi" w:eastAsia="黑体"/>
       </w:rPr>
       <w:tblPr/>
       <w:tcPr>
@@ -8132,6 +8509,7 @@
     </w:tblStylePr>
     <w:tblStylePr w:type="lastRow">
       <w:rPr>
+        <w:rFonts w:eastAsia="黑体"/>
         <w:b/>
         <w:bCs/>
         <w:color w:themeColor="text2" w:val="1F497D"/>
@@ -8146,12 +8524,14 @@
     </w:tblStylePr>
     <w:tblStylePr w:type="firstCol">
       <w:rPr>
+        <w:rFonts w:eastAsia="黑体"/>
         <w:b/>
         <w:bCs/>
       </w:rPr>
     </w:tblStylePr>
     <w:tblStylePr w:type="lastCol">
       <w:rPr>
+        <w:rFonts w:eastAsia="黑体"/>
         <w:b/>
         <w:bCs/>
       </w:rPr>
@@ -8185,6 +8565,7 @@
       <w:spacing w:after="0" w:line="240" w:lineRule="auto"/>
     </w:pPr>
     <w:rPr>
+      <w:rFonts w:eastAsia="黑体"/>
       <w:color w:themeColor="text1" w:val="000000"/>
     </w:rPr>
     <w:tblPr>
@@ -8204,7 +8585,7 @@
     </w:tblPr>
     <w:tblStylePr w:type="firstRow">
       <w:rPr>
-        <w:rFonts w:asciiTheme="majorHAnsi" w:cstheme="majorBidi" w:eastAsiaTheme="majorEastAsia" w:hAnsiTheme="majorHAnsi"/>
+        <w:rFonts w:asciiTheme="majorHAnsi" w:cstheme="majorBidi" w:hAnsiTheme="majorHAnsi" w:eastAsia="黑体"/>
       </w:rPr>
       <w:tblPr/>
       <w:tcPr>
@@ -8216,6 +8597,7 @@
     </w:tblStylePr>
     <w:tblStylePr w:type="lastRow">
       <w:rPr>
+        <w:rFonts w:eastAsia="黑体"/>
         <w:b/>
         <w:bCs/>
         <w:color w:themeColor="text2" w:val="1F497D"/>
@@ -8230,12 +8612,14 @@
     </w:tblStylePr>
     <w:tblStylePr w:type="firstCol">
       <w:rPr>
+        <w:rFonts w:eastAsia="黑体"/>
         <w:b/>
         <w:bCs/>
       </w:rPr>
     </w:tblStylePr>
     <w:tblStylePr w:type="lastCol">
       <w:rPr>
+        <w:rFonts w:eastAsia="黑体"/>
         <w:b/>
         <w:bCs/>
       </w:rPr>
@@ -8269,6 +8653,7 @@
       <w:spacing w:after="0" w:line="240" w:lineRule="auto"/>
     </w:pPr>
     <w:rPr>
+      <w:rFonts w:eastAsia="黑体"/>
       <w:color w:themeColor="text1" w:val="000000"/>
     </w:rPr>
     <w:tblPr>
@@ -8288,7 +8673,7 @@
     </w:tblPr>
     <w:tblStylePr w:type="firstRow">
       <w:rPr>
-        <w:rFonts w:asciiTheme="majorHAnsi" w:cstheme="majorBidi" w:eastAsiaTheme="majorEastAsia" w:hAnsiTheme="majorHAnsi"/>
+        <w:rFonts w:asciiTheme="majorHAnsi" w:cstheme="majorBidi" w:hAnsiTheme="majorHAnsi" w:eastAsia="黑体"/>
       </w:rPr>
       <w:tblPr/>
       <w:tcPr>
@@ -8300,6 +8685,7 @@
     </w:tblStylePr>
     <w:tblStylePr w:type="lastRow">
       <w:rPr>
+        <w:rFonts w:eastAsia="黑体"/>
         <w:b/>
         <w:bCs/>
         <w:color w:themeColor="text2" w:val="1F497D"/>
@@ -8314,12 +8700,14 @@
     </w:tblStylePr>
     <w:tblStylePr w:type="firstCol">
       <w:rPr>
+        <w:rFonts w:eastAsia="黑体"/>
         <w:b/>
         <w:bCs/>
       </w:rPr>
     </w:tblStylePr>
     <w:tblStylePr w:type="lastCol">
       <w:rPr>
+        <w:rFonts w:eastAsia="黑体"/>
         <w:b/>
         <w:bCs/>
       </w:rPr>
@@ -8353,6 +8741,7 @@
       <w:spacing w:after="0" w:line="240" w:lineRule="auto"/>
     </w:pPr>
     <w:rPr>
+      <w:rFonts w:eastAsia="黑体"/>
       <w:color w:themeColor="text1" w:val="000000"/>
     </w:rPr>
     <w:tblPr>
@@ -8372,7 +8761,7 @@
     </w:tblPr>
     <w:tblStylePr w:type="firstRow">
       <w:rPr>
-        <w:rFonts w:asciiTheme="majorHAnsi" w:cstheme="majorBidi" w:eastAsiaTheme="majorEastAsia" w:hAnsiTheme="majorHAnsi"/>
+        <w:rFonts w:asciiTheme="majorHAnsi" w:cstheme="majorBidi" w:hAnsiTheme="majorHAnsi" w:eastAsia="黑体"/>
       </w:rPr>
       <w:tblPr/>
       <w:tcPr>
@@ -8384,6 +8773,7 @@
     </w:tblStylePr>
     <w:tblStylePr w:type="lastRow">
       <w:rPr>
+        <w:rFonts w:eastAsia="黑体"/>
         <w:b/>
         <w:bCs/>
         <w:color w:themeColor="text2" w:val="1F497D"/>
@@ -8398,12 +8788,14 @@
     </w:tblStylePr>
     <w:tblStylePr w:type="firstCol">
       <w:rPr>
+        <w:rFonts w:eastAsia="黑体"/>
         <w:b/>
         <w:bCs/>
       </w:rPr>
     </w:tblStylePr>
     <w:tblStylePr w:type="lastCol">
       <w:rPr>
+        <w:rFonts w:eastAsia="黑体"/>
         <w:b/>
         <w:bCs/>
       </w:rPr>
@@ -8437,6 +8829,7 @@
       <w:spacing w:after="0" w:line="240" w:lineRule="auto"/>
     </w:pPr>
     <w:rPr>
+      <w:rFonts w:eastAsia="黑体"/>
       <w:color w:themeColor="text1" w:val="000000"/>
     </w:rPr>
     <w:tblPr>
@@ -8456,7 +8849,7 @@
     </w:tblPr>
     <w:tblStylePr w:type="firstRow">
       <w:rPr>
-        <w:rFonts w:asciiTheme="majorHAnsi" w:cstheme="majorBidi" w:eastAsiaTheme="majorEastAsia" w:hAnsiTheme="majorHAnsi"/>
+        <w:rFonts w:asciiTheme="majorHAnsi" w:cstheme="majorBidi" w:hAnsiTheme="majorHAnsi" w:eastAsia="黑体"/>
       </w:rPr>
       <w:tblPr/>
       <w:tcPr>
@@ -8468,6 +8861,7 @@
     </w:tblStylePr>
     <w:tblStylePr w:type="lastRow">
       <w:rPr>
+        <w:rFonts w:eastAsia="黑体"/>
         <w:b/>
         <w:bCs/>
         <w:color w:themeColor="text2" w:val="1F497D"/>
@@ -8482,12 +8876,14 @@
     </w:tblStylePr>
     <w:tblStylePr w:type="firstCol">
       <w:rPr>
+        <w:rFonts w:eastAsia="黑体"/>
         <w:b/>
         <w:bCs/>
       </w:rPr>
     </w:tblStylePr>
     <w:tblStylePr w:type="lastCol">
       <w:rPr>
+        <w:rFonts w:eastAsia="黑体"/>
         <w:b/>
         <w:bCs/>
       </w:rPr>
@@ -8521,6 +8917,7 @@
       <w:spacing w:after="0" w:line="240" w:lineRule="auto"/>
     </w:pPr>
     <w:rPr>
+      <w:rFonts w:eastAsia="黑体"/>
       <w:color w:themeColor="text1" w:val="000000"/>
     </w:rPr>
     <w:tblPr>
@@ -8540,7 +8937,7 @@
     </w:tblPr>
     <w:tblStylePr w:type="firstRow">
       <w:rPr>
-        <w:rFonts w:asciiTheme="majorHAnsi" w:cstheme="majorBidi" w:eastAsiaTheme="majorEastAsia" w:hAnsiTheme="majorHAnsi"/>
+        <w:rFonts w:asciiTheme="majorHAnsi" w:cstheme="majorBidi" w:hAnsiTheme="majorHAnsi" w:eastAsia="黑体"/>
       </w:rPr>
       <w:tblPr/>
       <w:tcPr>
@@ -8552,6 +8949,7 @@
     </w:tblStylePr>
     <w:tblStylePr w:type="lastRow">
       <w:rPr>
+        <w:rFonts w:eastAsia="黑体"/>
         <w:b/>
         <w:bCs/>
         <w:color w:themeColor="text2" w:val="1F497D"/>
@@ -8566,12 +8964,14 @@
     </w:tblStylePr>
     <w:tblStylePr w:type="firstCol">
       <w:rPr>
+        <w:rFonts w:eastAsia="黑体"/>
         <w:b/>
         <w:bCs/>
       </w:rPr>
     </w:tblStylePr>
     <w:tblStylePr w:type="lastCol">
       <w:rPr>
+        <w:rFonts w:eastAsia="黑体"/>
         <w:b/>
         <w:bCs/>
       </w:rPr>
@@ -8605,7 +9005,7 @@
       <w:spacing w:after="0" w:line="240" w:lineRule="auto"/>
     </w:pPr>
     <w:rPr>
-      <w:rFonts w:asciiTheme="majorHAnsi" w:cstheme="majorBidi" w:eastAsiaTheme="majorEastAsia" w:hAnsiTheme="majorHAnsi"/>
+      <w:rFonts w:asciiTheme="majorHAnsi" w:cstheme="majorBidi" w:hAnsiTheme="majorHAnsi" w:eastAsia="黑体"/>
       <w:color w:themeColor="text1" w:val="000000"/>
     </w:rPr>
     <w:tblPr>
@@ -8627,6 +9027,7 @@
     </w:tblPr>
     <w:tblStylePr w:type="firstRow">
       <w:rPr>
+        <w:rFonts w:eastAsia="黑体"/>
         <w:sz w:val="24"/>
         <w:szCs w:val="24"/>
       </w:rPr>
@@ -8733,7 +9134,7 @@
       <w:spacing w:after="0" w:line="240" w:lineRule="auto"/>
     </w:pPr>
     <w:rPr>
-      <w:rFonts w:asciiTheme="majorHAnsi" w:cstheme="majorBidi" w:eastAsiaTheme="majorEastAsia" w:hAnsiTheme="majorHAnsi"/>
+      <w:rFonts w:asciiTheme="majorHAnsi" w:cstheme="majorBidi" w:hAnsiTheme="majorHAnsi" w:eastAsia="黑体"/>
       <w:color w:themeColor="text1" w:val="000000"/>
     </w:rPr>
     <w:tblPr>
@@ -8755,6 +9156,7 @@
     </w:tblPr>
     <w:tblStylePr w:type="firstRow">
       <w:rPr>
+        <w:rFonts w:eastAsia="黑体"/>
         <w:sz w:val="24"/>
         <w:szCs w:val="24"/>
       </w:rPr>
@@ -8861,7 +9263,7 @@
       <w:spacing w:after="0" w:line="240" w:lineRule="auto"/>
     </w:pPr>
     <w:rPr>
-      <w:rFonts w:asciiTheme="majorHAnsi" w:cstheme="majorBidi" w:eastAsiaTheme="majorEastAsia" w:hAnsiTheme="majorHAnsi"/>
+      <w:rFonts w:asciiTheme="majorHAnsi" w:cstheme="majorBidi" w:hAnsiTheme="majorHAnsi" w:eastAsia="黑体"/>
       <w:color w:themeColor="text1" w:val="000000"/>
     </w:rPr>
     <w:tblPr>
@@ -8883,6 +9285,7 @@
     </w:tblPr>
     <w:tblStylePr w:type="firstRow">
       <w:rPr>
+        <w:rFonts w:eastAsia="黑体"/>
         <w:sz w:val="24"/>
         <w:szCs w:val="24"/>
       </w:rPr>
@@ -8989,7 +9392,7 @@
       <w:spacing w:after="0" w:line="240" w:lineRule="auto"/>
     </w:pPr>
     <w:rPr>
-      <w:rFonts w:asciiTheme="majorHAnsi" w:cstheme="majorBidi" w:eastAsiaTheme="majorEastAsia" w:hAnsiTheme="majorHAnsi"/>
+      <w:rFonts w:asciiTheme="majorHAnsi" w:cstheme="majorBidi" w:hAnsiTheme="majorHAnsi" w:eastAsia="黑体"/>
       <w:color w:themeColor="text1" w:val="000000"/>
     </w:rPr>
     <w:tblPr>
@@ -9011,6 +9414,7 @@
     </w:tblPr>
     <w:tblStylePr w:type="firstRow">
       <w:rPr>
+        <w:rFonts w:eastAsia="黑体"/>
         <w:sz w:val="24"/>
         <w:szCs w:val="24"/>
       </w:rPr>
@@ -9117,7 +9521,7 @@
       <w:spacing w:after="0" w:line="240" w:lineRule="auto"/>
     </w:pPr>
     <w:rPr>
-      <w:rFonts w:asciiTheme="majorHAnsi" w:cstheme="majorBidi" w:eastAsiaTheme="majorEastAsia" w:hAnsiTheme="majorHAnsi"/>
+      <w:rFonts w:asciiTheme="majorHAnsi" w:cstheme="majorBidi" w:hAnsiTheme="majorHAnsi" w:eastAsia="黑体"/>
       <w:color w:themeColor="text1" w:val="000000"/>
     </w:rPr>
     <w:tblPr>
@@ -9139,6 +9543,7 @@
     </w:tblPr>
     <w:tblStylePr w:type="firstRow">
       <w:rPr>
+        <w:rFonts w:eastAsia="黑体"/>
         <w:sz w:val="24"/>
         <w:szCs w:val="24"/>
       </w:rPr>
@@ -9245,7 +9650,7 @@
       <w:spacing w:after="0" w:line="240" w:lineRule="auto"/>
     </w:pPr>
     <w:rPr>
-      <w:rFonts w:asciiTheme="majorHAnsi" w:cstheme="majorBidi" w:eastAsiaTheme="majorEastAsia" w:hAnsiTheme="majorHAnsi"/>
+      <w:rFonts w:asciiTheme="majorHAnsi" w:cstheme="majorBidi" w:hAnsiTheme="majorHAnsi" w:eastAsia="黑体"/>
       <w:color w:themeColor="text1" w:val="000000"/>
     </w:rPr>
     <w:tblPr>
@@ -9267,6 +9672,7 @@
     </w:tblPr>
     <w:tblStylePr w:type="firstRow">
       <w:rPr>
+        <w:rFonts w:eastAsia="黑体"/>
         <w:sz w:val="24"/>
         <w:szCs w:val="24"/>
       </w:rPr>
@@ -9373,7 +9779,7 @@
       <w:spacing w:after="0" w:line="240" w:lineRule="auto"/>
     </w:pPr>
     <w:rPr>
-      <w:rFonts w:asciiTheme="majorHAnsi" w:cstheme="majorBidi" w:eastAsiaTheme="majorEastAsia" w:hAnsiTheme="majorHAnsi"/>
+      <w:rFonts w:asciiTheme="majorHAnsi" w:cstheme="majorBidi" w:hAnsiTheme="majorHAnsi" w:eastAsia="黑体"/>
       <w:color w:themeColor="text1" w:val="000000"/>
     </w:rPr>
     <w:tblPr>
@@ -9395,6 +9801,7 @@
     </w:tblPr>
     <w:tblStylePr w:type="firstRow">
       <w:rPr>
+        <w:rFonts w:eastAsia="黑体"/>
         <w:sz w:val="24"/>
         <w:szCs w:val="24"/>
       </w:rPr>
@@ -9524,12 +9931,14 @@
     </w:tcPr>
     <w:tblStylePr w:type="firstRow">
       <w:rPr>
+        <w:rFonts w:eastAsia="黑体"/>
         <w:b/>
         <w:bCs/>
       </w:rPr>
     </w:tblStylePr>
     <w:tblStylePr w:type="lastRow">
       <w:rPr>
+        <w:rFonts w:eastAsia="黑体"/>
         <w:b/>
         <w:bCs/>
       </w:rPr>
@@ -9542,12 +9951,14 @@
     </w:tblStylePr>
     <w:tblStylePr w:type="firstCol">
       <w:rPr>
+        <w:rFonts w:eastAsia="黑体"/>
         <w:b/>
         <w:bCs/>
       </w:rPr>
     </w:tblStylePr>
     <w:tblStylePr w:type="lastCol">
       <w:rPr>
+        <w:rFonts w:eastAsia="黑体"/>
         <w:b/>
         <w:bCs/>
       </w:rPr>
@@ -9597,12 +10008,14 @@
     </w:tcPr>
     <w:tblStylePr w:type="firstRow">
       <w:rPr>
+        <w:rFonts w:eastAsia="黑体"/>
         <w:b/>
         <w:bCs/>
       </w:rPr>
     </w:tblStylePr>
     <w:tblStylePr w:type="lastRow">
       <w:rPr>
+        <w:rFonts w:eastAsia="黑体"/>
         <w:b/>
         <w:bCs/>
       </w:rPr>
@@ -9615,12 +10028,14 @@
     </w:tblStylePr>
     <w:tblStylePr w:type="firstCol">
       <w:rPr>
+        <w:rFonts w:eastAsia="黑体"/>
         <w:b/>
         <w:bCs/>
       </w:rPr>
     </w:tblStylePr>
     <w:tblStylePr w:type="lastCol">
       <w:rPr>
+        <w:rFonts w:eastAsia="黑体"/>
         <w:b/>
         <w:bCs/>
       </w:rPr>
@@ -9670,12 +10085,14 @@
     </w:tcPr>
     <w:tblStylePr w:type="firstRow">
       <w:rPr>
+        <w:rFonts w:eastAsia="黑体"/>
         <w:b/>
         <w:bCs/>
       </w:rPr>
     </w:tblStylePr>
     <w:tblStylePr w:type="lastRow">
       <w:rPr>
+        <w:rFonts w:eastAsia="黑体"/>
         <w:b/>
         <w:bCs/>
       </w:rPr>
@@ -9688,12 +10105,14 @@
     </w:tblStylePr>
     <w:tblStylePr w:type="firstCol">
       <w:rPr>
+        <w:rFonts w:eastAsia="黑体"/>
         <w:b/>
         <w:bCs/>
       </w:rPr>
     </w:tblStylePr>
     <w:tblStylePr w:type="lastCol">
       <w:rPr>
+        <w:rFonts w:eastAsia="黑体"/>
         <w:b/>
         <w:bCs/>
       </w:rPr>
@@ -9743,12 +10162,14 @@
     </w:tcPr>
     <w:tblStylePr w:type="firstRow">
       <w:rPr>
+        <w:rFonts w:eastAsia="黑体"/>
         <w:b/>
         <w:bCs/>
       </w:rPr>
     </w:tblStylePr>
     <w:tblStylePr w:type="lastRow">
       <w:rPr>
+        <w:rFonts w:eastAsia="黑体"/>
         <w:b/>
         <w:bCs/>
       </w:rPr>
@@ -9761,12 +10182,14 @@
     </w:tblStylePr>
     <w:tblStylePr w:type="firstCol">
       <w:rPr>
+        <w:rFonts w:eastAsia="黑体"/>
         <w:b/>
         <w:bCs/>
       </w:rPr>
     </w:tblStylePr>
     <w:tblStylePr w:type="lastCol">
       <w:rPr>
+        <w:rFonts w:eastAsia="黑体"/>
         <w:b/>
         <w:bCs/>
       </w:rPr>
@@ -9816,12 +10239,14 @@
     </w:tcPr>
     <w:tblStylePr w:type="firstRow">
       <w:rPr>
+        <w:rFonts w:eastAsia="黑体"/>
         <w:b/>
         <w:bCs/>
       </w:rPr>
     </w:tblStylePr>
     <w:tblStylePr w:type="lastRow">
       <w:rPr>
+        <w:rFonts w:eastAsia="黑体"/>
         <w:b/>
         <w:bCs/>
       </w:rPr>
@@ -9834,12 +10259,14 @@
     </w:tblStylePr>
     <w:tblStylePr w:type="firstCol">
       <w:rPr>
+        <w:rFonts w:eastAsia="黑体"/>
         <w:b/>
         <w:bCs/>
       </w:rPr>
     </w:tblStylePr>
     <w:tblStylePr w:type="lastCol">
       <w:rPr>
+        <w:rFonts w:eastAsia="黑体"/>
         <w:b/>
         <w:bCs/>
       </w:rPr>
@@ -9889,12 +10316,14 @@
     </w:tcPr>
     <w:tblStylePr w:type="firstRow">
       <w:rPr>
+        <w:rFonts w:eastAsia="黑体"/>
         <w:b/>
         <w:bCs/>
       </w:rPr>
     </w:tblStylePr>
     <w:tblStylePr w:type="lastRow">
       <w:rPr>
+        <w:rFonts w:eastAsia="黑体"/>
         <w:b/>
         <w:bCs/>
       </w:rPr>
@@ -9907,12 +10336,14 @@
     </w:tblStylePr>
     <w:tblStylePr w:type="firstCol">
       <w:rPr>
+        <w:rFonts w:eastAsia="黑体"/>
         <w:b/>
         <w:bCs/>
       </w:rPr>
     </w:tblStylePr>
     <w:tblStylePr w:type="lastCol">
       <w:rPr>
+        <w:rFonts w:eastAsia="黑体"/>
         <w:b/>
         <w:bCs/>
       </w:rPr>
@@ -9962,12 +10393,14 @@
     </w:tcPr>
     <w:tblStylePr w:type="firstRow">
       <w:rPr>
+        <w:rFonts w:eastAsia="黑体"/>
         <w:b/>
         <w:bCs/>
       </w:rPr>
     </w:tblStylePr>
     <w:tblStylePr w:type="lastRow">
       <w:rPr>
+        <w:rFonts w:eastAsia="黑体"/>
         <w:b/>
         <w:bCs/>
       </w:rPr>
@@ -9980,12 +10413,14 @@
     </w:tblStylePr>
     <w:tblStylePr w:type="firstCol">
       <w:rPr>
+        <w:rFonts w:eastAsia="黑体"/>
         <w:b/>
         <w:bCs/>
       </w:rPr>
     </w:tblStylePr>
     <w:tblStylePr w:type="lastCol">
       <w:rPr>
+        <w:rFonts w:eastAsia="黑体"/>
         <w:b/>
         <w:bCs/>
       </w:rPr>
@@ -10012,7 +10447,7 @@
       <w:spacing w:after="0" w:line="240" w:lineRule="auto"/>
     </w:pPr>
     <w:rPr>
-      <w:rFonts w:asciiTheme="majorHAnsi" w:cstheme="majorBidi" w:eastAsiaTheme="majorEastAsia" w:hAnsiTheme="majorHAnsi"/>
+      <w:rFonts w:asciiTheme="majorHAnsi" w:cstheme="majorBidi" w:hAnsiTheme="majorHAnsi" w:eastAsia="黑体"/>
       <w:color w:themeColor="text1" w:val="000000"/>
     </w:rPr>
     <w:tblPr>
@@ -10039,6 +10474,7 @@
     </w:tcPr>
     <w:tblStylePr w:type="firstRow">
       <w:rPr>
+        <w:rFonts w:eastAsia="黑体"/>
         <w:b/>
         <w:bCs/>
         <w:color w:themeColor="text1" w:val="000000"/>
@@ -10050,6 +10486,7 @@
     </w:tblStylePr>
     <w:tblStylePr w:type="lastRow">
       <w:rPr>
+        <w:rFonts w:eastAsia="黑体"/>
         <w:b/>
         <w:bCs/>
         <w:color w:themeColor="text1" w:val="000000"/>
@@ -10069,6 +10506,7 @@
     </w:tblStylePr>
     <w:tblStylePr w:type="firstCol">
       <w:rPr>
+        <w:rFonts w:eastAsia="黑体"/>
         <w:b/>
         <w:bCs/>
         <w:color w:themeColor="text1" w:val="000000"/>
@@ -10088,6 +10526,7 @@
     </w:tblStylePr>
     <w:tblStylePr w:type="lastCol">
       <w:rPr>
+        <w:rFonts w:eastAsia="黑体"/>
         <w:b w:val="0"/>
         <w:bCs w:val="0"/>
         <w:color w:themeColor="text1" w:val="000000"/>
@@ -10137,7 +10576,7 @@
       <w:spacing w:after="0" w:line="240" w:lineRule="auto"/>
     </w:pPr>
     <w:rPr>
-      <w:rFonts w:asciiTheme="majorHAnsi" w:cstheme="majorBidi" w:eastAsiaTheme="majorEastAsia" w:hAnsiTheme="majorHAnsi"/>
+      <w:rFonts w:asciiTheme="majorHAnsi" w:cstheme="majorBidi" w:hAnsiTheme="majorHAnsi" w:eastAsia="黑体"/>
       <w:color w:themeColor="text1" w:val="000000"/>
     </w:rPr>
     <w:tblPr>
@@ -10164,6 +10603,7 @@
     </w:tcPr>
     <w:tblStylePr w:type="firstRow">
       <w:rPr>
+        <w:rFonts w:eastAsia="黑体"/>
         <w:b/>
         <w:bCs/>
         <w:color w:themeColor="text1" w:val="000000"/>
@@ -10175,6 +10615,7 @@
     </w:tblStylePr>
     <w:tblStylePr w:type="lastRow">
       <w:rPr>
+        <w:rFonts w:eastAsia="黑体"/>
         <w:b/>
         <w:bCs/>
         <w:color w:themeColor="text1" w:val="000000"/>
@@ -10194,6 +10635,7 @@
     </w:tblStylePr>
     <w:tblStylePr w:type="firstCol">
       <w:rPr>
+        <w:rFonts w:eastAsia="黑体"/>
         <w:b/>
         <w:bCs/>
         <w:color w:themeColor="text1" w:val="000000"/>
@@ -10213,6 +10655,7 @@
     </w:tblStylePr>
     <w:tblStylePr w:type="lastCol">
       <w:rPr>
+        <w:rFonts w:eastAsia="黑体"/>
         <w:b w:val="0"/>
         <w:bCs w:val="0"/>
         <w:color w:themeColor="text1" w:val="000000"/>
@@ -10262,7 +10705,7 @@
       <w:spacing w:after="0" w:line="240" w:lineRule="auto"/>
     </w:pPr>
     <w:rPr>
-      <w:rFonts w:asciiTheme="majorHAnsi" w:cstheme="majorBidi" w:eastAsiaTheme="majorEastAsia" w:hAnsiTheme="majorHAnsi"/>
+      <w:rFonts w:asciiTheme="majorHAnsi" w:cstheme="majorBidi" w:hAnsiTheme="majorHAnsi" w:eastAsia="黑体"/>
       <w:color w:themeColor="text1" w:val="000000"/>
     </w:rPr>
     <w:tblPr>
@@ -10289,6 +10732,7 @@
     </w:tcPr>
     <w:tblStylePr w:type="firstRow">
       <w:rPr>
+        <w:rFonts w:eastAsia="黑体"/>
         <w:b/>
         <w:bCs/>
         <w:color w:themeColor="text1" w:val="000000"/>
@@ -10300,6 +10744,7 @@
     </w:tblStylePr>
     <w:tblStylePr w:type="lastRow">
       <w:rPr>
+        <w:rFonts w:eastAsia="黑体"/>
         <w:b/>
         <w:bCs/>
         <w:color w:themeColor="text1" w:val="000000"/>
@@ -10319,6 +10764,7 @@
     </w:tblStylePr>
     <w:tblStylePr w:type="firstCol">
       <w:rPr>
+        <w:rFonts w:eastAsia="黑体"/>
         <w:b/>
         <w:bCs/>
         <w:color w:themeColor="text1" w:val="000000"/>
@@ -10338,6 +10784,7 @@
     </w:tblStylePr>
     <w:tblStylePr w:type="lastCol">
       <w:rPr>
+        <w:rFonts w:eastAsia="黑体"/>
         <w:b w:val="0"/>
         <w:bCs w:val="0"/>
         <w:color w:themeColor="text1" w:val="000000"/>
@@ -10387,7 +10834,7 @@
       <w:spacing w:after="0" w:line="240" w:lineRule="auto"/>
     </w:pPr>
     <w:rPr>
-      <w:rFonts w:asciiTheme="majorHAnsi" w:cstheme="majorBidi" w:eastAsiaTheme="majorEastAsia" w:hAnsiTheme="majorHAnsi"/>
+      <w:rFonts w:asciiTheme="majorHAnsi" w:cstheme="majorBidi" w:hAnsiTheme="majorHAnsi" w:eastAsia="黑体"/>
       <w:color w:themeColor="text1" w:val="000000"/>
     </w:rPr>
     <w:tblPr>
@@ -10414,6 +10861,7 @@
     </w:tcPr>
     <w:tblStylePr w:type="firstRow">
       <w:rPr>
+        <w:rFonts w:eastAsia="黑体"/>
         <w:b/>
         <w:bCs/>
         <w:color w:themeColor="text1" w:val="000000"/>
@@ -10425,6 +10873,7 @@
     </w:tblStylePr>
     <w:tblStylePr w:type="lastRow">
       <w:rPr>
+        <w:rFonts w:eastAsia="黑体"/>
         <w:b/>
         <w:bCs/>
         <w:color w:themeColor="text1" w:val="000000"/>
@@ -10444,6 +10893,7 @@
     </w:tblStylePr>
     <w:tblStylePr w:type="firstCol">
       <w:rPr>
+        <w:rFonts w:eastAsia="黑体"/>
         <w:b/>
         <w:bCs/>
         <w:color w:themeColor="text1" w:val="000000"/>
@@ -10463,6 +10913,7 @@
     </w:tblStylePr>
     <w:tblStylePr w:type="lastCol">
       <w:rPr>
+        <w:rFonts w:eastAsia="黑体"/>
         <w:b w:val="0"/>
         <w:bCs w:val="0"/>
         <w:color w:themeColor="text1" w:val="000000"/>
@@ -10512,7 +10963,7 @@
       <w:spacing w:after="0" w:line="240" w:lineRule="auto"/>
     </w:pPr>
     <w:rPr>
-      <w:rFonts w:asciiTheme="majorHAnsi" w:cstheme="majorBidi" w:eastAsiaTheme="majorEastAsia" w:hAnsiTheme="majorHAnsi"/>
+      <w:rFonts w:asciiTheme="majorHAnsi" w:cstheme="majorBidi" w:hAnsiTheme="majorHAnsi" w:eastAsia="黑体"/>
       <w:color w:themeColor="text1" w:val="000000"/>
     </w:rPr>
     <w:tblPr>
@@ -10539,6 +10990,7 @@
     </w:tcPr>
     <w:tblStylePr w:type="firstRow">
       <w:rPr>
+        <w:rFonts w:eastAsia="黑体"/>
         <w:b/>
         <w:bCs/>
         <w:color w:themeColor="text1" w:val="000000"/>
@@ -10550,6 +11002,7 @@
     </w:tblStylePr>
     <w:tblStylePr w:type="lastRow">
       <w:rPr>
+        <w:rFonts w:eastAsia="黑体"/>
         <w:b/>
         <w:bCs/>
         <w:color w:themeColor="text1" w:val="000000"/>
@@ -10569,6 +11022,7 @@
     </w:tblStylePr>
     <w:tblStylePr w:type="firstCol">
       <w:rPr>
+        <w:rFonts w:eastAsia="黑体"/>
         <w:b/>
         <w:bCs/>
         <w:color w:themeColor="text1" w:val="000000"/>
@@ -10588,6 +11042,7 @@
     </w:tblStylePr>
     <w:tblStylePr w:type="lastCol">
       <w:rPr>
+        <w:rFonts w:eastAsia="黑体"/>
         <w:b w:val="0"/>
         <w:bCs w:val="0"/>
         <w:color w:themeColor="text1" w:val="000000"/>
@@ -10637,7 +11092,7 @@
       <w:spacing w:after="0" w:line="240" w:lineRule="auto"/>
     </w:pPr>
     <w:rPr>
-      <w:rFonts w:asciiTheme="majorHAnsi" w:cstheme="majorBidi" w:eastAsiaTheme="majorEastAsia" w:hAnsiTheme="majorHAnsi"/>
+      <w:rFonts w:asciiTheme="majorHAnsi" w:cstheme="majorBidi" w:hAnsiTheme="majorHAnsi" w:eastAsia="黑体"/>
       <w:color w:themeColor="text1" w:val="000000"/>
     </w:rPr>
     <w:tblPr>
@@ -10664,6 +11119,7 @@
     </w:tcPr>
     <w:tblStylePr w:type="firstRow">
       <w:rPr>
+        <w:rFonts w:eastAsia="黑体"/>
         <w:b/>
         <w:bCs/>
         <w:color w:themeColor="text1" w:val="000000"/>
@@ -10675,6 +11131,7 @@
     </w:tblStylePr>
     <w:tblStylePr w:type="lastRow">
       <w:rPr>
+        <w:rFonts w:eastAsia="黑体"/>
         <w:b/>
         <w:bCs/>
         <w:color w:themeColor="text1" w:val="000000"/>
@@ -10694,6 +11151,7 @@
     </w:tblStylePr>
     <w:tblStylePr w:type="firstCol">
       <w:rPr>
+        <w:rFonts w:eastAsia="黑体"/>
         <w:b/>
         <w:bCs/>
         <w:color w:themeColor="text1" w:val="000000"/>
@@ -10713,6 +11171,7 @@
     </w:tblStylePr>
     <w:tblStylePr w:type="lastCol">
       <w:rPr>
+        <w:rFonts w:eastAsia="黑体"/>
         <w:b w:val="0"/>
         <w:bCs w:val="0"/>
         <w:color w:themeColor="text1" w:val="000000"/>
@@ -10762,7 +11221,7 @@
       <w:spacing w:after="0" w:line="240" w:lineRule="auto"/>
     </w:pPr>
     <w:rPr>
-      <w:rFonts w:asciiTheme="majorHAnsi" w:cstheme="majorBidi" w:eastAsiaTheme="majorEastAsia" w:hAnsiTheme="majorHAnsi"/>
+      <w:rFonts w:asciiTheme="majorHAnsi" w:cstheme="majorBidi" w:hAnsiTheme="majorHAnsi" w:eastAsia="黑体"/>
       <w:color w:themeColor="text1" w:val="000000"/>
     </w:rPr>
     <w:tblPr>
@@ -10789,6 +11248,7 @@
     </w:tcPr>
     <w:tblStylePr w:type="firstRow">
       <w:rPr>
+        <w:rFonts w:eastAsia="黑体"/>
         <w:b/>
         <w:bCs/>
         <w:color w:themeColor="text1" w:val="000000"/>
@@ -10800,6 +11260,7 @@
     </w:tblStylePr>
     <w:tblStylePr w:type="lastRow">
       <w:rPr>
+        <w:rFonts w:eastAsia="黑体"/>
         <w:b/>
         <w:bCs/>
         <w:color w:themeColor="text1" w:val="000000"/>
@@ -10819,6 +11280,7 @@
     </w:tblStylePr>
     <w:tblStylePr w:type="firstCol">
       <w:rPr>
+        <w:rFonts w:eastAsia="黑体"/>
         <w:b/>
         <w:bCs/>
         <w:color w:themeColor="text1" w:val="000000"/>
@@ -10838,6 +11300,7 @@
     </w:tblStylePr>
     <w:tblStylePr w:type="lastCol">
       <w:rPr>
+        <w:rFonts w:eastAsia="黑体"/>
         <w:b w:val="0"/>
         <w:bCs w:val="0"/>
         <w:color w:themeColor="text1" w:val="000000"/>
@@ -10910,6 +11373,7 @@
     </w:tcPr>
     <w:tblStylePr w:type="firstRow">
       <w:rPr>
+        <w:rFonts w:eastAsia="黑体"/>
         <w:b/>
         <w:bCs/>
         <w:i w:val="0"/>
@@ -10931,6 +11395,7 @@
     </w:tblStylePr>
     <w:tblStylePr w:type="lastRow">
       <w:rPr>
+        <w:rFonts w:eastAsia="黑体"/>
         <w:b/>
         <w:bCs/>
         <w:i w:val="0"/>
@@ -10952,6 +11417,7 @@
     </w:tblStylePr>
     <w:tblStylePr w:type="firstCol">
       <w:rPr>
+        <w:rFonts w:eastAsia="黑体"/>
         <w:b/>
         <w:bCs/>
         <w:i w:val="0"/>
@@ -10971,6 +11437,7 @@
     </w:tblStylePr>
     <w:tblStylePr w:type="lastCol">
       <w:rPr>
+        <w:rFonts w:eastAsia="黑体"/>
         <w:b/>
         <w:bCs/>
         <w:i w:val="0"/>
@@ -11051,6 +11518,7 @@
     </w:tcPr>
     <w:tblStylePr w:type="firstRow">
       <w:rPr>
+        <w:rFonts w:eastAsia="黑体"/>
         <w:b/>
         <w:bCs/>
         <w:i w:val="0"/>
@@ -11072,6 +11540,7 @@
     </w:tblStylePr>
     <w:tblStylePr w:type="lastRow">
       <w:rPr>
+        <w:rFonts w:eastAsia="黑体"/>
         <w:b/>
         <w:bCs/>
         <w:i w:val="0"/>
@@ -11093,6 +11562,7 @@
     </w:tblStylePr>
     <w:tblStylePr w:type="firstCol">
       <w:rPr>
+        <w:rFonts w:eastAsia="黑体"/>
         <w:b/>
         <w:bCs/>
         <w:i w:val="0"/>
@@ -11112,6 +11582,7 @@
     </w:tblStylePr>
     <w:tblStylePr w:type="lastCol">
       <w:rPr>
+        <w:rFonts w:eastAsia="黑体"/>
         <w:b/>
         <w:bCs/>
         <w:i w:val="0"/>
@@ -11192,6 +11663,7 @@
     </w:tcPr>
     <w:tblStylePr w:type="firstRow">
       <w:rPr>
+        <w:rFonts w:eastAsia="黑体"/>
         <w:b/>
         <w:bCs/>
         <w:i w:val="0"/>
@@ -11213,6 +11685,7 @@
     </w:tblStylePr>
     <w:tblStylePr w:type="lastRow">
       <w:rPr>
+        <w:rFonts w:eastAsia="黑体"/>
         <w:b/>
         <w:bCs/>
         <w:i w:val="0"/>
@@ -11234,6 +11707,7 @@
     </w:tblStylePr>
     <w:tblStylePr w:type="firstCol">
       <w:rPr>
+        <w:rFonts w:eastAsia="黑体"/>
         <w:b/>
         <w:bCs/>
         <w:i w:val="0"/>
@@ -11253,6 +11727,7 @@
     </w:tblStylePr>
     <w:tblStylePr w:type="lastCol">
       <w:rPr>
+        <w:rFonts w:eastAsia="黑体"/>
         <w:b/>
         <w:bCs/>
         <w:i w:val="0"/>
@@ -11333,6 +11808,7 @@
     </w:tcPr>
     <w:tblStylePr w:type="firstRow">
       <w:rPr>
+        <w:rFonts w:eastAsia="黑体"/>
         <w:b/>
         <w:bCs/>
         <w:i w:val="0"/>
@@ -11354,6 +11830,7 @@
     </w:tblStylePr>
     <w:tblStylePr w:type="lastRow">
       <w:rPr>
+        <w:rFonts w:eastAsia="黑体"/>
         <w:b/>
         <w:bCs/>
         <w:i w:val="0"/>
@@ -11375,6 +11852,7 @@
     </w:tblStylePr>
     <w:tblStylePr w:type="firstCol">
       <w:rPr>
+        <w:rFonts w:eastAsia="黑体"/>
         <w:b/>
         <w:bCs/>
         <w:i w:val="0"/>
@@ -11394,6 +11872,7 @@
     </w:tblStylePr>
     <w:tblStylePr w:type="lastCol">
       <w:rPr>
+        <w:rFonts w:eastAsia="黑体"/>
         <w:b/>
         <w:bCs/>
         <w:i w:val="0"/>
@@ -11474,6 +11953,7 @@
     </w:tcPr>
     <w:tblStylePr w:type="firstRow">
       <w:rPr>
+        <w:rFonts w:eastAsia="黑体"/>
         <w:b/>
         <w:bCs/>
         <w:i w:val="0"/>
@@ -11495,6 +11975,7 @@
     </w:tblStylePr>
     <w:tblStylePr w:type="lastRow">
       <w:rPr>
+        <w:rFonts w:eastAsia="黑体"/>
         <w:b/>
         <w:bCs/>
         <w:i w:val="0"/>
@@ -11516,6 +11997,7 @@
     </w:tblStylePr>
     <w:tblStylePr w:type="firstCol">
       <w:rPr>
+        <w:rFonts w:eastAsia="黑体"/>
         <w:b/>
         <w:bCs/>
         <w:i w:val="0"/>
@@ -11535,6 +12017,7 @@
     </w:tblStylePr>
     <w:tblStylePr w:type="lastCol">
       <w:rPr>
+        <w:rFonts w:eastAsia="黑体"/>
         <w:b/>
         <w:bCs/>
         <w:i w:val="0"/>
@@ -11615,6 +12098,7 @@
     </w:tcPr>
     <w:tblStylePr w:type="firstRow">
       <w:rPr>
+        <w:rFonts w:eastAsia="黑体"/>
         <w:b/>
         <w:bCs/>
         <w:i w:val="0"/>
@@ -11636,6 +12120,7 @@
     </w:tblStylePr>
     <w:tblStylePr w:type="lastRow">
       <w:rPr>
+        <w:rFonts w:eastAsia="黑体"/>
         <w:b/>
         <w:bCs/>
         <w:i w:val="0"/>
@@ -11657,6 +12142,7 @@
     </w:tblStylePr>
     <w:tblStylePr w:type="firstCol">
       <w:rPr>
+        <w:rFonts w:eastAsia="黑体"/>
         <w:b/>
         <w:bCs/>
         <w:i w:val="0"/>
@@ -11676,6 +12162,7 @@
     </w:tblStylePr>
     <w:tblStylePr w:type="lastCol">
       <w:rPr>
+        <w:rFonts w:eastAsia="黑体"/>
         <w:b/>
         <w:bCs/>
         <w:i w:val="0"/>
@@ -11756,6 +12243,7 @@
     </w:tcPr>
     <w:tblStylePr w:type="firstRow">
       <w:rPr>
+        <w:rFonts w:eastAsia="黑体"/>
         <w:b/>
         <w:bCs/>
         <w:i w:val="0"/>
@@ -11777,6 +12265,7 @@
     </w:tblStylePr>
     <w:tblStylePr w:type="lastRow">
       <w:rPr>
+        <w:rFonts w:eastAsia="黑体"/>
         <w:b/>
         <w:bCs/>
         <w:i w:val="0"/>
@@ -11798,6 +12287,7 @@
     </w:tblStylePr>
     <w:tblStylePr w:type="firstCol">
       <w:rPr>
+        <w:rFonts w:eastAsia="黑体"/>
         <w:b/>
         <w:bCs/>
         <w:i w:val="0"/>
@@ -11817,6 +12307,7 @@
     </w:tblStylePr>
     <w:tblStylePr w:type="lastCol">
       <w:rPr>
+        <w:rFonts w:eastAsia="黑体"/>
         <w:b/>
         <w:bCs/>
         <w:i w:val="0"/>
@@ -11874,6 +12365,7 @@
       <w:spacing w:after="0" w:line="240" w:lineRule="auto"/>
     </w:pPr>
     <w:rPr>
+      <w:rFonts w:eastAsia="黑体"/>
       <w:color w:themeColor="background1" w:val="FFFFFF"/>
     </w:rPr>
     <w:tblPr>
@@ -11892,6 +12384,7 @@
     </w:tcPr>
     <w:tblStylePr w:type="firstRow">
       <w:rPr>
+        <w:rFonts w:eastAsia="黑体"/>
         <w:b/>
         <w:bCs/>
       </w:rPr>
@@ -11988,6 +12481,7 @@
       <w:spacing w:after="0" w:line="240" w:lineRule="auto"/>
     </w:pPr>
     <w:rPr>
+      <w:rFonts w:eastAsia="黑体"/>
       <w:color w:themeColor="background1" w:val="FFFFFF"/>
     </w:rPr>
     <w:tblPr>
@@ -12006,6 +12500,7 @@
     </w:tcPr>
     <w:tblStylePr w:type="firstRow">
       <w:rPr>
+        <w:rFonts w:eastAsia="黑体"/>
         <w:b/>
         <w:bCs/>
       </w:rPr>
@@ -12102,6 +12597,7 @@
       <w:spacing w:after="0" w:line="240" w:lineRule="auto"/>
     </w:pPr>
     <w:rPr>
+      <w:rFonts w:eastAsia="黑体"/>
       <w:color w:themeColor="background1" w:val="FFFFFF"/>
     </w:rPr>
     <w:tblPr>
@@ -12120,6 +12616,7 @@
     </w:tcPr>
     <w:tblStylePr w:type="firstRow">
       <w:rPr>
+        <w:rFonts w:eastAsia="黑体"/>
         <w:b/>
         <w:bCs/>
       </w:rPr>
@@ -12216,6 +12713,7 @@
       <w:spacing w:after="0" w:line="240" w:lineRule="auto"/>
     </w:pPr>
     <w:rPr>
+      <w:rFonts w:eastAsia="黑体"/>
       <w:color w:themeColor="background1" w:val="FFFFFF"/>
     </w:rPr>
     <w:tblPr>
@@ -12234,6 +12732,7 @@
     </w:tcPr>
     <w:tblStylePr w:type="firstRow">
       <w:rPr>
+        <w:rFonts w:eastAsia="黑体"/>
         <w:b/>
         <w:bCs/>
       </w:rPr>
@@ -12330,6 +12829,7 @@
       <w:spacing w:after="0" w:line="240" w:lineRule="auto"/>
     </w:pPr>
     <w:rPr>
+      <w:rFonts w:eastAsia="黑体"/>
       <w:color w:themeColor="background1" w:val="FFFFFF"/>
     </w:rPr>
     <w:tblPr>
@@ -12348,6 +12848,7 @@
     </w:tcPr>
     <w:tblStylePr w:type="firstRow">
       <w:rPr>
+        <w:rFonts w:eastAsia="黑体"/>
         <w:b/>
         <w:bCs/>
       </w:rPr>
@@ -12444,6 +12945,7 @@
       <w:spacing w:after="0" w:line="240" w:lineRule="auto"/>
     </w:pPr>
     <w:rPr>
+      <w:rFonts w:eastAsia="黑体"/>
       <w:color w:themeColor="background1" w:val="FFFFFF"/>
     </w:rPr>
     <w:tblPr>
@@ -12462,6 +12964,7 @@
     </w:tcPr>
     <w:tblStylePr w:type="firstRow">
       <w:rPr>
+        <w:rFonts w:eastAsia="黑体"/>
         <w:b/>
         <w:bCs/>
       </w:rPr>
@@ -12558,6 +13061,7 @@
       <w:spacing w:after="0" w:line="240" w:lineRule="auto"/>
     </w:pPr>
     <w:rPr>
+      <w:rFonts w:eastAsia="黑体"/>
       <w:color w:themeColor="background1" w:val="FFFFFF"/>
     </w:rPr>
     <w:tblPr>
@@ -12576,6 +13080,7 @@
     </w:tcPr>
     <w:tblStylePr w:type="firstRow">
       <w:rPr>
+        <w:rFonts w:eastAsia="黑体"/>
         <w:b/>
         <w:bCs/>
       </w:rPr>
@@ -12672,6 +13177,7 @@
       <w:spacing w:after="0" w:line="240" w:lineRule="auto"/>
     </w:pPr>
     <w:rPr>
+      <w:rFonts w:eastAsia="黑体"/>
       <w:color w:themeColor="text1" w:val="000000"/>
     </w:rPr>
     <w:tblPr>
@@ -12698,6 +13204,7 @@
     </w:tcPr>
     <w:tblStylePr w:type="firstRow">
       <w:rPr>
+        <w:rFonts w:eastAsia="黑体"/>
         <w:b/>
         <w:bCs/>
       </w:rPr>
@@ -12716,6 +13223,7 @@
     </w:tblStylePr>
     <w:tblStylePr w:type="lastRow">
       <w:rPr>
+        <w:rFonts w:eastAsia="黑体"/>
         <w:b/>
         <w:bCs/>
         <w:color w:themeColor="background1" w:val="FFFFFF"/>
@@ -12730,6 +13238,7 @@
     </w:tblStylePr>
     <w:tblStylePr w:type="firstCol">
       <w:rPr>
+        <w:rFonts w:eastAsia="黑体"/>
         <w:color w:themeColor="background1" w:val="FFFFFF"/>
       </w:rPr>
       <w:tblPr/>
@@ -12747,6 +13256,7 @@
     </w:tblStylePr>
     <w:tblStylePr w:type="lastCol">
       <w:rPr>
+        <w:rFonts w:eastAsia="黑体"/>
         <w:color w:themeColor="background1" w:val="FFFFFF"/>
       </w:rPr>
       <w:tblPr/>
@@ -12776,11 +13286,13 @@
     </w:tblStylePr>
     <w:tblStylePr w:type="neCell">
       <w:rPr>
+        <w:rFonts w:eastAsia="黑体"/>
         <w:color w:themeColor="text1" w:val="000000"/>
       </w:rPr>
     </w:tblStylePr>
     <w:tblStylePr w:type="nwCell">
       <w:rPr>
+        <w:rFonts w:eastAsia="黑体"/>
         <w:color w:themeColor="text1" w:val="000000"/>
       </w:rPr>
     </w:tblStylePr>
@@ -12794,6 +13306,7 @@
       <w:spacing w:after="0" w:line="240" w:lineRule="auto"/>
     </w:pPr>
     <w:rPr>
+      <w:rFonts w:eastAsia="黑体"/>
       <w:color w:themeColor="text1" w:val="000000"/>
     </w:rPr>
     <w:tblPr>
@@ -12820,6 +13333,7 @@
     </w:tcPr>
     <w:tblStylePr w:type="firstRow">
       <w:rPr>
+        <w:rFonts w:eastAsia="黑体"/>
         <w:b/>
         <w:bCs/>
       </w:rPr>
@@ -12838,6 +13352,7 @@
     </w:tblStylePr>
     <w:tblStylePr w:type="lastRow">
       <w:rPr>
+        <w:rFonts w:eastAsia="黑体"/>
         <w:b/>
         <w:bCs/>
         <w:color w:themeColor="background1" w:val="FFFFFF"/>
@@ -12852,6 +13367,7 @@
     </w:tblStylePr>
     <w:tblStylePr w:type="firstCol">
       <w:rPr>
+        <w:rFonts w:eastAsia="黑体"/>
         <w:color w:themeColor="background1" w:val="FFFFFF"/>
       </w:rPr>
       <w:tblPr/>
@@ -12869,6 +13385,7 @@
     </w:tblStylePr>
     <w:tblStylePr w:type="lastCol">
       <w:rPr>
+        <w:rFonts w:eastAsia="黑体"/>
         <w:color w:themeColor="background1" w:val="FFFFFF"/>
       </w:rPr>
       <w:tblPr/>
@@ -12898,11 +13415,13 @@
     </w:tblStylePr>
     <w:tblStylePr w:type="neCell">
       <w:rPr>
+        <w:rFonts w:eastAsia="黑体"/>
         <w:color w:themeColor="text1" w:val="000000"/>
       </w:rPr>
     </w:tblStylePr>
     <w:tblStylePr w:type="nwCell">
       <w:rPr>
+        <w:rFonts w:eastAsia="黑体"/>
         <w:color w:themeColor="text1" w:val="000000"/>
       </w:rPr>
     </w:tblStylePr>
@@ -12916,6 +13435,7 @@
       <w:spacing w:after="0" w:line="240" w:lineRule="auto"/>
     </w:pPr>
     <w:rPr>
+      <w:rFonts w:eastAsia="黑体"/>
       <w:color w:themeColor="text1" w:val="000000"/>
     </w:rPr>
     <w:tblPr>
@@ -12942,6 +13462,7 @@
     </w:tcPr>
     <w:tblStylePr w:type="firstRow">
       <w:rPr>
+        <w:rFonts w:eastAsia="黑体"/>
         <w:b/>
         <w:bCs/>
       </w:rPr>
@@ -12960,6 +13481,7 @@
     </w:tblStylePr>
     <w:tblStylePr w:type="lastRow">
       <w:rPr>
+        <w:rFonts w:eastAsia="黑体"/>
         <w:b/>
         <w:bCs/>
         <w:color w:themeColor="background1" w:val="FFFFFF"/>
@@ -12974,6 +13496,7 @@
     </w:tblStylePr>
     <w:tblStylePr w:type="firstCol">
       <w:rPr>
+        <w:rFonts w:eastAsia="黑体"/>
         <w:color w:themeColor="background1" w:val="FFFFFF"/>
       </w:rPr>
       <w:tblPr/>
@@ -12991,6 +13514,7 @@
     </w:tblStylePr>
     <w:tblStylePr w:type="lastCol">
       <w:rPr>
+        <w:rFonts w:eastAsia="黑体"/>
         <w:color w:themeColor="background1" w:val="FFFFFF"/>
       </w:rPr>
       <w:tblPr/>
@@ -13020,11 +13544,13 @@
     </w:tblStylePr>
     <w:tblStylePr w:type="neCell">
       <w:rPr>
+        <w:rFonts w:eastAsia="黑体"/>
         <w:color w:themeColor="text1" w:val="000000"/>
       </w:rPr>
     </w:tblStylePr>
     <w:tblStylePr w:type="nwCell">
       <w:rPr>
+        <w:rFonts w:eastAsia="黑体"/>
         <w:color w:themeColor="text1" w:val="000000"/>
       </w:rPr>
     </w:tblStylePr>
@@ -13038,6 +13564,7 @@
       <w:spacing w:after="0" w:line="240" w:lineRule="auto"/>
     </w:pPr>
     <w:rPr>
+      <w:rFonts w:eastAsia="黑体"/>
       <w:color w:themeColor="text1" w:val="000000"/>
     </w:rPr>
     <w:tblPr>
@@ -13064,6 +13591,7 @@
     </w:tcPr>
     <w:tblStylePr w:type="firstRow">
       <w:rPr>
+        <w:rFonts w:eastAsia="黑体"/>
         <w:b/>
         <w:bCs/>
       </w:rPr>
@@ -13082,6 +13610,7 @@
     </w:tblStylePr>
     <w:tblStylePr w:type="lastRow">
       <w:rPr>
+        <w:rFonts w:eastAsia="黑体"/>
         <w:b/>
         <w:bCs/>
         <w:color w:themeColor="background1" w:val="FFFFFF"/>
@@ -13096,6 +13625,7 @@
     </w:tblStylePr>
     <w:tblStylePr w:type="firstCol">
       <w:rPr>
+        <w:rFonts w:eastAsia="黑体"/>
         <w:color w:themeColor="background1" w:val="FFFFFF"/>
       </w:rPr>
       <w:tblPr/>
@@ -13113,6 +13643,7 @@
     </w:tblStylePr>
     <w:tblStylePr w:type="lastCol">
       <w:rPr>
+        <w:rFonts w:eastAsia="黑体"/>
         <w:color w:themeColor="background1" w:val="FFFFFF"/>
       </w:rPr>
       <w:tblPr/>
@@ -13150,6 +13681,7 @@
       <w:spacing w:after="0" w:line="240" w:lineRule="auto"/>
     </w:pPr>
     <w:rPr>
+      <w:rFonts w:eastAsia="黑体"/>
       <w:color w:themeColor="text1" w:val="000000"/>
     </w:rPr>
     <w:tblPr>
@@ -13176,6 +13708,7 @@
     </w:tcPr>
     <w:tblStylePr w:type="firstRow">
       <w:rPr>
+        <w:rFonts w:eastAsia="黑体"/>
         <w:b/>
         <w:bCs/>
       </w:rPr>
@@ -13194,6 +13727,7 @@
     </w:tblStylePr>
     <w:tblStylePr w:type="lastRow">
       <w:rPr>
+        <w:rFonts w:eastAsia="黑体"/>
         <w:b/>
         <w:bCs/>
         <w:color w:themeColor="background1" w:val="FFFFFF"/>
@@ -13208,6 +13742,7 @@
     </w:tblStylePr>
     <w:tblStylePr w:type="firstCol">
       <w:rPr>
+        <w:rFonts w:eastAsia="黑体"/>
         <w:color w:themeColor="background1" w:val="FFFFFF"/>
       </w:rPr>
       <w:tblPr/>
@@ -13225,6 +13760,7 @@
     </w:tblStylePr>
     <w:tblStylePr w:type="lastCol">
       <w:rPr>
+        <w:rFonts w:eastAsia="黑体"/>
         <w:color w:themeColor="background1" w:val="FFFFFF"/>
       </w:rPr>
       <w:tblPr/>
@@ -13254,11 +13790,13 @@
     </w:tblStylePr>
     <w:tblStylePr w:type="neCell">
       <w:rPr>
+        <w:rFonts w:eastAsia="黑体"/>
         <w:color w:themeColor="text1" w:val="000000"/>
       </w:rPr>
     </w:tblStylePr>
     <w:tblStylePr w:type="nwCell">
       <w:rPr>
+        <w:rFonts w:eastAsia="黑体"/>
         <w:color w:themeColor="text1" w:val="000000"/>
       </w:rPr>
     </w:tblStylePr>
@@ -13272,6 +13810,7 @@
       <w:spacing w:after="0" w:line="240" w:lineRule="auto"/>
     </w:pPr>
     <w:rPr>
+      <w:rFonts w:eastAsia="黑体"/>
       <w:color w:themeColor="text1" w:val="000000"/>
     </w:rPr>
     <w:tblPr>
@@ -13298,6 +13837,7 @@
     </w:tcPr>
     <w:tblStylePr w:type="firstRow">
       <w:rPr>
+        <w:rFonts w:eastAsia="黑体"/>
         <w:b/>
         <w:bCs/>
       </w:rPr>
@@ -13316,6 +13856,7 @@
     </w:tblStylePr>
     <w:tblStylePr w:type="lastRow">
       <w:rPr>
+        <w:rFonts w:eastAsia="黑体"/>
         <w:b/>
         <w:bCs/>
         <w:color w:themeColor="background1" w:val="FFFFFF"/>
@@ -13330,6 +13871,7 @@
     </w:tblStylePr>
     <w:tblStylePr w:type="firstCol">
       <w:rPr>
+        <w:rFonts w:eastAsia="黑体"/>
         <w:color w:themeColor="background1" w:val="FFFFFF"/>
       </w:rPr>
       <w:tblPr/>
@@ -13347,6 +13889,7 @@
     </w:tblStylePr>
     <w:tblStylePr w:type="lastCol">
       <w:rPr>
+        <w:rFonts w:eastAsia="黑体"/>
         <w:color w:themeColor="background1" w:val="FFFFFF"/>
       </w:rPr>
       <w:tblPr/>
@@ -13376,11 +13919,13 @@
     </w:tblStylePr>
     <w:tblStylePr w:type="neCell">
       <w:rPr>
+        <w:rFonts w:eastAsia="黑体"/>
         <w:color w:themeColor="text1" w:val="000000"/>
       </w:rPr>
     </w:tblStylePr>
     <w:tblStylePr w:type="nwCell">
       <w:rPr>
+        <w:rFonts w:eastAsia="黑体"/>
         <w:color w:themeColor="text1" w:val="000000"/>
       </w:rPr>
     </w:tblStylePr>
@@ -13394,6 +13939,7 @@
       <w:spacing w:after="0" w:line="240" w:lineRule="auto"/>
     </w:pPr>
     <w:rPr>
+      <w:rFonts w:eastAsia="黑体"/>
       <w:color w:themeColor="text1" w:val="000000"/>
     </w:rPr>
     <w:tblPr>
@@ -13420,6 +13966,7 @@
     </w:tcPr>
     <w:tblStylePr w:type="firstRow">
       <w:rPr>
+        <w:rFonts w:eastAsia="黑体"/>
         <w:b/>
         <w:bCs/>
       </w:rPr>
@@ -13438,6 +13985,7 @@
     </w:tblStylePr>
     <w:tblStylePr w:type="lastRow">
       <w:rPr>
+        <w:rFonts w:eastAsia="黑体"/>
         <w:b/>
         <w:bCs/>
         <w:color w:themeColor="background1" w:val="FFFFFF"/>
@@ -13452,6 +14000,7 @@
     </w:tblStylePr>
     <w:tblStylePr w:type="firstCol">
       <w:rPr>
+        <w:rFonts w:eastAsia="黑体"/>
         <w:color w:themeColor="background1" w:val="FFFFFF"/>
       </w:rPr>
       <w:tblPr/>
@@ -13469,6 +14018,7 @@
     </w:tblStylePr>
     <w:tblStylePr w:type="lastCol">
       <w:rPr>
+        <w:rFonts w:eastAsia="黑体"/>
         <w:color w:themeColor="background1" w:val="FFFFFF"/>
       </w:rPr>
       <w:tblPr/>
@@ -13498,11 +14048,13 @@
     </w:tblStylePr>
     <w:tblStylePr w:type="neCell">
       <w:rPr>
+        <w:rFonts w:eastAsia="黑体"/>
         <w:color w:themeColor="text1" w:val="000000"/>
       </w:rPr>
     </w:tblStylePr>
     <w:tblStylePr w:type="nwCell">
       <w:rPr>
+        <w:rFonts w:eastAsia="黑体"/>
         <w:color w:themeColor="text1" w:val="000000"/>
       </w:rPr>
     </w:tblStylePr>
@@ -13516,6 +14068,7 @@
       <w:spacing w:after="0" w:line="240" w:lineRule="auto"/>
     </w:pPr>
     <w:rPr>
+      <w:rFonts w:eastAsia="黑体"/>
       <w:color w:themeColor="text1" w:val="000000"/>
     </w:rPr>
     <w:tblPr>
@@ -13534,6 +14087,7 @@
     </w:tcPr>
     <w:tblStylePr w:type="firstRow">
       <w:rPr>
+        <w:rFonts w:eastAsia="黑体"/>
         <w:b/>
         <w:bCs/>
         <w:color w:themeColor="background1" w:val="FFFFFF"/>
@@ -13548,6 +14102,7 @@
     </w:tblStylePr>
     <w:tblStylePr w:type="lastRow">
       <w:rPr>
+        <w:rFonts w:eastAsia="黑体"/>
         <w:b/>
         <w:bCs/>
         <w:color w:themeColor="accent2" w:themeShade="CC" w:val="9E3A38"/>
@@ -13562,12 +14117,14 @@
     </w:tblStylePr>
     <w:tblStylePr w:type="firstCol">
       <w:rPr>
+        <w:rFonts w:eastAsia="黑体"/>
         <w:b/>
         <w:bCs/>
       </w:rPr>
     </w:tblStylePr>
     <w:tblStylePr w:type="lastCol">
       <w:rPr>
+        <w:rFonts w:eastAsia="黑体"/>
         <w:b/>
         <w:bCs/>
       </w:rPr>
@@ -13602,6 +14159,7 @@
       <w:spacing w:after="0" w:line="240" w:lineRule="auto"/>
     </w:pPr>
     <w:rPr>
+      <w:rFonts w:eastAsia="黑体"/>
       <w:color w:themeColor="text1" w:val="000000"/>
     </w:rPr>
     <w:tblPr>
@@ -13620,6 +14178,7 @@
     </w:tcPr>
     <w:tblStylePr w:type="firstRow">
       <w:rPr>
+        <w:rFonts w:eastAsia="黑体"/>
         <w:b/>
         <w:bCs/>
         <w:color w:themeColor="background1" w:val="FFFFFF"/>
@@ -13634,6 +14193,7 @@
     </w:tblStylePr>
     <w:tblStylePr w:type="lastRow">
       <w:rPr>
+        <w:rFonts w:eastAsia="黑体"/>
         <w:b/>
         <w:bCs/>
         <w:color w:themeColor="accent2" w:themeShade="CC" w:val="9E3A38"/>
@@ -13648,12 +14208,14 @@
     </w:tblStylePr>
     <w:tblStylePr w:type="firstCol">
       <w:rPr>
+        <w:rFonts w:eastAsia="黑体"/>
         <w:b/>
         <w:bCs/>
       </w:rPr>
     </w:tblStylePr>
     <w:tblStylePr w:type="lastCol">
       <w:rPr>
+        <w:rFonts w:eastAsia="黑体"/>
         <w:b/>
         <w:bCs/>
       </w:rPr>
@@ -13688,6 +14250,7 @@
       <w:spacing w:after="0" w:line="240" w:lineRule="auto"/>
     </w:pPr>
     <w:rPr>
+      <w:rFonts w:eastAsia="黑体"/>
       <w:color w:themeColor="text1" w:val="000000"/>
     </w:rPr>
     <w:tblPr>
@@ -13706,6 +14269,7 @@
     </w:tcPr>
     <w:tblStylePr w:type="firstRow">
       <w:rPr>
+        <w:rFonts w:eastAsia="黑体"/>
         <w:b/>
         <w:bCs/>
         <w:color w:themeColor="background1" w:val="FFFFFF"/>
@@ -13720,6 +14284,7 @@
     </w:tblStylePr>
     <w:tblStylePr w:type="lastRow">
       <w:rPr>
+        <w:rFonts w:eastAsia="黑体"/>
         <w:b/>
         <w:bCs/>
         <w:color w:themeColor="accent2" w:themeShade="CC" w:val="9E3A38"/>
@@ -13734,12 +14299,14 @@
     </w:tblStylePr>
     <w:tblStylePr w:type="firstCol">
       <w:rPr>
+        <w:rFonts w:eastAsia="黑体"/>
         <w:b/>
         <w:bCs/>
       </w:rPr>
     </w:tblStylePr>
     <w:tblStylePr w:type="lastCol">
       <w:rPr>
+        <w:rFonts w:eastAsia="黑体"/>
         <w:b/>
         <w:bCs/>
       </w:rPr>
@@ -13774,6 +14341,7 @@
       <w:spacing w:after="0" w:line="240" w:lineRule="auto"/>
     </w:pPr>
     <w:rPr>
+      <w:rFonts w:eastAsia="黑体"/>
       <w:color w:themeColor="text1" w:val="000000"/>
     </w:rPr>
     <w:tblPr>
@@ -13792,6 +14360,7 @@
     </w:tcPr>
     <w:tblStylePr w:type="firstRow">
       <w:rPr>
+        <w:rFonts w:eastAsia="黑体"/>
         <w:b/>
         <w:bCs/>
         <w:color w:themeColor="background1" w:val="FFFFFF"/>
@@ -13806,6 +14375,7 @@
     </w:tblStylePr>
     <w:tblStylePr w:type="lastRow">
       <w:rPr>
+        <w:rFonts w:eastAsia="黑体"/>
         <w:b/>
         <w:bCs/>
         <w:color w:themeColor="accent4" w:themeShade="CC" w:val="664E82"/>
@@ -13820,12 +14390,14 @@
     </w:tblStylePr>
     <w:tblStylePr w:type="firstCol">
       <w:rPr>
+        <w:rFonts w:eastAsia="黑体"/>
         <w:b/>
         <w:bCs/>
       </w:rPr>
     </w:tblStylePr>
     <w:tblStylePr w:type="lastCol">
       <w:rPr>
+        <w:rFonts w:eastAsia="黑体"/>
         <w:b/>
         <w:bCs/>
       </w:rPr>
@@ -13860,6 +14432,7 @@
       <w:spacing w:after="0" w:line="240" w:lineRule="auto"/>
     </w:pPr>
     <w:rPr>
+      <w:rFonts w:eastAsia="黑体"/>
       <w:color w:themeColor="text1" w:val="000000"/>
     </w:rPr>
     <w:tblPr>
@@ -13878,6 +14451,7 @@
     </w:tcPr>
     <w:tblStylePr w:type="firstRow">
       <w:rPr>
+        <w:rFonts w:eastAsia="黑体"/>
         <w:b/>
         <w:bCs/>
         <w:color w:themeColor="background1" w:val="FFFFFF"/>
@@ -13892,6 +14466,7 @@
     </w:tblStylePr>
     <w:tblStylePr w:type="lastRow">
       <w:rPr>
+        <w:rFonts w:eastAsia="黑体"/>
         <w:b/>
         <w:bCs/>
         <w:color w:themeColor="accent3" w:themeShade="CC" w:val="7E9C40"/>
@@ -13906,12 +14481,14 @@
     </w:tblStylePr>
     <w:tblStylePr w:type="firstCol">
       <w:rPr>
+        <w:rFonts w:eastAsia="黑体"/>
         <w:b/>
         <w:bCs/>
       </w:rPr>
     </w:tblStylePr>
     <w:tblStylePr w:type="lastCol">
       <w:rPr>
+        <w:rFonts w:eastAsia="黑体"/>
         <w:b/>
         <w:bCs/>
       </w:rPr>
@@ -13946,6 +14523,7 @@
       <w:spacing w:after="0" w:line="240" w:lineRule="auto"/>
     </w:pPr>
     <w:rPr>
+      <w:rFonts w:eastAsia="黑体"/>
       <w:color w:themeColor="text1" w:val="000000"/>
     </w:rPr>
     <w:tblPr>
@@ -13964,6 +14542,7 @@
     </w:tcPr>
     <w:tblStylePr w:type="firstRow">
       <w:rPr>
+        <w:rFonts w:eastAsia="黑体"/>
         <w:b/>
         <w:bCs/>
         <w:color w:themeColor="background1" w:val="FFFFFF"/>
@@ -13978,6 +14557,7 @@
     </w:tblStylePr>
     <w:tblStylePr w:type="lastRow">
       <w:rPr>
+        <w:rFonts w:eastAsia="黑体"/>
         <w:b/>
         <w:bCs/>
         <w:color w:themeColor="accent6" w:themeShade="CC" w:val="F2730A"/>
@@ -13992,12 +14572,14 @@
     </w:tblStylePr>
     <w:tblStylePr w:type="firstCol">
       <w:rPr>
+        <w:rFonts w:eastAsia="黑体"/>
         <w:b/>
         <w:bCs/>
       </w:rPr>
     </w:tblStylePr>
     <w:tblStylePr w:type="lastCol">
       <w:rPr>
+        <w:rFonts w:eastAsia="黑体"/>
         <w:b/>
         <w:bCs/>
       </w:rPr>
@@ -14032,6 +14614,7 @@
       <w:spacing w:after="0" w:line="240" w:lineRule="auto"/>
     </w:pPr>
     <w:rPr>
+      <w:rFonts w:eastAsia="黑体"/>
       <w:color w:themeColor="text1" w:val="000000"/>
     </w:rPr>
     <w:tblPr>
@@ -14050,6 +14633,7 @@
     </w:tcPr>
     <w:tblStylePr w:type="firstRow">
       <w:rPr>
+        <w:rFonts w:eastAsia="黑体"/>
         <w:b/>
         <w:bCs/>
         <w:color w:themeColor="background1" w:val="FFFFFF"/>
@@ -14064,6 +14648,7 @@
     </w:tblStylePr>
     <w:tblStylePr w:type="lastRow">
       <w:rPr>
+        <w:rFonts w:eastAsia="黑体"/>
         <w:b/>
         <w:bCs/>
         <w:color w:themeColor="accent5" w:themeShade="CC" w:val="348DA5"/>
@@ -14078,12 +14663,14 @@
     </w:tblStylePr>
     <w:tblStylePr w:type="firstCol">
       <w:rPr>
+        <w:rFonts w:eastAsia="黑体"/>
         <w:b/>
         <w:bCs/>
       </w:rPr>
     </w:tblStylePr>
     <w:tblStylePr w:type="lastCol">
       <w:rPr>
+        <w:rFonts w:eastAsia="黑体"/>
         <w:b/>
         <w:bCs/>
       </w:rPr>
@@ -14118,6 +14705,7 @@
       <w:spacing w:after="0" w:line="240" w:lineRule="auto"/>
     </w:pPr>
     <w:rPr>
+      <w:rFonts w:eastAsia="黑体"/>
       <w:color w:themeColor="text1" w:val="000000"/>
     </w:rPr>
     <w:tblPr>
@@ -14139,6 +14727,7 @@
     </w:tcPr>
     <w:tblStylePr w:type="firstRow">
       <w:rPr>
+        <w:rFonts w:eastAsia="黑体"/>
         <w:b/>
         <w:bCs/>
       </w:rPr>
@@ -14149,6 +14738,7 @@
     </w:tblStylePr>
     <w:tblStylePr w:type="lastRow">
       <w:rPr>
+        <w:rFonts w:eastAsia="黑体"/>
         <w:b/>
         <w:bCs/>
         <w:color w:themeColor="text1" w:val="000000"/>
@@ -14160,6 +14750,7 @@
     </w:tblStylePr>
     <w:tblStylePr w:type="firstCol">
       <w:rPr>
+        <w:rFonts w:eastAsia="黑体"/>
         <w:color w:themeColor="background1" w:val="FFFFFF"/>
       </w:rPr>
       <w:tblPr/>
@@ -14169,6 +14760,7 @@
     </w:tblStylePr>
     <w:tblStylePr w:type="lastCol">
       <w:rPr>
+        <w:rFonts w:eastAsia="黑体"/>
         <w:color w:themeColor="background1" w:val="FFFFFF"/>
       </w:rPr>
       <w:tblPr/>
@@ -14198,6 +14790,7 @@
       <w:spacing w:after="0" w:line="240" w:lineRule="auto"/>
     </w:pPr>
     <w:rPr>
+      <w:rFonts w:eastAsia="黑体"/>
       <w:color w:themeColor="text1" w:val="000000"/>
     </w:rPr>
     <w:tblPr>
@@ -14219,6 +14812,7 @@
     </w:tcPr>
     <w:tblStylePr w:type="firstRow">
       <w:rPr>
+        <w:rFonts w:eastAsia="黑体"/>
         <w:b/>
         <w:bCs/>
       </w:rPr>
@@ -14229,6 +14823,7 @@
     </w:tblStylePr>
     <w:tblStylePr w:type="lastRow">
       <w:rPr>
+        <w:rFonts w:eastAsia="黑体"/>
         <w:b/>
         <w:bCs/>
         <w:color w:themeColor="text1" w:val="000000"/>
@@ -14240,6 +14835,7 @@
     </w:tblStylePr>
     <w:tblStylePr w:type="firstCol">
       <w:rPr>
+        <w:rFonts w:eastAsia="黑体"/>
         <w:color w:themeColor="background1" w:val="FFFFFF"/>
       </w:rPr>
       <w:tblPr/>
@@ -14249,6 +14845,7 @@
     </w:tblStylePr>
     <w:tblStylePr w:type="lastCol">
       <w:rPr>
+        <w:rFonts w:eastAsia="黑体"/>
         <w:color w:themeColor="background1" w:val="FFFFFF"/>
       </w:rPr>
       <w:tblPr/>
@@ -14278,6 +14875,7 @@
       <w:spacing w:after="0" w:line="240" w:lineRule="auto"/>
     </w:pPr>
     <w:rPr>
+      <w:rFonts w:eastAsia="黑体"/>
       <w:color w:themeColor="text1" w:val="000000"/>
     </w:rPr>
     <w:tblPr>
@@ -14299,6 +14897,7 @@
     </w:tcPr>
     <w:tblStylePr w:type="firstRow">
       <w:rPr>
+        <w:rFonts w:eastAsia="黑体"/>
         <w:b/>
         <w:bCs/>
       </w:rPr>
@@ -14309,6 +14908,7 @@
     </w:tblStylePr>
     <w:tblStylePr w:type="lastRow">
       <w:rPr>
+        <w:rFonts w:eastAsia="黑体"/>
         <w:b/>
         <w:bCs/>
         <w:color w:themeColor="text1" w:val="000000"/>
@@ -14320,6 +14920,7 @@
     </w:tblStylePr>
     <w:tblStylePr w:type="firstCol">
       <w:rPr>
+        <w:rFonts w:eastAsia="黑体"/>
         <w:color w:themeColor="background1" w:val="FFFFFF"/>
       </w:rPr>
       <w:tblPr/>
@@ -14329,6 +14930,7 @@
     </w:tblStylePr>
     <w:tblStylePr w:type="lastCol">
       <w:rPr>
+        <w:rFonts w:eastAsia="黑体"/>
         <w:color w:themeColor="background1" w:val="FFFFFF"/>
       </w:rPr>
       <w:tblPr/>
@@ -14358,6 +14960,7 @@
       <w:spacing w:after="0" w:line="240" w:lineRule="auto"/>
     </w:pPr>
     <w:rPr>
+      <w:rFonts w:eastAsia="黑体"/>
       <w:color w:themeColor="text1" w:val="000000"/>
     </w:rPr>
     <w:tblPr>
@@ -14379,6 +14982,7 @@
     </w:tcPr>
     <w:tblStylePr w:type="firstRow">
       <w:rPr>
+        <w:rFonts w:eastAsia="黑体"/>
         <w:b/>
         <w:bCs/>
       </w:rPr>
@@ -14389,6 +14993,7 @@
     </w:tblStylePr>
     <w:tblStylePr w:type="lastRow">
       <w:rPr>
+        <w:rFonts w:eastAsia="黑体"/>
         <w:b/>
         <w:bCs/>
         <w:color w:themeColor="text1" w:val="000000"/>
@@ -14400,6 +15005,7 @@
     </w:tblStylePr>
     <w:tblStylePr w:type="firstCol">
       <w:rPr>
+        <w:rFonts w:eastAsia="黑体"/>
         <w:color w:themeColor="background1" w:val="FFFFFF"/>
       </w:rPr>
       <w:tblPr/>
@@ -14409,6 +15015,7 @@
     </w:tblStylePr>
     <w:tblStylePr w:type="lastCol">
       <w:rPr>
+        <w:rFonts w:eastAsia="黑体"/>
         <w:color w:themeColor="background1" w:val="FFFFFF"/>
       </w:rPr>
       <w:tblPr/>
@@ -14438,6 +15045,7 @@
       <w:spacing w:after="0" w:line="240" w:lineRule="auto"/>
     </w:pPr>
     <w:rPr>
+      <w:rFonts w:eastAsia="黑体"/>
       <w:color w:themeColor="text1" w:val="000000"/>
     </w:rPr>
     <w:tblPr>
@@ -14459,6 +15067,7 @@
     </w:tcPr>
     <w:tblStylePr w:type="firstRow">
       <w:rPr>
+        <w:rFonts w:eastAsia="黑体"/>
         <w:b/>
         <w:bCs/>
       </w:rPr>
@@ -14469,6 +15078,7 @@
     </w:tblStylePr>
     <w:tblStylePr w:type="lastRow">
       <w:rPr>
+        <w:rFonts w:eastAsia="黑体"/>
         <w:b/>
         <w:bCs/>
         <w:color w:themeColor="text1" w:val="000000"/>
@@ -14480,6 +15090,7 @@
     </w:tblStylePr>
     <w:tblStylePr w:type="firstCol">
       <w:rPr>
+        <w:rFonts w:eastAsia="黑体"/>
         <w:color w:themeColor="background1" w:val="FFFFFF"/>
       </w:rPr>
       <w:tblPr/>
@@ -14489,6 +15100,7 @@
     </w:tblStylePr>
     <w:tblStylePr w:type="lastCol">
       <w:rPr>
+        <w:rFonts w:eastAsia="黑体"/>
         <w:color w:themeColor="background1" w:val="FFFFFF"/>
       </w:rPr>
       <w:tblPr/>
@@ -14518,6 +15130,7 @@
       <w:spacing w:after="0" w:line="240" w:lineRule="auto"/>
     </w:pPr>
     <w:rPr>
+      <w:rFonts w:eastAsia="黑体"/>
       <w:color w:themeColor="text1" w:val="000000"/>
     </w:rPr>
     <w:tblPr>
@@ -14539,6 +15152,7 @@
     </w:tcPr>
     <w:tblStylePr w:type="firstRow">
       <w:rPr>
+        <w:rFonts w:eastAsia="黑体"/>
         <w:b/>
         <w:bCs/>
       </w:rPr>
@@ -14549,6 +15163,7 @@
     </w:tblStylePr>
     <w:tblStylePr w:type="lastRow">
       <w:rPr>
+        <w:rFonts w:eastAsia="黑体"/>
         <w:b/>
         <w:bCs/>
         <w:color w:themeColor="text1" w:val="000000"/>
@@ -14560,6 +15175,7 @@
     </w:tblStylePr>
     <w:tblStylePr w:type="firstCol">
       <w:rPr>
+        <w:rFonts w:eastAsia="黑体"/>
         <w:color w:themeColor="background1" w:val="FFFFFF"/>
       </w:rPr>
       <w:tblPr/>
@@ -14569,6 +15185,7 @@
     </w:tblStylePr>
     <w:tblStylePr w:type="lastCol">
       <w:rPr>
+        <w:rFonts w:eastAsia="黑体"/>
         <w:color w:themeColor="background1" w:val="FFFFFF"/>
       </w:rPr>
       <w:tblPr/>
@@ -14598,6 +15215,7 @@
       <w:spacing w:after="0" w:line="240" w:lineRule="auto"/>
     </w:pPr>
     <w:rPr>
+      <w:rFonts w:eastAsia="黑体"/>
       <w:color w:themeColor="text1" w:val="000000"/>
     </w:rPr>
     <w:tblPr>
@@ -14619,6 +15237,7 @@
     </w:tcPr>
     <w:tblStylePr w:type="firstRow">
       <w:rPr>
+        <w:rFonts w:eastAsia="黑体"/>
         <w:b/>
         <w:bCs/>
       </w:rPr>
@@ -14629,6 +15248,7 @@
     </w:tblStylePr>
     <w:tblStylePr w:type="lastRow">
       <w:rPr>
+        <w:rFonts w:eastAsia="黑体"/>
         <w:b/>
         <w:bCs/>
         <w:color w:themeColor="text1" w:val="000000"/>
@@ -14640,6 +15260,7 @@
     </w:tblStylePr>
     <w:tblStylePr w:type="firstCol">
       <w:rPr>
+        <w:rFonts w:eastAsia="黑体"/>
         <w:color w:themeColor="background1" w:val="FFFFFF"/>
       </w:rPr>
       <w:tblPr/>
@@ -14649,6 +15270,7 @@
     </w:tblStylePr>
     <w:tblStylePr w:type="lastCol">
       <w:rPr>
+        <w:rFonts w:eastAsia="黑体"/>
         <w:color w:themeColor="background1" w:val="FFFFFF"/>
       </w:rPr>
       <w:tblPr/>
@@ -14681,6 +15303,7 @@
     <w:name w:val="KeywordTok"/>
     <w:basedOn w:val="VerbatimChar"/>
     <w:rPr>
+      <w:rFonts w:eastAsia="黑体"/>
       <w:b/>
       <w:color w:val="007020"/>
     </w:rPr>
@@ -14689,6 +15312,7 @@
     <w:name w:val="DataTypeTok"/>
     <w:basedOn w:val="VerbatimChar"/>
     <w:rPr>
+      <w:rFonts w:eastAsia="黑体"/>
       <w:color w:val="902000"/>
     </w:rPr>
   </w:style>
@@ -14696,6 +15320,7 @@
     <w:name w:val="DecValTok"/>
     <w:basedOn w:val="VerbatimChar"/>
     <w:rPr>
+      <w:rFonts w:eastAsia="黑体"/>
       <w:color w:val="40a070"/>
     </w:rPr>
   </w:style>
@@ -14703,6 +15328,7 @@
     <w:name w:val="BaseNTok"/>
     <w:basedOn w:val="VerbatimChar"/>
     <w:rPr>
+      <w:rFonts w:eastAsia="黑体"/>
       <w:color w:val="40a070"/>
     </w:rPr>
   </w:style>
@@ -14710,6 +15336,7 @@
     <w:name w:val="FloatTok"/>
     <w:basedOn w:val="VerbatimChar"/>
     <w:rPr>
+      <w:rFonts w:eastAsia="黑体"/>
       <w:color w:val="40a070"/>
     </w:rPr>
   </w:style>
@@ -14717,6 +15344,7 @@
     <w:name w:val="ConstantTok"/>
     <w:basedOn w:val="VerbatimChar"/>
     <w:rPr>
+      <w:rFonts w:eastAsia="黑体"/>
       <w:color w:val="880000"/>
     </w:rPr>
   </w:style>
@@ -14724,6 +15352,7 @@
     <w:name w:val="CharTok"/>
     <w:basedOn w:val="VerbatimChar"/>
     <w:rPr>
+      <w:rFonts w:eastAsia="黑体"/>
       <w:color w:val="4070a0"/>
     </w:rPr>
   </w:style>
@@ -14731,6 +15360,7 @@
     <w:name w:val="SpecialCharTok"/>
     <w:basedOn w:val="VerbatimChar"/>
     <w:rPr>
+      <w:rFonts w:eastAsia="黑体"/>
       <w:color w:val="4070a0"/>
     </w:rPr>
   </w:style>
@@ -14738,6 +15368,7 @@
     <w:name w:val="StringTok"/>
     <w:basedOn w:val="VerbatimChar"/>
     <w:rPr>
+      <w:rFonts w:eastAsia="黑体"/>
       <w:color w:val="4070a0"/>
     </w:rPr>
   </w:style>
@@ -14745,6 +15376,7 @@
     <w:name w:val="VerbatimStringTok"/>
     <w:basedOn w:val="VerbatimChar"/>
     <w:rPr>
+      <w:rFonts w:eastAsia="黑体"/>
       <w:color w:val="4070a0"/>
     </w:rPr>
   </w:style>
@@ -14752,6 +15384,7 @@
     <w:name w:val="SpecialStringTok"/>
     <w:basedOn w:val="VerbatimChar"/>
     <w:rPr>
+      <w:rFonts w:eastAsia="黑体"/>
       <w:color w:val="bb6688"/>
     </w:rPr>
   </w:style>
@@ -14759,6 +15392,7 @@
     <w:name w:val="ImportTok"/>
     <w:basedOn w:val="VerbatimChar"/>
     <w:rPr>
+      <w:rFonts w:eastAsia="黑体"/>
       <w:b/>
       <w:color w:val="008000"/>
     </w:rPr>
@@ -14767,6 +15401,7 @@
     <w:name w:val="CommentTok"/>
     <w:basedOn w:val="VerbatimChar"/>
     <w:rPr>
+      <w:rFonts w:eastAsia="黑体"/>
       <w:i/>
       <w:color w:val="60a0b0"/>
     </w:rPr>
@@ -14775,6 +15410,7 @@
     <w:name w:val="DocumentationTok"/>
     <w:basedOn w:val="VerbatimChar"/>
     <w:rPr>
+      <w:rFonts w:eastAsia="黑体"/>
       <w:i/>
       <w:color w:val="ba2121"/>
     </w:rPr>
@@ -14783,6 +15419,7 @@
     <w:name w:val="AnnotationTok"/>
     <w:basedOn w:val="VerbatimChar"/>
     <w:rPr>
+      <w:rFonts w:eastAsia="黑体"/>
       <w:b/>
       <w:i/>
       <w:color w:val="60a0b0"/>
@@ -14792,6 +15429,7 @@
     <w:name w:val="CommentVarTok"/>
     <w:basedOn w:val="VerbatimChar"/>
     <w:rPr>
+      <w:rFonts w:eastAsia="黑体"/>
       <w:b/>
       <w:i/>
       <w:color w:val="60a0b0"/>
@@ -14801,6 +15439,7 @@
     <w:name w:val="OtherTok"/>
     <w:basedOn w:val="VerbatimChar"/>
     <w:rPr>
+      <w:rFonts w:eastAsia="黑体"/>
       <w:color w:val="007020"/>
     </w:rPr>
   </w:style>
@@ -14808,6 +15447,7 @@
     <w:name w:val="FunctionTok"/>
     <w:basedOn w:val="VerbatimChar"/>
     <w:rPr>
+      <w:rFonts w:eastAsia="黑体"/>
       <w:color w:val="06287e"/>
     </w:rPr>
   </w:style>
@@ -14815,6 +15455,7 @@
     <w:name w:val="VariableTok"/>
     <w:basedOn w:val="VerbatimChar"/>
     <w:rPr>
+      <w:rFonts w:eastAsia="黑体"/>
       <w:color w:val="19177c"/>
     </w:rPr>
   </w:style>
@@ -14822,6 +15463,7 @@
     <w:name w:val="ControlFlowTok"/>
     <w:basedOn w:val="VerbatimChar"/>
     <w:rPr>
+      <w:rFonts w:eastAsia="黑体"/>
       <w:b/>
       <w:color w:val="007020"/>
     </w:rPr>
@@ -14830,6 +15472,7 @@
     <w:name w:val="OperatorTok"/>
     <w:basedOn w:val="VerbatimChar"/>
     <w:rPr>
+      <w:rFonts w:eastAsia="黑体"/>
       <w:color w:val="666666"/>
     </w:rPr>
   </w:style>
@@ -14837,18 +15480,22 @@
     <w:name w:val="BuiltInTok"/>
     <w:basedOn w:val="VerbatimChar"/>
     <w:rPr>
+      <w:rFonts w:eastAsia="黑体"/>
       <w:color w:val="008000"/>
     </w:rPr>
   </w:style>
   <w:style w:type="character" w:customStyle="1" w:styleId="ExtensionTok">
     <w:name w:val="ExtensionTok"/>
     <w:basedOn w:val="VerbatimChar"/>
-    <w:rPr/>
+    <w:rPr>
+      <w:rFonts w:eastAsia="黑体"/>
+    </w:rPr>
   </w:style>
   <w:style w:type="character" w:customStyle="1" w:styleId="PreprocessorTok">
     <w:name w:val="PreprocessorTok"/>
     <w:basedOn w:val="VerbatimChar"/>
     <w:rPr>
+      <w:rFonts w:eastAsia="黑体"/>
       <w:color w:val="bc7a00"/>
     </w:rPr>
   </w:style>
@@ -14856,18 +15503,22 @@
     <w:name w:val="AttributeTok"/>
     <w:basedOn w:val="VerbatimChar"/>
     <w:rPr>
+      <w:rFonts w:eastAsia="黑体"/>
       <w:color w:val="7d9029"/>
     </w:rPr>
   </w:style>
   <w:style w:type="character" w:customStyle="1" w:styleId="RegionMarkerTok">
     <w:name w:val="RegionMarkerTok"/>
     <w:basedOn w:val="VerbatimChar"/>
-    <w:rPr/>
+    <w:rPr>
+      <w:rFonts w:eastAsia="黑体"/>
+    </w:rPr>
   </w:style>
   <w:style w:type="character" w:customStyle="1" w:styleId="InformationTok">
     <w:name w:val="InformationTok"/>
     <w:basedOn w:val="VerbatimChar"/>
     <w:rPr>
+      <w:rFonts w:eastAsia="黑体"/>
       <w:b/>
       <w:i/>
       <w:color w:val="60a0b0"/>
@@ -14877,6 +15528,7 @@
     <w:name w:val="WarningTok"/>
     <w:basedOn w:val="VerbatimChar"/>
     <w:rPr>
+      <w:rFonts w:eastAsia="黑体"/>
       <w:b/>
       <w:i/>
       <w:color w:val="60a0b0"/>
@@ -14886,6 +15538,7 @@
     <w:name w:val="AlertTok"/>
     <w:basedOn w:val="VerbatimChar"/>
     <w:rPr>
+      <w:rFonts w:eastAsia="黑体"/>
       <w:b/>
       <w:color w:val="ff0000"/>
     </w:rPr>
@@ -14894,6 +15547,7 @@
     <w:name w:val="ErrorTok"/>
     <w:basedOn w:val="VerbatimChar"/>
     <w:rPr>
+      <w:rFonts w:eastAsia="黑体"/>
       <w:b/>
       <w:color w:val="ff0000"/>
     </w:rPr>
@@ -14901,7 +15555,9 @@
   <w:style w:type="character" w:customStyle="1" w:styleId="NormalTok">
     <w:name w:val="NormalTok"/>
     <w:basedOn w:val="VerbatimChar"/>
-    <w:rPr/>
+    <w:rPr>
+      <w:rFonts w:eastAsia="黑体"/>
+    </w:rPr>
   </w:style>
 </w:styles>
 </file>
@@ -14950,12 +15606,12 @@
     <a:fontScheme name="Office">
       <a:majorFont>
         <a:latin typeface="Calibri"/>
-        <a:ea typeface=""/>
+        <a:ea typeface="黑体"/>
         <a:cs typeface=""/>
         <a:font script="Jpan" typeface="ＭＳ ゴシック"/>
         <a:font script="Hang" typeface="맑은 고딕"/>
-        <a:font script="Hans" typeface="宋体"/>
-        <a:font script="Hant" typeface="新細明體"/>
+        <a:font script="Hans" typeface="黑体"/>
+        <a:font script="Hant" typeface="黑体"/>
         <a:font script="Arab" typeface="Times New Roman"/>
         <a:font script="Hebr" typeface="Times New Roman"/>
         <a:font script="Thai" typeface="Angsana New"/>
@@ -14985,12 +15641,12 @@
       </a:majorFont>
       <a:minorFont>
         <a:latin typeface="Cambria"/>
-        <a:ea typeface=""/>
+        <a:ea typeface="黑体"/>
         <a:cs typeface=""/>
         <a:font script="Jpan" typeface="ＭＳ 明朝"/>
         <a:font script="Hang" typeface="맑은 고딕"/>
-        <a:font script="Hans" typeface="宋体"/>
-        <a:font script="Hant" typeface="新細明體"/>
+        <a:font script="Hans" typeface="黑体"/>
+        <a:font script="Hant" typeface="黑体"/>
         <a:font script="Arab" typeface="Arial"/>
         <a:font script="Hebr" typeface="Arial"/>
         <a:font script="Thai" typeface="Cordia New"/>

--- a/05-数字电路/02-时序逻辑电路/移位寄存器电路/移位寄存器电路.docx
+++ b/05-数字电路/02-时序逻辑电路/移位寄存器电路/移位寄存器电路.docx
@@ -2535,7 +2535,7 @@
           <w:color w:val="555555"/>
           <w:sz w:val="21"/>
         </w:rPr>
-        <w:t>材料收集者：杜文杰，WX手机：19519196569，QQ:3478827729</w:t>
+        <w:t>材料收集者：杜文杰，微信/手机：19519196569，QQ:3478827729</w:t>
       </w:r>
     </w:p>
     <w:sectPr>
